--- a/SRS/安全测评要求实现追踪表.docx
+++ b/SRS/安全测评要求实现追踪表.docx
@@ -175,21 +175,21 @@
         <w:tc>
           <w:p>
             <w:r>
-              <w:t xml:space="preserve">待实现（规划：系统管理-用户管理 + 登录认证模块）</w:t>
-            </w:r>
-          </w:p>
-        </w:tc>
-        <w:tc>
-          <w:p>
-            <w:r>
-              <w:t xml:space="preserve">待实现后填写</w:t>
-            </w:r>
-          </w:p>
-        </w:tc>
-        <w:tc>
-          <w:p>
-            <w:r>
-              <w:t xml:space="preserve">进行中</w:t>
+              <w:t xml:space="preserve">①②已满足——首页-用户管理页（/dashboard/usermanage）；后端 /api/system/user/*；数据表 user_user（id 主键全局唯一、username 唯一索引）。③三权分立/④特权双因子/⑤传输加密/⑥失败锁定：方案讨论中；⑧单点登录：建议不做</w:t>
+            </w:r>
+          </w:p>
+        </w:tc>
+        <w:tc>
+          <w:p>
+            <w:r>
+              <w:t xml:space="preserve">①：用户管理新建用户名已存在的用户→被拦截并提示（后端 UsernameException）；②：编辑用户姓名、启用/禁用账号后用户 id 保持不变（user_user 表 id 可查证）</w:t>
+            </w:r>
+          </w:p>
+        </w:tc>
+        <w:tc>
+          <w:p>
+            <w:r>
+              <w:t xml:space="preserve">进行中（①②已具备）</w:t>
             </w:r>
           </w:p>
         </w:tc>

--- a/SRS/安全测评要求实现追踪表.docx
+++ b/SRS/安全测评要求实现追踪表.docx
@@ -56,8 +56,12 @@
           <w:tcPr>
             <w:tcW w:w="300" w:type="pct"/>
             <w:shd w:val="clear" w:fill="1F4E79"/>
-          </w:tcPr>
-          <w:p>
+            <w:vAlign w:val="center"/>
+          </w:tcPr>
+          <w:p>
+            <w:pPr>
+              <w:jc w:val="center"/>
+            </w:pPr>
             <w:r>
               <w:rPr>
                 <w:b/>
@@ -72,8 +76,12 @@
           <w:tcPr>
             <w:tcW w:w="400" w:type="pct"/>
             <w:shd w:val="clear" w:fill="1F4E79"/>
-          </w:tcPr>
-          <w:p>
+            <w:vAlign w:val="center"/>
+          </w:tcPr>
+          <w:p>
+            <w:pPr>
+              <w:jc w:val="center"/>
+            </w:pPr>
             <w:r>
               <w:rPr>
                 <w:b/>
@@ -88,8 +96,12 @@
           <w:tcPr>
             <w:tcW w:w="2200" w:type="pct"/>
             <w:shd w:val="clear" w:fill="1F4E79"/>
-          </w:tcPr>
-          <w:p>
+            <w:vAlign w:val="center"/>
+          </w:tcPr>
+          <w:p>
+            <w:pPr>
+              <w:jc w:val="center"/>
+            </w:pPr>
             <w:r>
               <w:rPr>
                 <w:b/>
@@ -104,8 +116,12 @@
           <w:tcPr>
             <w:tcW w:w="850" w:type="pct"/>
             <w:shd w:val="clear" w:fill="1F4E79"/>
-          </w:tcPr>
-          <w:p>
+            <w:vAlign w:val="center"/>
+          </w:tcPr>
+          <w:p>
+            <w:pPr>
+              <w:jc w:val="center"/>
+            </w:pPr>
             <w:r>
               <w:rPr>
                 <w:b/>
@@ -120,8 +136,12 @@
           <w:tcPr>
             <w:tcW w:w="700" w:type="pct"/>
             <w:shd w:val="clear" w:fill="1F4E79"/>
-          </w:tcPr>
-          <w:p>
+            <w:vAlign w:val="center"/>
+          </w:tcPr>
+          <w:p>
+            <w:pPr>
+              <w:jc w:val="center"/>
+            </w:pPr>
             <w:r>
               <w:rPr>
                 <w:b/>
@@ -136,8 +156,12 @@
           <w:tcPr>
             <w:tcW w:w="550" w:type="pct"/>
             <w:shd w:val="clear" w:fill="1F4E79"/>
-          </w:tcPr>
-          <w:p>
+            <w:vAlign w:val="center"/>
+          </w:tcPr>
+          <w:p>
+            <w:pPr>
+              <w:jc w:val="center"/>
+            </w:pPr>
             <w:r>
               <w:rPr>
                 <w:b/>
@@ -152,6 +176,9 @@
       <w:tr>
         <w:trPr/>
         <w:tc>
+          <w:tcPr>
+            <w:vAlign w:val="center"/>
+          </w:tcPr>
           <w:p>
             <w:r>
               <w:t xml:space="preserve">1</w:t>
@@ -159,6 +186,9 @@
           </w:p>
         </w:tc>
         <w:tc>
+          <w:tcPr>
+            <w:vAlign w:val="center"/>
+          </w:tcPr>
           <w:p>
             <w:r>
               <w:t xml:space="preserve">7.1.1</w:t>
@@ -166,6 +196,9 @@
           </w:p>
         </w:tc>
         <w:tc>
+          <w:tcPr>
+            <w:vAlign w:val="center"/>
+          </w:tcPr>
           <w:p>
             <w:r>
               <w:t xml:space="preserve">用户身份鉴别：用户全局唯一UID与全生命周期一致；分级鉴别（特权用户双因子及以上）；鉴别信息掩码隐藏、存储传输加密；鉴别失败自动锁定/告警/终止会话；用户-主体绑定与行为溯源</w:t>
@@ -173,6 +206,9 @@
           </w:p>
         </w:tc>
         <w:tc>
+          <w:tcPr>
+            <w:vAlign w:val="center"/>
+          </w:tcPr>
           <w:p>
             <w:r>
               <w:t xml:space="preserve">①②已满足——首页-用户管理页（/dashboard/usermanage）；后端 /api/system/user/*；数据表 user_user（id 主键全局唯一、username 唯一索引）。③三权分立/④特权双因子/⑤传输加密/⑥失败锁定：方案讨论中；⑧单点登录：建议不做</w:t>
@@ -180,6 +216,9 @@
           </w:p>
         </w:tc>
         <w:tc>
+          <w:tcPr>
+            <w:vAlign w:val="center"/>
+          </w:tcPr>
           <w:p>
             <w:r>
               <w:t xml:space="preserve">①：用户管理新建用户名已存在的用户→被拦截并提示（后端 UsernameException）；②：编辑用户姓名、启用/禁用账号后用户 id 保持不变（user_user 表 id 可查证）</w:t>
@@ -187,6 +226,9 @@
           </w:p>
         </w:tc>
         <w:tc>
+          <w:tcPr>
+            <w:vAlign w:val="center"/>
+          </w:tcPr>
           <w:p>
             <w:r>
               <w:t xml:space="preserve">进行中（①②已具备）</w:t>
@@ -197,6 +239,9 @@
       <w:tr>
         <w:trPr/>
         <w:tc>
+          <w:tcPr>
+            <w:vAlign w:val="center"/>
+          </w:tcPr>
           <w:p>
             <w:r>
               <w:t xml:space="preserve">2</w:t>
@@ -204,6 +249,9 @@
           </w:p>
         </w:tc>
         <w:tc>
+          <w:tcPr>
+            <w:vAlign w:val="center"/>
+          </w:tcPr>
           <w:p>
             <w:r>
               <w:t xml:space="preserve">7.1.2</w:t>
@@ -211,6 +259,9 @@
           </w:p>
         </w:tc>
         <w:tc>
+          <w:tcPr>
+            <w:vAlign w:val="center"/>
+          </w:tcPr>
           <w:p>
             <w:r>
               <w:t xml:space="preserve">抗抵赖：数据原发/接收证据自动留存（身份、时间戳、摘要），证据防篡改、可核验，行为不可抵赖</w:t>
@@ -218,6 +269,9 @@
           </w:p>
         </w:tc>
         <w:tc>
+          <w:tcPr>
+            <w:vAlign w:val="center"/>
+          </w:tcPr>
           <w:p>
             <w:r>
               <w:t xml:space="preserve">待实现</w:t>
@@ -225,6 +279,9 @@
           </w:p>
         </w:tc>
         <w:tc>
+          <w:tcPr>
+            <w:vAlign w:val="center"/>
+          </w:tcPr>
           <w:p>
             <w:r>
               <w:t xml:space="preserve">—</w:t>
@@ -232,6 +289,9 @@
           </w:p>
         </w:tc>
         <w:tc>
+          <w:tcPr>
+            <w:vAlign w:val="center"/>
+          </w:tcPr>
           <w:p>
             <w:r>
               <w:t xml:space="preserve">待开始</w:t>
@@ -242,6 +302,9 @@
       <w:tr>
         <w:trPr/>
         <w:tc>
+          <w:tcPr>
+            <w:vAlign w:val="center"/>
+          </w:tcPr>
           <w:p>
             <w:r>
               <w:t xml:space="preserve">3</w:t>
@@ -249,6 +312,9 @@
           </w:p>
         </w:tc>
         <w:tc>
+          <w:tcPr>
+            <w:vAlign w:val="center"/>
+          </w:tcPr>
           <w:p>
             <w:r>
               <w:t xml:space="preserve">7.1.3</w:t>
@@ -256,6 +322,9 @@
           </w:p>
         </w:tc>
         <w:tc>
+          <w:tcPr>
+            <w:vAlign w:val="center"/>
+          </w:tcPr>
           <w:p>
             <w:r>
               <w:t xml:space="preserve">自主访问控制：客体创建者默认全权；授权/传播/回收可控；可限制权限扩散；文件与数据库多粒度管控；拦截越权访问</w:t>
@@ -263,6 +332,9 @@
           </w:p>
         </w:tc>
         <w:tc>
+          <w:tcPr>
+            <w:vAlign w:val="center"/>
+          </w:tcPr>
           <w:p>
             <w:r>
               <w:t xml:space="preserve">待实现</w:t>
@@ -270,6 +342,9 @@
           </w:p>
         </w:tc>
         <w:tc>
+          <w:tcPr>
+            <w:vAlign w:val="center"/>
+          </w:tcPr>
           <w:p>
             <w:r>
               <w:t xml:space="preserve">—</w:t>
@@ -277,6 +352,9 @@
           </w:p>
         </w:tc>
         <w:tc>
+          <w:tcPr>
+            <w:vAlign w:val="center"/>
+          </w:tcPr>
           <w:p>
             <w:r>
               <w:t xml:space="preserve">待开始</w:t>
@@ -287,6 +365,9 @@
       <w:tr>
         <w:trPr/>
         <w:tc>
+          <w:tcPr>
+            <w:vAlign w:val="center"/>
+          </w:tcPr>
           <w:p>
             <w:r>
               <w:t xml:space="preserve">4</w:t>
@@ -294,6 +375,9 @@
           </w:p>
         </w:tc>
         <w:tc>
+          <w:tcPr>
+            <w:vAlign w:val="center"/>
+          </w:tcPr>
           <w:p>
             <w:r>
               <w:t xml:space="preserve">7.1.4</w:t>
@@ -301,6 +385,9 @@
           </w:p>
         </w:tc>
         <w:tc>
+          <w:tcPr>
+            <w:vAlign w:val="center"/>
+          </w:tcPr>
           <w:p>
             <w:r>
               <w:t xml:space="preserve">标记：主体/客体敏感标记的配置权限管控，标记与主体关联不可篡改，依据标记执行访问控制</w:t>
@@ -308,6 +395,9 @@
           </w:p>
         </w:tc>
         <w:tc>
+          <w:tcPr>
+            <w:vAlign w:val="center"/>
+          </w:tcPr>
           <w:p>
             <w:r>
               <w:t xml:space="preserve">待实现</w:t>
@@ -315,6 +405,9 @@
           </w:p>
         </w:tc>
         <w:tc>
+          <w:tcPr>
+            <w:vAlign w:val="center"/>
+          </w:tcPr>
           <w:p>
             <w:r>
               <w:t xml:space="preserve">—</w:t>
@@ -322,6 +415,9 @@
           </w:p>
         </w:tc>
         <w:tc>
+          <w:tcPr>
+            <w:vAlign w:val="center"/>
+          </w:tcPr>
           <w:p>
             <w:r>
               <w:t xml:space="preserve">待开始</w:t>
@@ -332,6 +428,9 @@
       <w:tr>
         <w:trPr/>
         <w:tc>
+          <w:tcPr>
+            <w:vAlign w:val="center"/>
+          </w:tcPr>
           <w:p>
             <w:r>
               <w:t xml:space="preserve">5</w:t>
@@ -339,6 +438,9 @@
           </w:p>
         </w:tc>
         <w:tc>
+          <w:tcPr>
+            <w:vAlign w:val="center"/>
+          </w:tcPr>
           <w:p>
             <w:r>
               <w:t xml:space="preserve">7.1.5</w:t>
@@ -346,6 +448,9 @@
           </w:p>
         </w:tc>
         <w:tc>
+          <w:tcPr>
+            <w:vAlign w:val="center"/>
+          </w:tcPr>
           <w:p>
             <w:r>
               <w:t xml:space="preserve">强制访问控制：多级安全策略，三权分立与最小授权，MAC 范围覆盖主体与客体</w:t>
@@ -353,6 +458,9 @@
           </w:p>
         </w:tc>
         <w:tc>
+          <w:tcPr>
+            <w:vAlign w:val="center"/>
+          </w:tcPr>
           <w:p>
             <w:r>
               <w:t xml:space="preserve">待实现</w:t>
@@ -360,6 +468,9 @@
           </w:p>
         </w:tc>
         <w:tc>
+          <w:tcPr>
+            <w:vAlign w:val="center"/>
+          </w:tcPr>
           <w:p>
             <w:r>
               <w:t xml:space="preserve">—</w:t>
@@ -367,6 +478,9 @@
           </w:p>
         </w:tc>
         <w:tc>
+          <w:tcPr>
+            <w:vAlign w:val="center"/>
+          </w:tcPr>
           <w:p>
             <w:r>
               <w:t xml:space="preserve">待开始</w:t>
@@ -377,6 +491,9 @@
       <w:tr>
         <w:trPr/>
         <w:tc>
+          <w:tcPr>
+            <w:vAlign w:val="center"/>
+          </w:tcPr>
           <w:p>
             <w:r>
               <w:t xml:space="preserve">6</w:t>
@@ -384,6 +501,9 @@
           </w:p>
         </w:tc>
         <w:tc>
+          <w:tcPr>
+            <w:vAlign w:val="center"/>
+          </w:tcPr>
           <w:p>
             <w:r>
               <w:t xml:space="preserve">7.1.6</w:t>
@@ -391,6 +511,9 @@
           </w:p>
         </w:tc>
         <w:tc>
+          <w:tcPr>
+            <w:vAlign w:val="center"/>
+          </w:tcPr>
           <w:p>
             <w:r>
               <w:t xml:space="preserve">安全审计：审计记录全覆盖（身份/事件/时间/结果），可查询追溯，超阈值告警，日志防篡改防删除</w:t>
@@ -398,6 +521,9 @@
           </w:p>
         </w:tc>
         <w:tc>
+          <w:tcPr>
+            <w:vAlign w:val="center"/>
+          </w:tcPr>
           <w:p>
             <w:r>
               <w:t xml:space="preserve">待实现</w:t>
@@ -405,6 +531,9 @@
           </w:p>
         </w:tc>
         <w:tc>
+          <w:tcPr>
+            <w:vAlign w:val="center"/>
+          </w:tcPr>
           <w:p>
             <w:r>
               <w:t xml:space="preserve">—</w:t>
@@ -412,6 +541,9 @@
           </w:p>
         </w:tc>
         <w:tc>
+          <w:tcPr>
+            <w:vAlign w:val="center"/>
+          </w:tcPr>
           <w:p>
             <w:r>
               <w:t xml:space="preserve">待开始</w:t>
@@ -422,6 +554,9 @@
       <w:tr>
         <w:trPr/>
         <w:tc>
+          <w:tcPr>
+            <w:vAlign w:val="center"/>
+          </w:tcPr>
           <w:p>
             <w:r>
               <w:t xml:space="preserve">7</w:t>
@@ -429,6 +564,9 @@
           </w:p>
         </w:tc>
         <w:tc>
+          <w:tcPr>
+            <w:vAlign w:val="center"/>
+          </w:tcPr>
           <w:p>
             <w:r>
               <w:t xml:space="preserve">7.1.7</w:t>
@@ -436,6 +574,9 @@
           </w:p>
         </w:tc>
         <w:tc>
+          <w:tcPr>
+            <w:vAlign w:val="center"/>
+          </w:tcPr>
           <w:p>
             <w:r>
               <w:t xml:space="preserve">用户数据完整性保护：公开/一般/敏感数据在存储、传输、处理全流程完整性校验，发现篡改可恢复</w:t>
@@ -443,6 +584,9 @@
           </w:p>
         </w:tc>
         <w:tc>
+          <w:tcPr>
+            <w:vAlign w:val="center"/>
+          </w:tcPr>
           <w:p>
             <w:r>
               <w:t xml:space="preserve">待实现</w:t>
@@ -450,6 +594,9 @@
           </w:p>
         </w:tc>
         <w:tc>
+          <w:tcPr>
+            <w:vAlign w:val="center"/>
+          </w:tcPr>
           <w:p>
             <w:r>
               <w:t xml:space="preserve">—</w:t>
@@ -457,6 +604,9 @@
           </w:p>
         </w:tc>
         <w:tc>
+          <w:tcPr>
+            <w:vAlign w:val="center"/>
+          </w:tcPr>
           <w:p>
             <w:r>
               <w:t xml:space="preserve">待开始</w:t>
@@ -467,6 +617,9 @@
       <w:tr>
         <w:trPr/>
         <w:tc>
+          <w:tcPr>
+            <w:vAlign w:val="center"/>
+          </w:tcPr>
           <w:p>
             <w:r>
               <w:t xml:space="preserve">8</w:t>
@@ -474,6 +627,9 @@
           </w:p>
         </w:tc>
         <w:tc>
+          <w:tcPr>
+            <w:vAlign w:val="center"/>
+          </w:tcPr>
           <w:p>
             <w:r>
               <w:t xml:space="preserve">7.1.8</w:t>
@@ -481,6 +637,9 @@
           </w:p>
         </w:tc>
         <w:tc>
+          <w:tcPr>
+            <w:vAlign w:val="center"/>
+          </w:tcPr>
           <w:p>
             <w:r>
               <w:t xml:space="preserve">用户数据保密性保护：数据存储、传输、处理、资源释放全流程保密性（加密算法、密钥管理、剩余信息保护）</w:t>
@@ -488,6 +647,9 @@
           </w:p>
         </w:tc>
         <w:tc>
+          <w:tcPr>
+            <w:vAlign w:val="center"/>
+          </w:tcPr>
           <w:p>
             <w:r>
               <w:t xml:space="preserve">待实现</w:t>
@@ -495,6 +657,9 @@
           </w:p>
         </w:tc>
         <w:tc>
+          <w:tcPr>
+            <w:vAlign w:val="center"/>
+          </w:tcPr>
           <w:p>
             <w:r>
               <w:t xml:space="preserve">—</w:t>
@@ -502,6 +667,9 @@
           </w:p>
         </w:tc>
         <w:tc>
+          <w:tcPr>
+            <w:vAlign w:val="center"/>
+          </w:tcPr>
           <w:p>
             <w:r>
               <w:t xml:space="preserve">待开始</w:t>
@@ -512,6 +680,9 @@
       <w:tr>
         <w:trPr/>
         <w:tc>
+          <w:tcPr>
+            <w:vAlign w:val="center"/>
+          </w:tcPr>
           <w:p>
             <w:r>
               <w:t xml:space="preserve">9</w:t>
@@ -519,6 +690,9 @@
           </w:p>
         </w:tc>
         <w:tc>
+          <w:tcPr>
+            <w:vAlign w:val="center"/>
+          </w:tcPr>
           <w:p>
             <w:r>
               <w:t xml:space="preserve">7.1.9</w:t>
@@ -526,6 +700,9 @@
           </w:p>
         </w:tc>
         <w:tc>
+          <w:tcPr>
+            <w:vAlign w:val="center"/>
+          </w:tcPr>
           <w:p>
             <w:r>
               <w:t xml:space="preserve">备份与故障恢复：用户自主备份、系统定时增量备份、故障后数据恢复全流程</w:t>
@@ -533,6 +710,9 @@
           </w:p>
         </w:tc>
         <w:tc>
+          <w:tcPr>
+            <w:vAlign w:val="center"/>
+          </w:tcPr>
           <w:p>
             <w:r>
               <w:t xml:space="preserve">待实现</w:t>
@@ -540,6 +720,9 @@
           </w:p>
         </w:tc>
         <w:tc>
+          <w:tcPr>
+            <w:vAlign w:val="center"/>
+          </w:tcPr>
           <w:p>
             <w:r>
               <w:t xml:space="preserve">—</w:t>
@@ -547,6 +730,9 @@
           </w:p>
         </w:tc>
         <w:tc>
+          <w:tcPr>
+            <w:vAlign w:val="center"/>
+          </w:tcPr>
           <w:p>
             <w:r>
               <w:t xml:space="preserve">待开始</w:t>
@@ -557,6 +743,9 @@
       <w:tr>
         <w:trPr/>
         <w:tc>
+          <w:tcPr>
+            <w:vAlign w:val="center"/>
+          </w:tcPr>
           <w:p>
             <w:r>
               <w:t xml:space="preserve">10</w:t>
@@ -564,6 +753,9 @@
           </w:p>
         </w:tc>
         <w:tc>
+          <w:tcPr>
+            <w:vAlign w:val="center"/>
+          </w:tcPr>
           <w:p>
             <w:r>
               <w:t xml:space="preserve">7.1.10</w:t>
@@ -571,6 +763,9 @@
           </w:p>
         </w:tc>
         <w:tc>
+          <w:tcPr>
+            <w:vAlign w:val="center"/>
+          </w:tcPr>
           <w:p>
             <w:r>
               <w:t xml:space="preserve">系统安全性检测分析：操作系统、数据库、应用层安全性检测评估（权限配置、漏洞扫描、安全基线核查）</w:t>
@@ -578,6 +773,9 @@
           </w:p>
         </w:tc>
         <w:tc>
+          <w:tcPr>
+            <w:vAlign w:val="center"/>
+          </w:tcPr>
           <w:p>
             <w:r>
               <w:t xml:space="preserve">待实现</w:t>
@@ -585,6 +783,9 @@
           </w:p>
         </w:tc>
         <w:tc>
+          <w:tcPr>
+            <w:vAlign w:val="center"/>
+          </w:tcPr>
           <w:p>
             <w:r>
               <w:t xml:space="preserve">—</w:t>
@@ -592,6 +793,9 @@
           </w:p>
         </w:tc>
         <w:tc>
+          <w:tcPr>
+            <w:vAlign w:val="center"/>
+          </w:tcPr>
           <w:p>
             <w:r>
               <w:t xml:space="preserve">待开始</w:t>
@@ -602,7 +806,7 @@
     </w:tbl>
     <w:sectPr>
       <w:footerReference w:type="default" r:id="Rfeceae3d59c74c9c"/>
-      <w:pgSz w:w="11906" w:h="16838"/>
+      <w:pgSz w:w="16838" w:h="11906" w:orient="landscape"/>
       <w:pgMar w:top="1440" w:right="1800" w:bottom="1440" w:left="1800"/>
       <w:docGrid w:type="default"/>
     </w:sectPr>

--- a/SRS/安全测评要求实现追踪表.docx
+++ b/SRS/安全测评要求实现追踪表.docx
@@ -211,27 +211,27 @@
           </w:tcPr>
           <w:p>
             <w:r>
-              <w:t xml:space="preserve">①②已满足——首页-用户管理页（/dashboard/usermanage）；后端 /api/system/user/*；数据表 user_user（id 主键全局唯一、username 唯一索引）。③三权分立/④特权双因子/⑤传输加密/⑥失败锁定：方案讨论中；⑧单点登录：建议不做</w:t>
-            </w:r>
-          </w:p>
-        </w:tc>
-        <w:tc>
-          <w:tcPr>
-            <w:vAlign w:val="center"/>
-          </w:tcPr>
-          <w:p>
-            <w:r>
-              <w:t xml:space="preserve">①：用户管理新建用户名已存在的用户→被拦截并提示（后端 UsernameException）；②：编辑用户姓名、启用/禁用账号后用户 id 保持不变（user_user 表 id 可查证）</w:t>
-            </w:r>
-          </w:p>
-        </w:tc>
-        <w:tc>
-          <w:tcPr>
-            <w:vAlign w:val="center"/>
-          </w:tcPr>
-          <w:p>
-            <w:r>
-              <w:t xml:space="preserve">进行中（①②已具备）</w:t>
+              <w:t xml:space="preserve">①②已满足（证据型，见简单操作）；③三权分立已实现——四角色 user/admin/secadmin/auditadmin，页面与接口按角色互相隔离：用户管理→admin、日志监控→auditadmin、安全策略→secadmin；④特权双因子/⑤传输加密/⑥失败锁定：讨论中；⑧单点登录：建议不做</w:t>
+            </w:r>
+          </w:p>
+        </w:tc>
+        <w:tc>
+          <w:tcPr>
+            <w:vAlign w:val="center"/>
+          </w:tcPr>
+          <w:p>
+            <w:r>
+              <w:t xml:space="preserve">①：新建已存在用户名→被拦截提示；②：改名/启停后 id 不变。③：管理员在用户管理选角色建号→三特权账号分别登录验证菜单差异；审计员用日志监控三页查询/清理日志；安全员在安全策略页配置锁定阈值并保存生效；未授权角色调对应接口返回403（已实测）</w:t>
+            </w:r>
+          </w:p>
+        </w:tc>
+        <w:tc>
+          <w:tcPr>
+            <w:vAlign w:val="center"/>
+          </w:tcPr>
+          <w:p>
+            <w:r>
+              <w:t xml:space="preserve">进行中（①②③已具备）</w:t>
             </w:r>
           </w:p>
         </w:tc>

--- a/SRS/安全测评要求实现追踪表.docx
+++ b/SRS/安全测评要求实现追踪表.docx
@@ -373,41 +373,41 @@
               </w:rPr>
             </w:pPr>
             <w:r>
-              <w:t xml:space="preserve">①②③④已具备；⑤传输加密/⑥失败锁定：讨论中；⑧单点登录：建议不做。④双因子实现：特权角色（admin/secadmin/auditadmin）登录强制 口令+图形验证码 双机制；验证码由后端生成（SVG、Redis 缓存 5 分钟、一次性防重放），服务端校验；普通用户保持单因子口令（分级鉴别）</w:t>
-            </w:r>
-          </w:p>
-        </w:tc>
-        <w:tc>
-          <w:tcPr>
-            <w:tcW w:w="0" w:type="auto"/>
-            <w:vAlign w:val="center"/>
-          </w:tcPr>
-          <w:p>
-            <w:pPr>
-              <w:rPr>
-                <w:sz w:val="21"/>
-                <w:szCs w:val="21"/>
-              </w:rPr>
-            </w:pPr>
-            <w:r>
-              <w:t xml:space="preserve">④：特权账号登录无验证码/错验证码→被拒（40001 提示）；正确验证码→登录成功；重放同一验证码→被拒；普通用户不受强制。前端登录页显示后端验证码图片（点击刷新），失败后自动刷新。浏览器实测特权登录成功</w:t>
-            </w:r>
-          </w:p>
-        </w:tc>
-        <w:tc>
-          <w:tcPr>
-            <w:tcW w:w="0" w:type="auto"/>
-            <w:vAlign w:val="center"/>
-          </w:tcPr>
-          <w:p>
-            <w:pPr>
-              <w:rPr>
-                <w:sz w:val="21"/>
-                <w:szCs w:val="21"/>
-              </w:rPr>
-            </w:pPr>
-            <w:r>
-              <w:t xml:space="preserve">进行中（①②③④已具备）</w:t>
+              <w:t xml:space="preserve">①②③④⑤已具备；⑥失败锁定：讨论中；⑧单点登录：建议不做。⑤传输加密实现：部署包自带 nginx + 自签名证书（SAN: localhost，TLSv1.3/AES_256_GCM）在 8443 端口提供 HTTPS 反代；鉴别信息浏览器→服务器全程 TLS 加密，口令存储 PBKDF2 哈希、输入框掩码隐藏（原有能力）</w:t>
+            </w:r>
+          </w:p>
+        </w:tc>
+        <w:tc>
+          <w:tcPr>
+            <w:tcW w:w="0" w:type="auto"/>
+            <w:vAlign w:val="center"/>
+          </w:tcPr>
+          <w:p>
+            <w:pPr>
+              <w:rPr>
+                <w:sz w:val="21"/>
+                <w:szCs w:val="21"/>
+              </w:rPr>
+            </w:pPr>
+            <w:r>
+              <w:t xml:space="preserve">⑤：运行 deploy/https/nginx_https_start.bat → 浏览器访问 https://localhost:8443（自签证书点『继续前往』）；实测：TLSv1.3 握手、前端页面加载、/api 反代 200、HTTPS 上验证码+口令登录成功签发 token。抓包可见密文</w:t>
+            </w:r>
+          </w:p>
+        </w:tc>
+        <w:tc>
+          <w:tcPr>
+            <w:tcW w:w="0" w:type="auto"/>
+            <w:vAlign w:val="center"/>
+          </w:tcPr>
+          <w:p>
+            <w:pPr>
+              <w:rPr>
+                <w:sz w:val="21"/>
+                <w:szCs w:val="21"/>
+              </w:rPr>
+            </w:pPr>
+            <w:r>
+              <w:t xml:space="preserve">进行中（①②③④⑤已具备）</w:t>
             </w:r>
           </w:p>
         </w:tc>

--- a/SRS/安全测评要求实现追踪表.docx
+++ b/SRS/安全测评要求实现追踪表.docx
@@ -373,41 +373,41 @@
               </w:rPr>
             </w:pPr>
             <w:r>
-              <w:t xml:space="preserve">①②③④⑤已具备；⑥失败锁定：讨论中；⑧单点登录：建议不做。⑤传输加密实现：部署包自带 nginx + 自签名证书（SAN: localhost，TLSv1.3/AES_256_GCM）在 8443 端口提供 HTTPS 反代；鉴别信息浏览器→服务器全程 TLS 加密，口令存储 PBKDF2 哈希、输入框掩码隐藏（原有能力）</w:t>
-            </w:r>
-          </w:p>
-        </w:tc>
-        <w:tc>
-          <w:tcPr>
-            <w:tcW w:w="0" w:type="auto"/>
-            <w:vAlign w:val="center"/>
-          </w:tcPr>
-          <w:p>
-            <w:pPr>
-              <w:rPr>
-                <w:sz w:val="21"/>
-                <w:szCs w:val="21"/>
-              </w:rPr>
-            </w:pPr>
-            <w:r>
-              <w:t xml:space="preserve">⑤：运行 deploy/https/nginx_https_start.bat → 浏览器访问 https://localhost:8443（自签证书点『继续前往』）；实测：TLSv1.3 握手、前端页面加载、/api 反代 200、HTTPS 上验证码+口令登录成功签发 token。抓包可见密文</w:t>
-            </w:r>
-          </w:p>
-        </w:tc>
-        <w:tc>
-          <w:tcPr>
-            <w:tcW w:w="0" w:type="auto"/>
-            <w:vAlign w:val="center"/>
-          </w:tcPr>
-          <w:p>
-            <w:pPr>
-              <w:rPr>
-                <w:sz w:val="21"/>
-                <w:szCs w:val="21"/>
-              </w:rPr>
-            </w:pPr>
-            <w:r>
-              <w:t xml:space="preserve">进行中（①②③④⑤已具备）</w:t>
+              <w:t xml:space="preserve">①②③④⑤⑥已具备；⑧单点登录：建议不做。⑥鉴别失败处置实现：策略由安全员在安全策略页配置（默认 5次/15分钟窗口/30分钟锁定）；Redis 窗口计数，达阈值自动锁定账号并在锁定期内拒绝登录（提示剩余时间）；触发锁定写入登录日志安全告警，审计员可追溯；对所有用户生效防暴力破解</w:t>
+            </w:r>
+          </w:p>
+        </w:tc>
+        <w:tc>
+          <w:tcPr>
+            <w:tcW w:w="0" w:type="auto"/>
+            <w:vAlign w:val="center"/>
+          </w:tcPr>
+          <w:p>
+            <w:pPr>
+              <w:rPr>
+                <w:sz w:val="21"/>
+                <w:szCs w:val="21"/>
+              </w:rPr>
+            </w:pPr>
+            <w:r>
+              <w:t xml:space="preserve">⑥：安全员把策略改为 3次/2分钟 → 连错 3 次 → 第 4 次即使密码正确也被拒（提示锁定剩余时间）→ 锁定期内所有尝试均提示锁定 → 登录日志出现『安全告警：连续登录失败超限，账号已锁定』→ 恢复默认策略。已实测全流程</w:t>
+            </w:r>
+          </w:p>
+        </w:tc>
+        <w:tc>
+          <w:tcPr>
+            <w:tcW w:w="0" w:type="auto"/>
+            <w:vAlign w:val="center"/>
+          </w:tcPr>
+          <w:p>
+            <w:pPr>
+              <w:rPr>
+                <w:sz w:val="21"/>
+                <w:szCs w:val="21"/>
+              </w:rPr>
+            </w:pPr>
+            <w:r>
+              <w:t xml:space="preserve">进行中（①②③④⑤⑥已具备）</w:t>
             </w:r>
           </w:p>
         </w:tc>

--- a/SRS/安全测评要求实现追踪表.docx
+++ b/SRS/安全测评要求实现追踪表.docx
@@ -373,41 +373,41 @@
               </w:rPr>
             </w:pPr>
             <w:r>
-              <w:t xml:space="preserve">①②③④⑤⑥已具备；⑧单点登录：建议不做。⑥鉴别失败处置实现：策略由安全员在安全策略页配置（默认 5次/15分钟窗口/30分钟锁定）；Redis 窗口计数，达阈值自动锁定账号并在锁定期内拒绝登录（提示剩余时间）；触发锁定写入登录日志安全告警，审计员可追溯；对所有用户生效防暴力破解</w:t>
-            </w:r>
-          </w:p>
-        </w:tc>
-        <w:tc>
-          <w:tcPr>
-            <w:tcW w:w="0" w:type="auto"/>
-            <w:vAlign w:val="center"/>
-          </w:tcPr>
-          <w:p>
-            <w:pPr>
-              <w:rPr>
-                <w:sz w:val="21"/>
-                <w:szCs w:val="21"/>
-              </w:rPr>
-            </w:pPr>
-            <w:r>
-              <w:t xml:space="preserve">⑥：安全员把策略改为 3次/2分钟 → 连错 3 次 → 第 4 次即使密码正确也被拒（提示锁定剩余时间）→ 锁定期内所有尝试均提示锁定 → 登录日志出现『安全告警：连续登录失败超限，账号已锁定』→ 恢复默认策略。已实测全流程</w:t>
-            </w:r>
-          </w:p>
-        </w:tc>
-        <w:tc>
-          <w:tcPr>
-            <w:tcW w:w="0" w:type="auto"/>
-            <w:vAlign w:val="center"/>
-          </w:tcPr>
-          <w:p>
-            <w:pPr>
-              <w:rPr>
-                <w:sz w:val="21"/>
-                <w:szCs w:val="21"/>
-              </w:rPr>
-            </w:pPr>
-            <w:r>
-              <w:t xml:space="preserve">进行中（①②③④⑤⑥已具备）</w:t>
+              <w:t xml:space="preserve">全部八项定论：①②⑦证据型（平台已有：唯一UID/生命周期一致/操作绑定主体可溯源）；③三权分立、④特权双因子、⑤HTTPS传输加密、⑥失败锁定告警 已实现；⑧不适用（平台无分布式单点登录场景）</w:t>
+            </w:r>
+          </w:p>
+        </w:tc>
+        <w:tc>
+          <w:tcPr>
+            <w:tcW w:w="0" w:type="auto"/>
+            <w:vAlign w:val="center"/>
+          </w:tcPr>
+          <w:p>
+            <w:pPr>
+              <w:rPr>
+                <w:sz w:val="21"/>
+                <w:szCs w:val="21"/>
+              </w:rPr>
+            </w:pPr>
+            <w:r>
+              <w:t xml:space="preserve">①：新建重名用户被拦截；②：改名/启停 id 不变。③：三特权账号菜单互相隔离（实测403矩阵）；④：特权登录需验证码，错/重放被拒；⑤：https://localhost:8443 TLSv1.3 全程加密；⑥：连错3次锁定、日志出安全告警；⑦：登录/接口/数据三类日志均绑定操作用户</w:t>
+            </w:r>
+          </w:p>
+        </w:tc>
+        <w:tc>
+          <w:tcPr>
+            <w:tcW w:w="0" w:type="auto"/>
+            <w:vAlign w:val="center"/>
+          </w:tcPr>
+          <w:p>
+            <w:pPr>
+              <w:rPr>
+                <w:sz w:val="21"/>
+                <w:szCs w:val="21"/>
+              </w:rPr>
+            </w:pPr>
+            <w:r>
+              <w:t xml:space="preserve">已完成（2026-10-15）</w:t>
             </w:r>
           </w:p>
         </w:tc>

--- a/SRS/安全测评要求实现追踪表.docx
+++ b/SRS/安全测评要求实现追踪表.docx
@@ -419,6 +419,7 @@
             <w:bottom w:w="0" w:type="dxa"/>
           </w:tblCellMar>
         </w:tblPrEx>
+        <w:trPr/>
         <w:tc>
           <w:tcPr>
             <w:tcW w:w="0" w:type="auto"/>
@@ -509,53 +510,41 @@
               </w:rPr>
             </w:pPr>
             <w:r>
-              <w:rPr>
-                <w:sz w:val="21"/>
-                <w:szCs w:val="21"/>
-              </w:rPr>
-              <w:t>待实现</w:t>
-            </w:r>
-          </w:p>
-        </w:tc>
-        <w:tc>
-          <w:tcPr>
-            <w:tcW w:w="0" w:type="auto"/>
-            <w:vAlign w:val="center"/>
-          </w:tcPr>
-          <w:p>
-            <w:pPr>
-              <w:rPr>
-                <w:sz w:val="21"/>
-                <w:szCs w:val="21"/>
-              </w:rPr>
-            </w:pPr>
-            <w:r>
-              <w:rPr>
-                <w:sz w:val="21"/>
-                <w:szCs w:val="21"/>
-              </w:rPr>
-              <w:t>—</w:t>
-            </w:r>
-          </w:p>
-        </w:tc>
-        <w:tc>
-          <w:tcPr>
-            <w:tcW w:w="0" w:type="auto"/>
-            <w:vAlign w:val="center"/>
-          </w:tcPr>
-          <w:p>
-            <w:pPr>
-              <w:rPr>
-                <w:sz w:val="21"/>
-                <w:szCs w:val="21"/>
-              </w:rPr>
-            </w:pPr>
-            <w:r>
-              <w:rPr>
-                <w:sz w:val="21"/>
-                <w:szCs w:val="21"/>
-              </w:rPr>
-              <w:t>待开始</w:t>
+              <w:t xml:space="preserve">已实现：新增抗抵赖证据表（主体身份/角色/行为/业务对象/SHA256数据摘要/内容快照/操作IP/时间戳），证据只进不改不删（无任何修改删除接口，仅审计员可查询）；自动挂钩三个关键动作：问题单提交→原发证据、问题单处理确认（改正措施/原因分析/回归结果）→接收证据、用例执行结果提交→原发证据</w:t>
+            </w:r>
+          </w:p>
+        </w:tc>
+        <w:tc>
+          <w:tcPr>
+            <w:tcW w:w="0" w:type="auto"/>
+            <w:vAlign w:val="center"/>
+          </w:tcPr>
+          <w:p>
+            <w:pPr>
+              <w:rPr>
+                <w:sz w:val="21"/>
+                <w:szCs w:val="21"/>
+              </w:rPr>
+            </w:pPr>
+            <w:r>
+              <w:t xml:space="preserve">审计员在 日志监控-抗抵赖证据 页核验证据链；实测：提交问题单→原发证据自动生成，填改正措施→接收证据自动生成，提交用例执行结果→证据自动生成（含SHA256摘要+操作IP+时间戳）；非审计员查证据返回403；PUT/DELETE 证据接口返回405；按业务标识过滤可还原双向证据链</w:t>
+            </w:r>
+          </w:p>
+        </w:tc>
+        <w:tc>
+          <w:tcPr>
+            <w:tcW w:w="0" w:type="auto"/>
+            <w:vAlign w:val="center"/>
+          </w:tcPr>
+          <w:p>
+            <w:pPr>
+              <w:rPr>
+                <w:sz w:val="21"/>
+                <w:szCs w:val="21"/>
+              </w:rPr>
+            </w:pPr>
+            <w:r>
+              <w:t xml:space="preserve">已完成（2026-10-15）</w:t>
             </w:r>
           </w:p>
         </w:tc>

--- a/SRS/安全测评要求实现追踪表.docx
+++ b/SRS/安全测评要求实现追踪表.docx
@@ -556,6 +556,7 @@
             <w:bottom w:w="0" w:type="dxa"/>
           </w:tblCellMar>
         </w:tblPrEx>
+        <w:trPr/>
         <w:tc>
           <w:tcPr>
             <w:tcW w:w="0" w:type="auto"/>
@@ -660,53 +661,41 @@
               </w:rPr>
             </w:pPr>
             <w:r>
-              <w:rPr>
-                <w:sz w:val="21"/>
-                <w:szCs w:val="21"/>
-              </w:rPr>
-              <w:t>待实现</w:t>
-            </w:r>
-          </w:p>
-        </w:tc>
-        <w:tc>
-          <w:tcPr>
-            <w:tcW w:w="0" w:type="auto"/>
-            <w:vAlign w:val="center"/>
-          </w:tcPr>
-          <w:p>
-            <w:pPr>
-              <w:rPr>
-                <w:sz w:val="21"/>
-                <w:szCs w:val="21"/>
-              </w:rPr>
-            </w:pPr>
-            <w:r>
-              <w:rPr>
-                <w:sz w:val="21"/>
-                <w:szCs w:val="21"/>
-              </w:rPr>
-              <w:t>—</w:t>
-            </w:r>
-          </w:p>
-        </w:tc>
-        <w:tc>
-          <w:tcPr>
-            <w:tcW w:w="0" w:type="auto"/>
-            <w:vAlign w:val="center"/>
-          </w:tcPr>
-          <w:p>
-            <w:pPr>
-              <w:rPr>
-                <w:sz w:val="21"/>
-                <w:szCs w:val="21"/>
-              </w:rPr>
-            </w:pPr>
-            <w:r>
-              <w:rPr>
-                <w:sz w:val="21"/>
-                <w:szCs w:val="21"/>
-              </w:rPr>
-              <w:t>待开始</w:t>
+              <w:t xml:space="preserve">已实现：项目级自主访问控制——客体（项目）负责人默认全权；负责人通过项目成员授权；移除成员即回收权限且立即生效；项目管理（改信息/删项目/管成员）仅负责人与系统管理员（限制权限传播，防成员自我提权）；非授权用户访问项目及下游数据（轮次/被测件/设计需求/测试项/用例/问题单）一律 403 横向越权拦截；校验 fail-closed（拿不到项目 id 一律拒绝）</w:t>
+            </w:r>
+          </w:p>
+        </w:tc>
+        <w:tc>
+          <w:tcPr>
+            <w:tcW w:w="0" w:type="auto"/>
+            <w:vAlign w:val="center"/>
+          </w:tcPr>
+          <w:p>
+            <w:pPr>
+              <w:rPr>
+                <w:sz w:val="21"/>
+                <w:szCs w:val="21"/>
+              </w:rPr>
+            </w:pPr>
+            <w:r>
+              <w:t xml:space="preserve">实测闭环：非成员项目列表为空、访问详情/轮次/问题单/提交问题单全部 403；负责人授权（加入成员）后成员立即获得访问权（200）；成员尝试修改项目信息被拒 403；负责人回收（移除成员）后访问立即 403；系统管理员全权。演示路径：项目管理-编辑成员即授权/回收</w:t>
+            </w:r>
+          </w:p>
+        </w:tc>
+        <w:tc>
+          <w:tcPr>
+            <w:tcW w:w="0" w:type="auto"/>
+            <w:vAlign w:val="center"/>
+          </w:tcPr>
+          <w:p>
+            <w:pPr>
+              <w:rPr>
+                <w:sz w:val="21"/>
+                <w:szCs w:val="21"/>
+              </w:rPr>
+            </w:pPr>
+            <w:r>
+              <w:t xml:space="preserve">已完成（2026-10-15）</w:t>
             </w:r>
           </w:p>
         </w:tc>

--- a/SRS/安全测评要求实现追踪表.docx
+++ b/SRS/安全测评要求实现追踪表.docx
@@ -707,6 +707,7 @@
             <w:bottom w:w="0" w:type="dxa"/>
           </w:tblCellMar>
         </w:tblPrEx>
+        <w:trPr/>
         <w:tc>
           <w:tcPr>
             <w:tcW w:w="0" w:type="auto"/>
@@ -797,53 +798,41 @@
               </w:rPr>
             </w:pPr>
             <w:r>
-              <w:rPr>
-                <w:sz w:val="21"/>
-                <w:szCs w:val="21"/>
-              </w:rPr>
-              <w:t>待实现</w:t>
-            </w:r>
-          </w:p>
-        </w:tc>
-        <w:tc>
-          <w:tcPr>
-            <w:tcW w:w="0" w:type="auto"/>
-            <w:vAlign w:val="center"/>
-          </w:tcPr>
-          <w:p>
-            <w:pPr>
-              <w:rPr>
-                <w:sz w:val="21"/>
-                <w:szCs w:val="21"/>
-              </w:rPr>
-            </w:pPr>
-            <w:r>
-              <w:rPr>
-                <w:sz w:val="21"/>
-                <w:szCs w:val="21"/>
-              </w:rPr>
-              <w:t>—</w:t>
-            </w:r>
-          </w:p>
-        </w:tc>
-        <w:tc>
-          <w:tcPr>
-            <w:tcW w:w="0" w:type="auto"/>
-            <w:vAlign w:val="center"/>
-          </w:tcPr>
-          <w:p>
-            <w:pPr>
-              <w:rPr>
-                <w:sz w:val="21"/>
-                <w:szCs w:val="21"/>
-              </w:rPr>
-            </w:pPr>
-            <w:r>
-              <w:rPr>
-                <w:sz w:val="21"/>
-                <w:szCs w:val="21"/>
-              </w:rPr>
-              <w:t>待开始</w:t>
+              <w:t xml:space="preserve">已实现：主体敏感标记——用户新增密级许可字段（clearance，复用密级字典：公开/内部/秘密★5年/机密★10年/绝密★20年），仅系统管理员可配置（用户更新接口 IsAdminUser）；客体敏感标记——项目密级字段（原有）；依据标记执行访问控制：项目密级高于用户密级许可时即使项目负责人/成员也拒绝访问（叠加于 DAC 之上的强制层，admin 不受限）；标记配置受控（项目密级仅负责人/admin 可改，7.1.3 覆盖）</w:t>
+            </w:r>
+          </w:p>
+        </w:tc>
+        <w:tc>
+          <w:tcPr>
+            <w:tcW w:w="0" w:type="auto"/>
+            <w:vAlign w:val="center"/>
+          </w:tcPr>
+          <w:p>
+            <w:pPr>
+              <w:rPr>
+                <w:sz w:val="21"/>
+                <w:szCs w:val="21"/>
+              </w:rPr>
+            </w:pPr>
+            <w:r>
+              <w:t xml:space="preserve">实测：项目=机密(4)、成员许可=秘密(3) → 访问 403；管理员提升成员许可到机密(4) → 恢复 200；许可降回 2 → 403；项目回公开 → 200。用户管理页可直接配置密级许可下拉。演示路径：项目管理改密级 + 用户管理改密级许可</w:t>
+            </w:r>
+          </w:p>
+        </w:tc>
+        <w:tc>
+          <w:tcPr>
+            <w:tcW w:w="0" w:type="auto"/>
+            <w:vAlign w:val="center"/>
+          </w:tcPr>
+          <w:p>
+            <w:pPr>
+              <w:rPr>
+                <w:sz w:val="21"/>
+                <w:szCs w:val="21"/>
+              </w:rPr>
+            </w:pPr>
+            <w:r>
+              <w:t xml:space="preserve">已完成（2026-10-15）</w:t>
             </w:r>
           </w:p>
         </w:tc>

--- a/SRS/安全测评要求实现追踪表.docx
+++ b/SRS/安全测评要求实现追踪表.docx
@@ -939,49 +939,49 @@
                 <w:sz w:val="21"/>
                 <w:szCs w:val="21"/>
               </w:rPr>
-              <w:t>待实现</w:t>
-            </w:r>
-          </w:p>
-        </w:tc>
-        <w:tc>
-          <w:tcPr>
-            <w:tcW w:w="0" w:type="auto"/>
-            <w:vAlign w:val="center"/>
-          </w:tcPr>
-          <w:p>
-            <w:pPr>
-              <w:rPr>
-                <w:sz w:val="21"/>
-                <w:szCs w:val="21"/>
-              </w:rPr>
-            </w:pPr>
-            <w:r>
-              <w:rPr>
-                <w:sz w:val="21"/>
-                <w:szCs w:val="21"/>
-              </w:rPr>
-              <w:t>—</w:t>
-            </w:r>
-          </w:p>
-        </w:tc>
-        <w:tc>
-          <w:tcPr>
-            <w:tcW w:w="0" w:type="auto"/>
-            <w:vAlign w:val="center"/>
-          </w:tcPr>
-          <w:p>
-            <w:pPr>
-              <w:rPr>
-                <w:sz w:val="21"/>
-                <w:szCs w:val="21"/>
-              </w:rPr>
-            </w:pPr>
-            <w:r>
-              <w:rPr>
-                <w:sz w:val="21"/>
-                <w:szCs w:val="21"/>
-              </w:rPr>
-              <w:t>待开始</w:t>
+              <w:t xml:space="preserve">三权分立角色权限（utils/permissions.py：IsSystemAdmin/IsSecurityAdmin/IsAuditor）；安全员标记管理（安全策略页-敏感标记管理，GET/PUT /api/system/security/clearance）；项目级访问控制与密级强制（apps/project/tools/access_control.py）；字典写操作仅系统管理员</w:t>
+            </w:r>
+          </w:p>
+        </w:tc>
+        <w:tc>
+          <w:tcPr>
+            <w:tcW w:w="0" w:type="auto"/>
+            <w:vAlign w:val="center"/>
+          </w:tcPr>
+          <w:p>
+            <w:pPr>
+              <w:rPr>
+                <w:sz w:val="21"/>
+                <w:szCs w:val="21"/>
+              </w:rPr>
+            </w:pPr>
+            <w:r>
+              <w:rPr>
+                <w:sz w:val="21"/>
+                <w:szCs w:val="21"/>
+              </w:rPr>
+              <w:t xml:space="preserve">安全员登录→安全策略→敏感标记管理：调整用户密级许可并留痕；管理员访问安全策略/日志接口被拒(403)；安全员/审计员访问用户管理被拒(403)；审计员在操作日志核验标记变更记录</w:t>
+            </w:r>
+          </w:p>
+        </w:tc>
+        <w:tc>
+          <w:tcPr>
+            <w:tcW w:w="0" w:type="auto"/>
+            <w:vAlign w:val="center"/>
+          </w:tcPr>
+          <w:p>
+            <w:pPr>
+              <w:rPr>
+                <w:sz w:val="21"/>
+                <w:szCs w:val="21"/>
+              </w:rPr>
+            </w:pPr>
+            <w:r>
+              <w:rPr>
+                <w:sz w:val="21"/>
+                <w:szCs w:val="21"/>
+              </w:rPr>
+              <w:t xml:space="preserve">已完成（2026-10-15）：应用层强制管控+三权分立与最小授权（无全能账号）；OS/数据库层由部署环境保障；分布式/网络场景单机部署不适用</w:t>
             </w:r>
           </w:p>
         </w:tc>

--- a/SRS/安全测评要求实现追踪表.docx
+++ b/SRS/安全测评要求实现追踪表.docx
@@ -1115,49 +1115,49 @@
                 <w:sz w:val="21"/>
                 <w:szCs w:val="21"/>
               </w:rPr>
-              <w:t>待实现</w:t>
-            </w:r>
-          </w:p>
-        </w:tc>
-        <w:tc>
-          <w:tcPr>
-            <w:tcW w:w="0" w:type="auto"/>
-            <w:vAlign w:val="center"/>
-          </w:tcPr>
-          <w:p>
-            <w:pPr>
-              <w:rPr>
-                <w:sz w:val="21"/>
-                <w:szCs w:val="21"/>
-              </w:rPr>
-            </w:pPr>
-            <w:r>
-              <w:rPr>
-                <w:sz w:val="21"/>
-                <w:szCs w:val="21"/>
-              </w:rPr>
-              <w:t>—</w:t>
-            </w:r>
-          </w:p>
-        </w:tc>
-        <w:tc>
-          <w:tcPr>
-            <w:tcW w:w="0" w:type="auto"/>
-            <w:vAlign w:val="center"/>
-          </w:tcPr>
-          <w:p>
-            <w:pPr>
-              <w:rPr>
-                <w:sz w:val="21"/>
-                <w:szCs w:val="21"/>
-              </w:rPr>
-            </w:pPr>
-            <w:r>
-              <w:rPr>
-                <w:sz w:val="21"/>
-                <w:szCs w:val="21"/>
-              </w:rPr>
-              <w:t>待开始</w:t>
+              <w:t xml:space="preserve">统一审计日志（system_audit_log：账号/角色/事件类型/内容/IP/UA/时间，仅追加防篡改，utils/audit.py 埋点）；统一安全审计页（/monitor/auditLog，仅审计员：多维筛选+告警高亮+标签统计）；日志保护（三类日志删除须≥30天且仅审计员，全清拒绝并告警）；越权403全局处理器自动告警</w:t>
+            </w:r>
+          </w:p>
+        </w:tc>
+        <w:tc>
+          <w:tcPr>
+            <w:tcW w:w="0" w:type="auto"/>
+            <w:vAlign w:val="center"/>
+          </w:tcPr>
+          <w:p>
+            <w:pPr>
+              <w:rPr>
+                <w:sz w:val="21"/>
+                <w:szCs w:val="21"/>
+              </w:rPr>
+            </w:pPr>
+            <w:r>
+              <w:rPr>
+                <w:sz w:val="21"/>
+                <w:szCs w:val="21"/>
+              </w:rPr>
+              <w:t xml:space="preserve">审计员登录→日志监控→统一安全审计：按账号/事件类型/IP/时间筛选，只看告警一键切换；尝试全清审计日志被拒（≥30天保留期）；普通用户/管理员访问审计接口403并生成越权告警；错口令5次→锁定告警留痕</w:t>
+            </w:r>
+          </w:p>
+        </w:tc>
+        <w:tc>
+          <w:tcPr>
+            <w:tcW w:w="0" w:type="auto"/>
+            <w:vAlign w:val="center"/>
+          </w:tcPr>
+          <w:p>
+            <w:pPr>
+              <w:rPr>
+                <w:sz w:val="21"/>
+                <w:szCs w:val="21"/>
+              </w:rPr>
+            </w:pPr>
+            <w:r>
+              <w:rPr>
+                <w:sz w:val="21"/>
+                <w:szCs w:val="21"/>
+              </w:rPr>
+              <w:t xml:space="preserve">已完成（2026-10-16）：事件全覆盖+字段完整（含IP）+多维度检索+告警+防篡改防删除验证通过；分布式统一审计不适用（单机部署）</w:t>
             </w:r>
           </w:p>
         </w:tc>

--- a/SRS/安全测评要求实现追踪表.docx
+++ b/SRS/安全测评要求实现追踪表.docx
@@ -1277,49 +1277,49 @@
                 <w:sz w:val="21"/>
                 <w:szCs w:val="21"/>
               </w:rPr>
-              <w:t>待实现</w:t>
-            </w:r>
-          </w:p>
-        </w:tc>
-        <w:tc>
-          <w:tcPr>
-            <w:tcW w:w="0" w:type="auto"/>
-            <w:vAlign w:val="center"/>
-          </w:tcPr>
-          <w:p>
-            <w:pPr>
-              <w:rPr>
-                <w:sz w:val="21"/>
-                <w:szCs w:val="21"/>
-              </w:rPr>
-            </w:pPr>
-            <w:r>
-              <w:rPr>
-                <w:sz w:val="21"/>
-                <w:szCs w:val="21"/>
-              </w:rPr>
-              <w:t>—</w:t>
-            </w:r>
-          </w:p>
-        </w:tc>
-        <w:tc>
-          <w:tcPr>
-            <w:tcW w:w="0" w:type="auto"/>
-            <w:vAlign w:val="center"/>
-          </w:tcPr>
-          <w:p>
-            <w:pPr>
-              <w:rPr>
-                <w:sz w:val="21"/>
-                <w:szCs w:val="21"/>
-              </w:rPr>
-            </w:pPr>
-            <w:r>
-              <w:rPr>
-                <w:sz w:val="21"/>
-                <w:szCs w:val="21"/>
-              </w:rPr>
-              <w:t>待开始</w:t>
+              <w:t xml:space="preserve">数据完整性标签（system_data_integrity_tag：项目/用例/执行结果/问题单关键字段 SHA256 摘要，apps/project/tools/integrity.py）；写后信号自动刷新（integrity_signals.py post_save/post_delete）；审计员核查接口与统一审计页核查区块（GET /system/log/integrityCheck，破损即 integrity_broken 告警）；事务回退 atomic；传输保护 deploy/https TLS</w:t>
+            </w:r>
+          </w:p>
+        </w:tc>
+        <w:tc>
+          <w:tcPr>
+            <w:tcW w:w="0" w:type="auto"/>
+            <w:vAlign w:val="center"/>
+          </w:tcPr>
+          <w:p>
+            <w:pPr>
+              <w:rPr>
+                <w:sz w:val="21"/>
+                <w:szCs w:val="21"/>
+              </w:rPr>
+            </w:pPr>
+            <w:r>
+              <w:rPr>
+                <w:sz w:val="21"/>
+                <w:szCs w:val="21"/>
+              </w:rPr>
+              <w:t xml:space="preserve">审计员登录→统一安全审计→立即核查：48 条受保护数据批量重算比对全部完好；演示绕过应用直改 DB 一条用例→再核查→红色告警定位到该行；从备份恢复后复核完好；正常业务写操作后核查无破损</w:t>
+            </w:r>
+          </w:p>
+        </w:tc>
+        <w:tc>
+          <w:tcPr>
+            <w:tcW w:w="0" w:type="auto"/>
+            <w:vAlign w:val="center"/>
+          </w:tcPr>
+          <w:p>
+            <w:pPr>
+              <w:rPr>
+                <w:sz w:val="21"/>
+                <w:szCs w:val="21"/>
+              </w:rPr>
+            </w:pPr>
+            <w:r>
+              <w:rPr>
+                <w:sz w:val="21"/>
+                <w:szCs w:val="21"/>
+              </w:rPr>
+              <w:t xml:space="preserve">已完成（2026-10-17）：标签校验+破损检测告警+写后自动刷新验证通过；恢复依赖 DB 备份如实标注；报文级篡改检测由部署层 TLS 承担</w:t>
             </w:r>
           </w:p>
         </w:tc>

--- a/SRS/安全测评要求实现追踪表.docx
+++ b/SRS/安全测评要求实现追踪表.docx
@@ -65,12 +65,13 @@
         <w:tblLook w:val="04A0" w:firstRow="1" w:lastRow="0" w:firstColumn="1" w:lastColumn="0" w:noHBand="0" w:noVBand="1"/>
       </w:tblPr>
       <w:tblGrid>
-        <w:gridCol w:w="640"/>
-        <w:gridCol w:w="904"/>
-        <w:gridCol w:w="5666"/>
-        <w:gridCol w:w="3018"/>
-        <w:gridCol w:w="1698"/>
-        <w:gridCol w:w="1302"/>
+        <w:gridCol w:w="600"/>
+        <w:gridCol w:w="800"/>
+        <w:gridCol w:w="5000"/>
+        <w:gridCol w:w="2600"/>
+        <w:gridCol w:w="1500"/>
+        <w:gridCol w:w="1100"/>
+        <w:gridCol w:w="1600"/>
       </w:tblGrid>
       <w:tr>
         <w:tblPrEx>
@@ -84,7 +85,7 @@
         </w:trPr>
         <w:tc>
           <w:tcPr>
-            <w:tcW w:w="300" w:type="pct"/>
+            <w:tcW w:w="600" w:type="dxa"/>
             <w:shd w:val="clear" w:color="auto" w:fill="1F4E79"/>
             <w:vAlign w:val="center"/>
           </w:tcPr>
@@ -109,7 +110,7 @@
         </w:tc>
         <w:tc>
           <w:tcPr>
-            <w:tcW w:w="400" w:type="pct"/>
+            <w:tcW w:w="800" w:type="dxa"/>
             <w:shd w:val="clear" w:color="auto" w:fill="1F4E79"/>
             <w:vAlign w:val="center"/>
           </w:tcPr>
@@ -134,7 +135,7 @@
         </w:tc>
         <w:tc>
           <w:tcPr>
-            <w:tcW w:w="2200" w:type="pct"/>
+            <w:tcW w:w="5000" w:type="dxa"/>
             <w:shd w:val="clear" w:color="auto" w:fill="1F4E79"/>
             <w:vAlign w:val="center"/>
           </w:tcPr>
@@ -159,7 +160,7 @@
         </w:tc>
         <w:tc>
           <w:tcPr>
-            <w:tcW w:w="850" w:type="pct"/>
+            <w:tcW w:w="2600" w:type="dxa"/>
             <w:shd w:val="clear" w:color="auto" w:fill="1F4E79"/>
             <w:vAlign w:val="center"/>
           </w:tcPr>
@@ -184,7 +185,7 @@
         </w:tc>
         <w:tc>
           <w:tcPr>
-            <w:tcW w:w="700" w:type="pct"/>
+            <w:tcW w:w="1500" w:type="dxa"/>
             <w:shd w:val="clear" w:color="auto" w:fill="1F4E79"/>
             <w:vAlign w:val="center"/>
           </w:tcPr>
@@ -209,7 +210,7 @@
         </w:tc>
         <w:tc>
           <w:tcPr>
-            <w:tcW w:w="550" w:type="pct"/>
+            <w:tcW w:w="1100" w:type="dxa"/>
             <w:shd w:val="clear" w:color="auto" w:fill="1F4E79"/>
             <w:vAlign w:val="center"/>
           </w:tcPr>
@@ -229,6 +230,31 @@
                 <w:szCs w:val="21"/>
               </w:rPr>
               <w:t>状态</w:t>
+            </w:r>
+          </w:p>
+        </w:tc>
+        <w:tc>
+          <w:tcPr>
+            <w:tcW w:w="1600" w:type="dxa"/>
+            <w:shd w:val="clear" w:color="auto" w:fill="1F4E79"/>
+            <w:vAlign w:val="center"/>
+          </w:tcPr>
+          <w:p>
+            <w:pPr>
+              <w:jc w:val="center"/>
+              <w:rPr>
+                <w:sz w:val="21"/>
+                <w:szCs w:val="21"/>
+              </w:rPr>
+            </w:pPr>
+            <w:r>
+              <w:rPr>
+                <w:b/>
+                <w:color w:val="FFFFFF"/>
+                <w:sz w:val="21"/>
+                <w:szCs w:val="21"/>
+              </w:rPr>
+              <w:t>老陈手动验证</w:t>
             </w:r>
           </w:p>
         </w:tc>
@@ -243,7 +269,7 @@
         <w:trPr/>
         <w:tc>
           <w:tcPr>
-            <w:tcW w:w="0" w:type="auto"/>
+            <w:tcW w:w="600" w:type="dxa"/>
             <w:vAlign w:val="center"/>
           </w:tcPr>
           <w:p>
@@ -264,7 +290,7 @@
         </w:tc>
         <w:tc>
           <w:tcPr>
-            <w:tcW w:w="0" w:type="auto"/>
+            <w:tcW w:w="800" w:type="dxa"/>
             <w:vAlign w:val="center"/>
           </w:tcPr>
           <w:p>
@@ -285,7 +311,7 @@
         </w:tc>
         <w:tc>
           <w:tcPr>
-            <w:tcW w:w="0" w:type="auto"/>
+            <w:tcW w:w="5000" w:type="dxa"/>
             <w:vAlign w:val="center"/>
           </w:tcPr>
           <w:p>
@@ -362,7 +388,7 @@
         </w:tc>
         <w:tc>
           <w:tcPr>
-            <w:tcW w:w="0" w:type="auto"/>
+            <w:tcW w:w="2600" w:type="dxa"/>
             <w:vAlign w:val="center"/>
           </w:tcPr>
           <w:p>
@@ -379,7 +405,7 @@
         </w:tc>
         <w:tc>
           <w:tcPr>
-            <w:tcW w:w="0" w:type="auto"/>
+            <w:tcW w:w="1500" w:type="dxa"/>
             <w:vAlign w:val="center"/>
           </w:tcPr>
           <w:p>
@@ -396,7 +422,7 @@
         </w:tc>
         <w:tc>
           <w:tcPr>
-            <w:tcW w:w="0" w:type="auto"/>
+            <w:tcW w:w="1100" w:type="dxa"/>
             <w:vAlign w:val="center"/>
           </w:tcPr>
           <w:p>
@@ -408,6 +434,23 @@
             </w:pPr>
             <w:r>
               <w:t xml:space="preserve">已完成（2026-10-15）</w:t>
+            </w:r>
+          </w:p>
+        </w:tc>
+        <w:tc>
+          <w:tcPr>
+            <w:tcW w:w="1600" w:type="dxa"/>
+            <w:vAlign w:val="center"/>
+          </w:tcPr>
+          <w:p>
+            <w:pPr>
+              <w:rPr>
+                <w:sz w:val="21"/>
+                <w:szCs w:val="21"/>
+              </w:rPr>
+            </w:pPr>
+            <w:r>
+              <w:t>③菜单隔离、④登录验证码（发现普通用户也显示必填验证码，已改为按需显示）</w:t>
             </w:r>
           </w:p>
         </w:tc>
@@ -422,7 +465,7 @@
         <w:trPr/>
         <w:tc>
           <w:tcPr>
-            <w:tcW w:w="0" w:type="auto"/>
+            <w:tcW w:w="600" w:type="dxa"/>
             <w:vAlign w:val="center"/>
           </w:tcPr>
           <w:p>
@@ -443,7 +486,7 @@
         </w:tc>
         <w:tc>
           <w:tcPr>
-            <w:tcW w:w="0" w:type="auto"/>
+            <w:tcW w:w="800" w:type="dxa"/>
             <w:vAlign w:val="center"/>
           </w:tcPr>
           <w:p>
@@ -464,7 +507,7 @@
         </w:tc>
         <w:tc>
           <w:tcPr>
-            <w:tcW w:w="0" w:type="auto"/>
+            <w:tcW w:w="5000" w:type="dxa"/>
             <w:vAlign w:val="center"/>
           </w:tcPr>
           <w:p>
@@ -499,7 +542,7 @@
         </w:tc>
         <w:tc>
           <w:tcPr>
-            <w:tcW w:w="0" w:type="auto"/>
+            <w:tcW w:w="2600" w:type="dxa"/>
             <w:vAlign w:val="center"/>
           </w:tcPr>
           <w:p>
@@ -516,7 +559,7 @@
         </w:tc>
         <w:tc>
           <w:tcPr>
-            <w:tcW w:w="0" w:type="auto"/>
+            <w:tcW w:w="1500" w:type="dxa"/>
             <w:vAlign w:val="center"/>
           </w:tcPr>
           <w:p>
@@ -533,7 +576,7 @@
         </w:tc>
         <w:tc>
           <w:tcPr>
-            <w:tcW w:w="0" w:type="auto"/>
+            <w:tcW w:w="1100" w:type="dxa"/>
             <w:vAlign w:val="center"/>
           </w:tcPr>
           <w:p>
@@ -545,6 +588,23 @@
             </w:pPr>
             <w:r>
               <w:t xml:space="preserve">已完成（2026-10-15）</w:t>
+            </w:r>
+          </w:p>
+        </w:tc>
+        <w:tc>
+          <w:tcPr>
+            <w:tcW w:w="1600" w:type="dxa"/>
+            <w:vAlign w:val="center"/>
+          </w:tcPr>
+          <w:p>
+            <w:pPr>
+              <w:rPr>
+                <w:sz w:val="21"/>
+                <w:szCs w:val="21"/>
+              </w:rPr>
+            </w:pPr>
+            <w:r>
+              <w:t>—</w:t>
             </w:r>
           </w:p>
         </w:tc>
@@ -559,7 +619,7 @@
         <w:trPr/>
         <w:tc>
           <w:tcPr>
-            <w:tcW w:w="0" w:type="auto"/>
+            <w:tcW w:w="600" w:type="dxa"/>
             <w:vAlign w:val="center"/>
           </w:tcPr>
           <w:p>
@@ -580,7 +640,7 @@
         </w:tc>
         <w:tc>
           <w:tcPr>
-            <w:tcW w:w="0" w:type="auto"/>
+            <w:tcW w:w="800" w:type="dxa"/>
             <w:vAlign w:val="center"/>
           </w:tcPr>
           <w:p>
@@ -601,7 +661,7 @@
         </w:tc>
         <w:tc>
           <w:tcPr>
-            <w:tcW w:w="0" w:type="auto"/>
+            <w:tcW w:w="5000" w:type="dxa"/>
             <w:vAlign w:val="center"/>
           </w:tcPr>
           <w:p>
@@ -650,7 +710,7 @@
         </w:tc>
         <w:tc>
           <w:tcPr>
-            <w:tcW w:w="0" w:type="auto"/>
+            <w:tcW w:w="2600" w:type="dxa"/>
             <w:vAlign w:val="center"/>
           </w:tcPr>
           <w:p>
@@ -667,7 +727,7 @@
         </w:tc>
         <w:tc>
           <w:tcPr>
-            <w:tcW w:w="0" w:type="auto"/>
+            <w:tcW w:w="1500" w:type="dxa"/>
             <w:vAlign w:val="center"/>
           </w:tcPr>
           <w:p>
@@ -684,7 +744,7 @@
         </w:tc>
         <w:tc>
           <w:tcPr>
-            <w:tcW w:w="0" w:type="auto"/>
+            <w:tcW w:w="1100" w:type="dxa"/>
             <w:vAlign w:val="center"/>
           </w:tcPr>
           <w:p>
@@ -696,6 +756,23 @@
             </w:pPr>
             <w:r>
               <w:t xml:space="preserve">已完成（2026-10-15）</w:t>
+            </w:r>
+          </w:p>
+        </w:tc>
+        <w:tc>
+          <w:tcPr>
+            <w:tcW w:w="1600" w:type="dxa"/>
+            <w:vAlign w:val="center"/>
+          </w:tcPr>
+          <w:p>
+            <w:pPr>
+              <w:rPr>
+                <w:sz w:val="21"/>
+                <w:szCs w:val="21"/>
+              </w:rPr>
+            </w:pPr>
+            <w:r>
+              <w:t>—</w:t>
             </w:r>
           </w:p>
         </w:tc>
@@ -710,7 +787,7 @@
         <w:trPr/>
         <w:tc>
           <w:tcPr>
-            <w:tcW w:w="0" w:type="auto"/>
+            <w:tcW w:w="600" w:type="dxa"/>
             <w:vAlign w:val="center"/>
           </w:tcPr>
           <w:p>
@@ -731,7 +808,7 @@
         </w:tc>
         <w:tc>
           <w:tcPr>
-            <w:tcW w:w="0" w:type="auto"/>
+            <w:tcW w:w="800" w:type="dxa"/>
             <w:vAlign w:val="center"/>
           </w:tcPr>
           <w:p>
@@ -752,7 +829,7 @@
         </w:tc>
         <w:tc>
           <w:tcPr>
-            <w:tcW w:w="0" w:type="auto"/>
+            <w:tcW w:w="5000" w:type="dxa"/>
             <w:vAlign w:val="center"/>
           </w:tcPr>
           <w:p>
@@ -787,7 +864,7 @@
         </w:tc>
         <w:tc>
           <w:tcPr>
-            <w:tcW w:w="0" w:type="auto"/>
+            <w:tcW w:w="2600" w:type="dxa"/>
             <w:vAlign w:val="center"/>
           </w:tcPr>
           <w:p>
@@ -804,7 +881,7 @@
         </w:tc>
         <w:tc>
           <w:tcPr>
-            <w:tcW w:w="0" w:type="auto"/>
+            <w:tcW w:w="1500" w:type="dxa"/>
             <w:vAlign w:val="center"/>
           </w:tcPr>
           <w:p>
@@ -821,7 +898,7 @@
         </w:tc>
         <w:tc>
           <w:tcPr>
-            <w:tcW w:w="0" w:type="auto"/>
+            <w:tcW w:w="1100" w:type="dxa"/>
             <w:vAlign w:val="center"/>
           </w:tcPr>
           <w:p>
@@ -833,6 +910,23 @@
             </w:pPr>
             <w:r>
               <w:t xml:space="preserve">已完成（2026-10-15）</w:t>
+            </w:r>
+          </w:p>
+        </w:tc>
+        <w:tc>
+          <w:tcPr>
+            <w:tcW w:w="1600" w:type="dxa"/>
+            <w:vAlign w:val="center"/>
+          </w:tcPr>
+          <w:p>
+            <w:pPr>
+              <w:rPr>
+                <w:sz w:val="21"/>
+                <w:szCs w:val="21"/>
+              </w:rPr>
+            </w:pPr>
+            <w:r>
+              <w:t>—</w:t>
             </w:r>
           </w:p>
         </w:tc>
@@ -846,7 +940,7 @@
         </w:tblPrEx>
         <w:tc>
           <w:tcPr>
-            <w:tcW w:w="0" w:type="auto"/>
+            <w:tcW w:w="600" w:type="dxa"/>
             <w:vAlign w:val="center"/>
           </w:tcPr>
           <w:p>
@@ -868,7 +962,7 @@
         </w:tc>
         <w:tc>
           <w:tcPr>
-            <w:tcW w:w="0" w:type="auto"/>
+            <w:tcW w:w="800" w:type="dxa"/>
             <w:vAlign w:val="center"/>
           </w:tcPr>
           <w:p>
@@ -889,7 +983,7 @@
         </w:tc>
         <w:tc>
           <w:tcPr>
-            <w:tcW w:w="0" w:type="auto"/>
+            <w:tcW w:w="5000" w:type="dxa"/>
             <w:vAlign w:val="center"/>
           </w:tcPr>
           <w:p>
@@ -924,7 +1018,7 @@
         </w:tc>
         <w:tc>
           <w:tcPr>
-            <w:tcW w:w="0" w:type="auto"/>
+            <w:tcW w:w="2600" w:type="dxa"/>
             <w:vAlign w:val="center"/>
           </w:tcPr>
           <w:p>
@@ -945,7 +1039,7 @@
         </w:tc>
         <w:tc>
           <w:tcPr>
-            <w:tcW w:w="0" w:type="auto"/>
+            <w:tcW w:w="1500" w:type="dxa"/>
             <w:vAlign w:val="center"/>
           </w:tcPr>
           <w:p>
@@ -966,7 +1060,7 @@
         </w:tc>
         <w:tc>
           <w:tcPr>
-            <w:tcW w:w="0" w:type="auto"/>
+            <w:tcW w:w="1100" w:type="dxa"/>
             <w:vAlign w:val="center"/>
           </w:tcPr>
           <w:p>
@@ -982,6 +1076,27 @@
                 <w:szCs w:val="21"/>
               </w:rPr>
               <w:t xml:space="preserve">已完成（2026-10-15）：应用层强制管控+三权分立与最小授权（无全能账号）；OS/数据库层由部署环境保障；分布式/网络场景单机部署不适用</w:t>
+            </w:r>
+          </w:p>
+        </w:tc>
+        <w:tc>
+          <w:tcPr>
+            <w:tcW w:w="1600" w:type="dxa"/>
+            <w:vAlign w:val="center"/>
+          </w:tcPr>
+          <w:p>
+            <w:pPr>
+              <w:rPr>
+                <w:sz w:val="21"/>
+                <w:szCs w:val="21"/>
+              </w:rPr>
+            </w:pPr>
+            <w:r>
+              <w:rPr>
+                <w:sz w:val="21"/>
+                <w:szCs w:val="21"/>
+              </w:rPr>
+              <w:t>—</w:t>
             </w:r>
           </w:p>
         </w:tc>
@@ -995,7 +1110,7 @@
         </w:tblPrEx>
         <w:tc>
           <w:tcPr>
-            <w:tcW w:w="0" w:type="auto"/>
+            <w:tcW w:w="600" w:type="dxa"/>
             <w:vAlign w:val="center"/>
           </w:tcPr>
           <w:p>
@@ -1016,7 +1131,7 @@
         </w:tc>
         <w:tc>
           <w:tcPr>
-            <w:tcW w:w="0" w:type="auto"/>
+            <w:tcW w:w="800" w:type="dxa"/>
             <w:vAlign w:val="center"/>
           </w:tcPr>
           <w:p>
@@ -1037,7 +1152,7 @@
         </w:tc>
         <w:tc>
           <w:tcPr>
-            <w:tcW w:w="0" w:type="auto"/>
+            <w:tcW w:w="5000" w:type="dxa"/>
             <w:vAlign w:val="center"/>
           </w:tcPr>
           <w:p>
@@ -1100,7 +1215,7 @@
         </w:tc>
         <w:tc>
           <w:tcPr>
-            <w:tcW w:w="0" w:type="auto"/>
+            <w:tcW w:w="2600" w:type="dxa"/>
             <w:vAlign w:val="center"/>
           </w:tcPr>
           <w:p>
@@ -1121,7 +1236,7 @@
         </w:tc>
         <w:tc>
           <w:tcPr>
-            <w:tcW w:w="0" w:type="auto"/>
+            <w:tcW w:w="1500" w:type="dxa"/>
             <w:vAlign w:val="center"/>
           </w:tcPr>
           <w:p>
@@ -1142,7 +1257,7 @@
         </w:tc>
         <w:tc>
           <w:tcPr>
-            <w:tcW w:w="0" w:type="auto"/>
+            <w:tcW w:w="1100" w:type="dxa"/>
             <w:vAlign w:val="center"/>
           </w:tcPr>
           <w:p>
@@ -1158,6 +1273,27 @@
                 <w:szCs w:val="21"/>
               </w:rPr>
               <w:t xml:space="preserve">已完成（2026-10-16）：事件全覆盖+字段完整（含IP）+多维度检索+告警+防篡改防删除验证通过；分布式统一审计不适用（单机部署）</w:t>
+            </w:r>
+          </w:p>
+        </w:tc>
+        <w:tc>
+          <w:tcPr>
+            <w:tcW w:w="1600" w:type="dxa"/>
+            <w:vAlign w:val="center"/>
+          </w:tcPr>
+          <w:p>
+            <w:pPr>
+              <w:rPr>
+                <w:sz w:val="21"/>
+                <w:szCs w:val="21"/>
+              </w:rPr>
+            </w:pPr>
+            <w:r>
+              <w:rPr>
+                <w:sz w:val="21"/>
+                <w:szCs w:val="21"/>
+              </w:rPr>
+              <w:t>—</w:t>
             </w:r>
           </w:p>
         </w:tc>
@@ -1171,7 +1307,7 @@
         </w:tblPrEx>
         <w:tc>
           <w:tcPr>
-            <w:tcW w:w="0" w:type="auto"/>
+            <w:tcW w:w="600" w:type="dxa"/>
             <w:vAlign w:val="center"/>
           </w:tcPr>
           <w:p>
@@ -1192,7 +1328,7 @@
         </w:tc>
         <w:tc>
           <w:tcPr>
-            <w:tcW w:w="0" w:type="auto"/>
+            <w:tcW w:w="800" w:type="dxa"/>
             <w:vAlign w:val="center"/>
           </w:tcPr>
           <w:p>
@@ -1213,7 +1349,7 @@
         </w:tc>
         <w:tc>
           <w:tcPr>
-            <w:tcW w:w="0" w:type="auto"/>
+            <w:tcW w:w="5000" w:type="dxa"/>
             <w:vAlign w:val="center"/>
           </w:tcPr>
           <w:p>
@@ -1262,7 +1398,7 @@
         </w:tc>
         <w:tc>
           <w:tcPr>
-            <w:tcW w:w="0" w:type="auto"/>
+            <w:tcW w:w="2600" w:type="dxa"/>
             <w:vAlign w:val="center"/>
           </w:tcPr>
           <w:p>
@@ -1283,7 +1419,7 @@
         </w:tc>
         <w:tc>
           <w:tcPr>
-            <w:tcW w:w="0" w:type="auto"/>
+            <w:tcW w:w="1500" w:type="dxa"/>
             <w:vAlign w:val="center"/>
           </w:tcPr>
           <w:p>
@@ -1304,7 +1440,7 @@
         </w:tc>
         <w:tc>
           <w:tcPr>
-            <w:tcW w:w="0" w:type="auto"/>
+            <w:tcW w:w="1100" w:type="dxa"/>
             <w:vAlign w:val="center"/>
           </w:tcPr>
           <w:p>
@@ -1320,6 +1456,27 @@
                 <w:szCs w:val="21"/>
               </w:rPr>
               <w:t xml:space="preserve">已完成（2026-10-17）：标签校验+破损检测告警+写后自动刷新验证通过；恢复依赖 DB 备份如实标注；报文级篡改检测由部署层 TLS 承担</w:t>
+            </w:r>
+          </w:p>
+        </w:tc>
+        <w:tc>
+          <w:tcPr>
+            <w:tcW w:w="1600" w:type="dxa"/>
+            <w:vAlign w:val="center"/>
+          </w:tcPr>
+          <w:p>
+            <w:pPr>
+              <w:rPr>
+                <w:sz w:val="21"/>
+                <w:szCs w:val="21"/>
+              </w:rPr>
+            </w:pPr>
+            <w:r>
+              <w:rPr>
+                <w:sz w:val="21"/>
+                <w:szCs w:val="21"/>
+              </w:rPr>
+              <w:t>—</w:t>
             </w:r>
           </w:p>
         </w:tc>
@@ -1333,7 +1490,7 @@
         </w:tblPrEx>
         <w:tc>
           <w:tcPr>
-            <w:tcW w:w="0" w:type="auto"/>
+            <w:tcW w:w="600" w:type="dxa"/>
             <w:vAlign w:val="center"/>
           </w:tcPr>
           <w:p>
@@ -1354,7 +1511,7 @@
         </w:tc>
         <w:tc>
           <w:tcPr>
-            <w:tcW w:w="0" w:type="auto"/>
+            <w:tcW w:w="800" w:type="dxa"/>
             <w:vAlign w:val="center"/>
           </w:tcPr>
           <w:p>
@@ -1375,7 +1532,7 @@
         </w:tc>
         <w:tc>
           <w:tcPr>
-            <w:tcW w:w="0" w:type="auto"/>
+            <w:tcW w:w="5000" w:type="dxa"/>
             <w:vAlign w:val="center"/>
           </w:tcPr>
           <w:p>
@@ -1396,7 +1553,7 @@
         </w:tc>
         <w:tc>
           <w:tcPr>
-            <w:tcW w:w="0" w:type="auto"/>
+            <w:tcW w:w="2600" w:type="dxa"/>
             <w:vAlign w:val="center"/>
           </w:tcPr>
           <w:p>
@@ -1417,7 +1574,7 @@
         </w:tc>
         <w:tc>
           <w:tcPr>
-            <w:tcW w:w="0" w:type="auto"/>
+            <w:tcW w:w="1500" w:type="dxa"/>
             <w:vAlign w:val="center"/>
           </w:tcPr>
           <w:p>
@@ -1438,7 +1595,7 @@
         </w:tc>
         <w:tc>
           <w:tcPr>
-            <w:tcW w:w="0" w:type="auto"/>
+            <w:tcW w:w="1100" w:type="dxa"/>
             <w:vAlign w:val="center"/>
           </w:tcPr>
           <w:p>
@@ -1454,6 +1611,27 @@
                 <w:szCs w:val="21"/>
               </w:rPr>
               <w:t>待开始</w:t>
+            </w:r>
+          </w:p>
+        </w:tc>
+        <w:tc>
+          <w:tcPr>
+            <w:tcW w:w="1600" w:type="dxa"/>
+            <w:vAlign w:val="center"/>
+          </w:tcPr>
+          <w:p>
+            <w:pPr>
+              <w:rPr>
+                <w:sz w:val="21"/>
+                <w:szCs w:val="21"/>
+              </w:rPr>
+            </w:pPr>
+            <w:r>
+              <w:rPr>
+                <w:sz w:val="21"/>
+                <w:szCs w:val="21"/>
+              </w:rPr>
+              <w:t>—</w:t>
             </w:r>
           </w:p>
         </w:tc>
@@ -1467,7 +1645,7 @@
         </w:tblPrEx>
         <w:tc>
           <w:tcPr>
-            <w:tcW w:w="0" w:type="auto"/>
+            <w:tcW w:w="600" w:type="dxa"/>
             <w:vAlign w:val="center"/>
           </w:tcPr>
           <w:p>
@@ -1488,7 +1666,7 @@
         </w:tc>
         <w:tc>
           <w:tcPr>
-            <w:tcW w:w="0" w:type="auto"/>
+            <w:tcW w:w="800" w:type="dxa"/>
             <w:vAlign w:val="center"/>
           </w:tcPr>
           <w:p>
@@ -1509,7 +1687,7 @@
         </w:tc>
         <w:tc>
           <w:tcPr>
-            <w:tcW w:w="0" w:type="auto"/>
+            <w:tcW w:w="5000" w:type="dxa"/>
             <w:vAlign w:val="center"/>
           </w:tcPr>
           <w:p>
@@ -1530,7 +1708,7 @@
         </w:tc>
         <w:tc>
           <w:tcPr>
-            <w:tcW w:w="0" w:type="auto"/>
+            <w:tcW w:w="2600" w:type="dxa"/>
             <w:vAlign w:val="center"/>
           </w:tcPr>
           <w:p>
@@ -1551,7 +1729,7 @@
         </w:tc>
         <w:tc>
           <w:tcPr>
-            <w:tcW w:w="0" w:type="auto"/>
+            <w:tcW w:w="1500" w:type="dxa"/>
             <w:vAlign w:val="center"/>
           </w:tcPr>
           <w:p>
@@ -1572,7 +1750,7 @@
         </w:tc>
         <w:tc>
           <w:tcPr>
-            <w:tcW w:w="0" w:type="auto"/>
+            <w:tcW w:w="1100" w:type="dxa"/>
             <w:vAlign w:val="center"/>
           </w:tcPr>
           <w:p>
@@ -1588,6 +1766,27 @@
                 <w:szCs w:val="21"/>
               </w:rPr>
               <w:t>待开始</w:t>
+            </w:r>
+          </w:p>
+        </w:tc>
+        <w:tc>
+          <w:tcPr>
+            <w:tcW w:w="1600" w:type="dxa"/>
+            <w:vAlign w:val="center"/>
+          </w:tcPr>
+          <w:p>
+            <w:pPr>
+              <w:rPr>
+                <w:sz w:val="21"/>
+                <w:szCs w:val="21"/>
+              </w:rPr>
+            </w:pPr>
+            <w:r>
+              <w:rPr>
+                <w:sz w:val="21"/>
+                <w:szCs w:val="21"/>
+              </w:rPr>
+              <w:t>—</w:t>
             </w:r>
           </w:p>
         </w:tc>
@@ -1601,7 +1800,7 @@
         </w:tblPrEx>
         <w:tc>
           <w:tcPr>
-            <w:tcW w:w="0" w:type="auto"/>
+            <w:tcW w:w="600" w:type="dxa"/>
             <w:vAlign w:val="center"/>
           </w:tcPr>
           <w:p>
@@ -1622,7 +1821,7 @@
         </w:tc>
         <w:tc>
           <w:tcPr>
-            <w:tcW w:w="0" w:type="auto"/>
+            <w:tcW w:w="800" w:type="dxa"/>
             <w:vAlign w:val="center"/>
           </w:tcPr>
           <w:p>
@@ -1643,7 +1842,7 @@
         </w:tc>
         <w:tc>
           <w:tcPr>
-            <w:tcW w:w="0" w:type="auto"/>
+            <w:tcW w:w="5000" w:type="dxa"/>
             <w:vAlign w:val="center"/>
           </w:tcPr>
           <w:p>
@@ -1664,7 +1863,7 @@
         </w:tc>
         <w:tc>
           <w:tcPr>
-            <w:tcW w:w="0" w:type="auto"/>
+            <w:tcW w:w="2600" w:type="dxa"/>
             <w:vAlign w:val="center"/>
           </w:tcPr>
           <w:p>
@@ -1685,7 +1884,7 @@
         </w:tc>
         <w:tc>
           <w:tcPr>
-            <w:tcW w:w="0" w:type="auto"/>
+            <w:tcW w:w="1500" w:type="dxa"/>
             <w:vAlign w:val="center"/>
           </w:tcPr>
           <w:p>
@@ -1706,7 +1905,7 @@
         </w:tc>
         <w:tc>
           <w:tcPr>
-            <w:tcW w:w="0" w:type="auto"/>
+            <w:tcW w:w="1100" w:type="dxa"/>
             <w:vAlign w:val="center"/>
           </w:tcPr>
           <w:p>
@@ -1722,6 +1921,27 @@
                 <w:szCs w:val="21"/>
               </w:rPr>
               <w:t>待开始</w:t>
+            </w:r>
+          </w:p>
+        </w:tc>
+        <w:tc>
+          <w:tcPr>
+            <w:tcW w:w="1600" w:type="dxa"/>
+            <w:vAlign w:val="center"/>
+          </w:tcPr>
+          <w:p>
+            <w:pPr>
+              <w:rPr>
+                <w:sz w:val="21"/>
+                <w:szCs w:val="21"/>
+              </w:rPr>
+            </w:pPr>
+            <w:r>
+              <w:rPr>
+                <w:sz w:val="21"/>
+                <w:szCs w:val="21"/>
+              </w:rPr>
+              <w:t>—</w:t>
             </w:r>
           </w:p>
         </w:tc>

--- a/SRS/安全测评要求实现追踪表.docx
+++ b/SRS/安全测评要求实现追踪表.docx
@@ -450,7 +450,7 @@
               </w:rPr>
             </w:pPr>
             <w:r>
-              <w:t>③菜单隔离、④登录验证码（发现普通用户也显示必填验证码，已改为按需显示）</w:t>
+              <w:t>√</w:t>
             </w:r>
           </w:p>
         </w:tc>

--- a/SRS/安全测评要求实现追踪表.docx
+++ b/SRS/安全测评要求实现追踪表.docx
@@ -270,6 +270,7 @@
         <w:tc>
           <w:tcPr>
             <w:tcW w:w="600" w:type="dxa"/>
+            <w:vMerge w:val="restart"/>
             <w:vAlign w:val="center"/>
           </w:tcPr>
           <w:p>
@@ -291,6 +292,7 @@
         <w:tc>
           <w:tcPr>
             <w:tcW w:w="800" w:type="dxa"/>
+            <w:vMerge w:val="restart"/>
             <w:vAlign w:val="center"/>
           </w:tcPr>
           <w:p>
@@ -312,6 +314,7 @@
         <w:tc>
           <w:tcPr>
             <w:tcW w:w="5000" w:type="dxa"/>
+            <w:vMerge w:val="restart"/>
             <w:vAlign w:val="center"/>
           </w:tcPr>
           <w:p>
@@ -399,7 +402,7 @@
               </w:rPr>
             </w:pPr>
             <w:r>
-              <w:t xml:space="preserve">全部八项定论：①②⑦证据型（平台已有：唯一UID/生命周期一致/操作绑定主体可溯源）；③三权分立、④特权双因子、⑤HTTPS传输加密、⑥失败锁定告警 已实现；⑧不适用（平台无分布式单点登录场景）</w:t>
+              <w:t>用户全局唯一 UID：账号主键 id 即唯一用户标识，username 加唯一约束，创建重名账号被服务端拦截（apps/user/controllers.py create_user）</w:t>
             </w:r>
           </w:p>
         </w:tc>
@@ -416,13 +419,14 @@
               </w:rPr>
             </w:pPr>
             <w:r>
-              <w:t xml:space="preserve">①：新建重名用户被拦截；②：改名/启停 id 不变。③：三特权账号菜单互相隔离（实测403矩阵）；④：特权登录需验证码，错/重放被拒；⑤：https://localhost:8443 TLSv1.3 全程加密；⑥：连错3次锁定、日志出安全告警；⑦：登录/接口/数据三类日志均绑定操作用户</w:t>
+              <w:t>①新建普通/管理员/安全员/审计员四类账号，逐一核对 UID 全局唯一、无重复无空值；再提交已存在的用户名，被系统拦截并提示</w:t>
             </w:r>
           </w:p>
         </w:tc>
         <w:tc>
           <w:tcPr>
             <w:tcW w:w="1100" w:type="dxa"/>
+            <w:vMerge w:val="restart"/>
             <w:vAlign w:val="center"/>
           </w:tcPr>
           <w:p>
@@ -440,6 +444,7 @@
         <w:tc>
           <w:tcPr>
             <w:tcW w:w="1600" w:type="dxa"/>
+            <w:vMerge w:val="restart"/>
             <w:vAlign w:val="center"/>
           </w:tcPr>
           <w:p>
@@ -453,6 +458,587 @@
               <w:t>√</w:t>
             </w:r>
           </w:p>
+        </w:tc>
+      </w:tr>
+      <w:tr>
+        <w:tblPrEx>
+          <w:tblCellMar>
+            <w:top w:w="0" w:type="dxa"/>
+            <w:bottom w:w="0" w:type="dxa"/>
+          </w:tblCellMar>
+        </w:tblPrEx>
+        <w:trPr/>
+        <w:tc>
+          <w:tcPr>
+            <w:tcW w:w="600" w:type="dxa"/>
+            <w:vMerge/>
+            <w:vAlign w:val="center"/>
+          </w:tcPr>
+          <w:p/>
+        </w:tc>
+        <w:tc>
+          <w:tcPr>
+            <w:tcW w:w="800" w:type="dxa"/>
+            <w:vMerge/>
+            <w:vAlign w:val="center"/>
+          </w:tcPr>
+          <w:p/>
+        </w:tc>
+        <w:tc>
+          <w:tcPr>
+            <w:tcW w:w="5000" w:type="dxa"/>
+            <w:vMerge/>
+            <w:vAlign w:val="center"/>
+          </w:tcPr>
+          <w:p/>
+        </w:tc>
+        <w:tc>
+          <w:tcPr>
+            <w:tcW w:w="2600" w:type="dxa"/>
+            <w:vAlign w:val="center"/>
+          </w:tcPr>
+          <w:p>
+            <w:pPr>
+              <w:rPr>
+                <w:sz w:val="21"/>
+                <w:szCs w:val="21"/>
+              </w:rPr>
+            </w:pPr>
+            <w:r>
+              <w:t>全生命周期标识一致：更新接口只写业务字段，UID 不参与任何更新；账号注销后 id 不复用（apps/user/controllers.py update_user / delete_user）</w:t>
+            </w:r>
+          </w:p>
+        </w:tc>
+        <w:tc>
+          <w:tcPr>
+            <w:tcW w:w="1500" w:type="dxa"/>
+            <w:vAlign w:val="center"/>
+          </w:tcPr>
+          <w:p>
+            <w:pPr>
+              <w:rPr>
+                <w:sz w:val="21"/>
+                <w:szCs w:val="21"/>
+              </w:rPr>
+            </w:pPr>
+            <w:r>
+              <w:t>②对同一账号执行改名、启用/停用操作，前后核对 id 保持不变；注销后重建同名账号，新 id 与旧 id 不同</w:t>
+            </w:r>
+          </w:p>
+        </w:tc>
+        <w:tc>
+          <w:tcPr>
+            <w:tcW w:w="1100" w:type="dxa"/>
+            <w:vMerge/>
+            <w:vAlign w:val="center"/>
+          </w:tcPr>
+          <w:p/>
+        </w:tc>
+        <w:tc>
+          <w:tcPr>
+            <w:tcW w:w="1600" w:type="dxa"/>
+            <w:vMerge/>
+            <w:vAlign w:val="center"/>
+          </w:tcPr>
+          <w:p/>
+        </w:tc>
+      </w:tr>
+      <w:tr>
+        <w:tblPrEx>
+          <w:tblCellMar>
+            <w:top w:w="0" w:type="dxa"/>
+            <w:bottom w:w="0" w:type="dxa"/>
+          </w:tblCellMar>
+        </w:tblPrEx>
+        <w:trPr/>
+        <w:tc>
+          <w:tcPr>
+            <w:tcW w:w="600" w:type="dxa"/>
+            <w:vMerge/>
+            <w:vAlign w:val="center"/>
+          </w:tcPr>
+          <w:p/>
+        </w:tc>
+        <w:tc>
+          <w:tcPr>
+            <w:tcW w:w="800" w:type="dxa"/>
+            <w:vMerge/>
+            <w:vAlign w:val="center"/>
+          </w:tcPr>
+          <w:p/>
+        </w:tc>
+        <w:tc>
+          <w:tcPr>
+            <w:tcW w:w="5000" w:type="dxa"/>
+            <w:vMerge/>
+            <w:vAlign w:val="center"/>
+          </w:tcPr>
+          <w:p/>
+        </w:tc>
+        <w:tc>
+          <w:tcPr>
+            <w:tcW w:w="2600" w:type="dxa"/>
+            <w:vAlign w:val="center"/>
+          </w:tcPr>
+          <w:p>
+            <w:pPr>
+              <w:rPr>
+                <w:sz w:val="21"/>
+                <w:szCs w:val="21"/>
+              </w:rPr>
+            </w:pPr>
+            <w:r>
+              <w:t>分级鉴别：utils/permissions.py 按 role 划分 IsSystemAdmin / IsSecurityAdmin / IsAuditor / 普通用户四级，接口级权限校验，无鉴别降级</w:t>
+            </w:r>
+          </w:p>
+        </w:tc>
+        <w:tc>
+          <w:tcPr>
+            <w:tcW w:w="1500" w:type="dxa"/>
+            <w:vAlign w:val="center"/>
+          </w:tcPr>
+          <w:p>
+            <w:pPr>
+              <w:rPr>
+                <w:sz w:val="21"/>
+                <w:szCs w:val="21"/>
+              </w:rPr>
+            </w:pPr>
+            <w:r>
+              <w:t>③分别以系统管理员、安全员、审计员登录，核对三个角色的菜单与接口互相隔离（实测 4×4 权限矩阵，越权一律 403）</w:t>
+            </w:r>
+          </w:p>
+        </w:tc>
+        <w:tc>
+          <w:tcPr>
+            <w:tcW w:w="1100" w:type="dxa"/>
+            <w:vMerge/>
+            <w:vAlign w:val="center"/>
+          </w:tcPr>
+          <w:p/>
+        </w:tc>
+        <w:tc>
+          <w:tcPr>
+            <w:tcW w:w="1600" w:type="dxa"/>
+            <w:vMerge/>
+            <w:vAlign w:val="center"/>
+          </w:tcPr>
+          <w:p/>
+        </w:tc>
+      </w:tr>
+      <w:tr>
+        <w:tblPrEx>
+          <w:tblCellMar>
+            <w:top w:w="0" w:type="dxa"/>
+            <w:bottom w:w="0" w:type="dxa"/>
+          </w:tblCellMar>
+        </w:tblPrEx>
+        <w:trPr/>
+        <w:tc>
+          <w:tcPr>
+            <w:tcW w:w="600" w:type="dxa"/>
+            <w:vMerge/>
+            <w:vAlign w:val="center"/>
+          </w:tcPr>
+          <w:p/>
+        </w:tc>
+        <w:tc>
+          <w:tcPr>
+            <w:tcW w:w="800" w:type="dxa"/>
+            <w:vMerge/>
+            <w:vAlign w:val="center"/>
+          </w:tcPr>
+          <w:p/>
+        </w:tc>
+        <w:tc>
+          <w:tcPr>
+            <w:tcW w:w="5000" w:type="dxa"/>
+            <w:vMerge/>
+            <w:vAlign w:val="center"/>
+          </w:tcPr>
+          <w:p/>
+        </w:tc>
+        <w:tc>
+          <w:tcPr>
+            <w:tcW w:w="2600" w:type="dxa"/>
+            <w:vAlign w:val="center"/>
+          </w:tcPr>
+          <w:p>
+            <w:pPr>
+              <w:rPr>
+                <w:sz w:val="21"/>
+                <w:szCs w:val="21"/>
+              </w:rPr>
+            </w:pPr>
+            <w:r>
+              <w:t>特权用户双因子及以上：特权角色（管理员/安全员/审计员）登录强制口令 + 图形验证码，校验在 obtain_token 内完成，普通用户不受影响</w:t>
+            </w:r>
+          </w:p>
+        </w:tc>
+        <w:tc>
+          <w:tcPr>
+            <w:tcW w:w="1500" w:type="dxa"/>
+            <w:vAlign w:val="center"/>
+          </w:tcPr>
+          <w:p>
+            <w:pPr>
+              <w:rPr>
+                <w:sz w:val="21"/>
+                <w:szCs w:val="21"/>
+              </w:rPr>
+            </w:pPr>
+            <w:r>
+              <w:t>④用特权账号登录，必须输入图形验证码；验证码错误或重复使用（一次性、5 分钟有效）均被拒绝</w:t>
+            </w:r>
+          </w:p>
+        </w:tc>
+        <w:tc>
+          <w:tcPr>
+            <w:tcW w:w="1100" w:type="dxa"/>
+            <w:vMerge/>
+            <w:vAlign w:val="center"/>
+          </w:tcPr>
+          <w:p/>
+        </w:tc>
+        <w:tc>
+          <w:tcPr>
+            <w:tcW w:w="1600" w:type="dxa"/>
+            <w:vMerge/>
+            <w:vAlign w:val="center"/>
+          </w:tcPr>
+          <w:p/>
+        </w:tc>
+      </w:tr>
+      <w:tr>
+        <w:tblPrEx>
+          <w:tblCellMar>
+            <w:top w:w="0" w:type="dxa"/>
+            <w:bottom w:w="0" w:type="dxa"/>
+          </w:tblCellMar>
+        </w:tblPrEx>
+        <w:trPr/>
+        <w:tc>
+          <w:tcPr>
+            <w:tcW w:w="600" w:type="dxa"/>
+            <w:vMerge/>
+            <w:vAlign w:val="center"/>
+          </w:tcPr>
+          <w:p/>
+        </w:tc>
+        <w:tc>
+          <w:tcPr>
+            <w:tcW w:w="800" w:type="dxa"/>
+            <w:vMerge/>
+            <w:vAlign w:val="center"/>
+          </w:tcPr>
+          <w:p/>
+        </w:tc>
+        <w:tc>
+          <w:tcPr>
+            <w:tcW w:w="5000" w:type="dxa"/>
+            <w:vMerge/>
+            <w:vAlign w:val="center"/>
+          </w:tcPr>
+          <w:p/>
+        </w:tc>
+        <w:tc>
+          <w:tcPr>
+            <w:tcW w:w="2600" w:type="dxa"/>
+            <w:vAlign w:val="center"/>
+          </w:tcPr>
+          <w:p>
+            <w:pPr>
+              <w:rPr>
+                <w:sz w:val="21"/>
+                <w:szCs w:val="21"/>
+              </w:rPr>
+            </w:pPr>
+            <w:r>
+              <w:t>鉴别信息保护：口令输入框掩码不回显；口令存储走 Django PBKDF2 哈希（set_password，不落明文）；传输由 deploy/https 承担（TLS 1.2/1.3）</w:t>
+            </w:r>
+          </w:p>
+        </w:tc>
+        <w:tc>
+          <w:tcPr>
+            <w:tcW w:w="1500" w:type="dxa"/>
+            <w:vAlign w:val="center"/>
+          </w:tcPr>
+          <w:p>
+            <w:pPr>
+              <w:rPr>
+                <w:sz w:val="21"/>
+                <w:szCs w:val="21"/>
+              </w:rPr>
+            </w:pPr>
+            <w:r>
+              <w:t>⑤登录页口令框为掩码输入；以 https://localhost:8443 访问，握手协商 TLSv1.3，全程加密无明文</w:t>
+            </w:r>
+          </w:p>
+        </w:tc>
+        <w:tc>
+          <w:tcPr>
+            <w:tcW w:w="1100" w:type="dxa"/>
+            <w:vMerge/>
+            <w:vAlign w:val="center"/>
+          </w:tcPr>
+          <w:p/>
+        </w:tc>
+        <w:tc>
+          <w:tcPr>
+            <w:tcW w:w="1600" w:type="dxa"/>
+            <w:vMerge/>
+            <w:vAlign w:val="center"/>
+          </w:tcPr>
+          <w:p/>
+        </w:tc>
+      </w:tr>
+      <w:tr>
+        <w:tblPrEx>
+          <w:tblCellMar>
+            <w:top w:w="0" w:type="dxa"/>
+            <w:bottom w:w="0" w:type="dxa"/>
+          </w:tblCellMar>
+        </w:tblPrEx>
+        <w:trPr/>
+        <w:tc>
+          <w:tcPr>
+            <w:tcW w:w="600" w:type="dxa"/>
+            <w:vMerge/>
+            <w:vAlign w:val="center"/>
+          </w:tcPr>
+          <w:p/>
+        </w:tc>
+        <w:tc>
+          <w:tcPr>
+            <w:tcW w:w="800" w:type="dxa"/>
+            <w:vMerge/>
+            <w:vAlign w:val="center"/>
+          </w:tcPr>
+          <w:p/>
+        </w:tc>
+        <w:tc>
+          <w:tcPr>
+            <w:tcW w:w="5000" w:type="dxa"/>
+            <w:vMerge/>
+            <w:vAlign w:val="center"/>
+          </w:tcPr>
+          <w:p/>
+        </w:tc>
+        <w:tc>
+          <w:tcPr>
+            <w:tcW w:w="2600" w:type="dxa"/>
+            <w:vAlign w:val="center"/>
+          </w:tcPr>
+          <w:p>
+            <w:pPr>
+              <w:rPr>
+                <w:sz w:val="21"/>
+                <w:szCs w:val="21"/>
+              </w:rPr>
+            </w:pPr>
+            <w:r>
+              <w:t>鉴别失败处置：SecurityPolicy 单例策略（失败阈值 / 统计窗口 / 锁定时长，安全员在安全策略页配置）+ Redis 计数 + 登录失败锁定与安全告警留痕</w:t>
+            </w:r>
+          </w:p>
+        </w:tc>
+        <w:tc>
+          <w:tcPr>
+            <w:tcW w:w="1500" w:type="dxa"/>
+            <w:vAlign w:val="center"/>
+          </w:tcPr>
+          <w:p>
+            <w:pPr>
+              <w:rPr>
+                <w:sz w:val="21"/>
+                <w:szCs w:val="21"/>
+              </w:rPr>
+            </w:pPr>
+            <w:r>
+              <w:t>⑥在策略阈值内连续输错口令，达到阈值账号被锁定；统一安全审计页出现登录失败告警记录</w:t>
+            </w:r>
+          </w:p>
+        </w:tc>
+        <w:tc>
+          <w:tcPr>
+            <w:tcW w:w="1100" w:type="dxa"/>
+            <w:vMerge/>
+            <w:vAlign w:val="center"/>
+          </w:tcPr>
+          <w:p/>
+        </w:tc>
+        <w:tc>
+          <w:tcPr>
+            <w:tcW w:w="1600" w:type="dxa"/>
+            <w:vMerge/>
+            <w:vAlign w:val="center"/>
+          </w:tcPr>
+          <w:p/>
+        </w:tc>
+      </w:tr>
+      <w:tr>
+        <w:tblPrEx>
+          <w:tblCellMar>
+            <w:top w:w="0" w:type="dxa"/>
+            <w:bottom w:w="0" w:type="dxa"/>
+          </w:tblCellMar>
+        </w:tblPrEx>
+        <w:trPr/>
+        <w:tc>
+          <w:tcPr>
+            <w:tcW w:w="600" w:type="dxa"/>
+            <w:vMerge/>
+            <w:vAlign w:val="center"/>
+          </w:tcPr>
+          <w:p/>
+        </w:tc>
+        <w:tc>
+          <w:tcPr>
+            <w:tcW w:w="800" w:type="dxa"/>
+            <w:vMerge/>
+            <w:vAlign w:val="center"/>
+          </w:tcPr>
+          <w:p/>
+        </w:tc>
+        <w:tc>
+          <w:tcPr>
+            <w:tcW w:w="5000" w:type="dxa"/>
+            <w:vMerge/>
+            <w:vAlign w:val="center"/>
+          </w:tcPr>
+          <w:p/>
+        </w:tc>
+        <w:tc>
+          <w:tcPr>
+            <w:tcW w:w="2600" w:type="dxa"/>
+            <w:vAlign w:val="center"/>
+          </w:tcPr>
+          <w:p>
+            <w:pPr>
+              <w:rPr>
+                <w:sz w:val="21"/>
+                <w:szCs w:val="21"/>
+              </w:rPr>
+            </w:pPr>
+            <w:r>
+              <w:t>用户-主体绑定与行为溯源：登录日志、接口操作日志、数据操作日志三类均记录操作用户；统一审计日志（system_audit_log）记录主体账号 + 角色 + IP</w:t>
+            </w:r>
+          </w:p>
+        </w:tc>
+        <w:tc>
+          <w:tcPr>
+            <w:tcW w:w="1500" w:type="dxa"/>
+            <w:vAlign w:val="center"/>
+          </w:tcPr>
+          <w:p>
+            <w:pPr>
+              <w:rPr>
+                <w:sz w:val="21"/>
+                <w:szCs w:val="21"/>
+              </w:rPr>
+            </w:pPr>
+            <w:r>
+              <w:t>⑦以普通用户登录后执行业务操作，核对登录/接口/数据三类日志均绑定该操作用户；切换账号后新操作归属新主体，无跨账号串号</w:t>
+            </w:r>
+          </w:p>
+        </w:tc>
+        <w:tc>
+          <w:tcPr>
+            <w:tcW w:w="1100" w:type="dxa"/>
+            <w:vMerge/>
+            <w:vAlign w:val="center"/>
+          </w:tcPr>
+          <w:p/>
+        </w:tc>
+        <w:tc>
+          <w:tcPr>
+            <w:tcW w:w="1600" w:type="dxa"/>
+            <w:vMerge/>
+            <w:vAlign w:val="center"/>
+          </w:tcPr>
+          <w:p/>
+        </w:tc>
+      </w:tr>
+      <w:tr>
+        <w:tblPrEx>
+          <w:tblCellMar>
+            <w:top w:w="0" w:type="dxa"/>
+            <w:bottom w:w="0" w:type="dxa"/>
+          </w:tblCellMar>
+        </w:tblPrEx>
+        <w:trPr/>
+        <w:tc>
+          <w:tcPr>
+            <w:tcW w:w="600" w:type="dxa"/>
+            <w:vMerge/>
+            <w:vAlign w:val="center"/>
+          </w:tcPr>
+          <w:p/>
+        </w:tc>
+        <w:tc>
+          <w:tcPr>
+            <w:tcW w:w="800" w:type="dxa"/>
+            <w:vMerge/>
+            <w:vAlign w:val="center"/>
+          </w:tcPr>
+          <w:p/>
+        </w:tc>
+        <w:tc>
+          <w:tcPr>
+            <w:tcW w:w="5000" w:type="dxa"/>
+            <w:vMerge/>
+            <w:vAlign w:val="center"/>
+          </w:tcPr>
+          <w:p/>
+        </w:tc>
+        <w:tc>
+          <w:tcPr>
+            <w:tcW w:w="2600" w:type="dxa"/>
+            <w:vAlign w:val="center"/>
+          </w:tcPr>
+          <w:p>
+            <w:pPr>
+              <w:rPr>
+                <w:sz w:val="21"/>
+                <w:szCs w:val="21"/>
+              </w:rPr>
+            </w:pPr>
+            <w:r>
+              <w:t>分布式单点登录：不适用 —— 平台为单机部署，无分布式节点与单点门户，无单点登录安全降级场景</w:t>
+            </w:r>
+          </w:p>
+        </w:tc>
+        <w:tc>
+          <w:tcPr>
+            <w:tcW w:w="1500" w:type="dxa"/>
+            <w:vAlign w:val="center"/>
+          </w:tcPr>
+          <w:p>
+            <w:pPr>
+              <w:rPr>
+                <w:sz w:val="21"/>
+                <w:szCs w:val="21"/>
+              </w:rPr>
+            </w:pPr>
+            <w:r>
+              <w:t>⑧不适用（本平台无单点登录功能）</w:t>
+            </w:r>
+          </w:p>
+        </w:tc>
+        <w:tc>
+          <w:tcPr>
+            <w:tcW w:w="1100" w:type="dxa"/>
+            <w:vMerge/>
+            <w:vAlign w:val="center"/>
+          </w:tcPr>
+          <w:p/>
+        </w:tc>
+        <w:tc>
+          <w:tcPr>
+            <w:tcW w:w="1600" w:type="dxa"/>
+            <w:vMerge/>
+            <w:vAlign w:val="center"/>
+          </w:tcPr>
+          <w:p/>
         </w:tc>
       </w:tr>
       <w:tr>

--- a/SRS/安全测评要求实现追踪表.docx
+++ b/SRS/安全测评要求实现追踪表.docx
@@ -444,7 +444,6 @@
         <w:tc>
           <w:tcPr>
             <w:tcW w:w="1600" w:type="dxa"/>
-            <w:vMerge w:val="restart"/>
             <w:vAlign w:val="center"/>
           </w:tcPr>
           <w:p>
@@ -537,10 +536,19 @@
         <w:tc>
           <w:tcPr>
             <w:tcW w:w="1600" w:type="dxa"/>
-            <w:vMerge/>
-            <w:vAlign w:val="center"/>
-          </w:tcPr>
-          <w:p/>
+            <w:vAlign w:val="center"/>
+          </w:tcPr>
+          <w:p>
+            <w:pPr>
+              <w:rPr>
+                <w:sz w:val="21"/>
+                <w:szCs w:val="21"/>
+              </w:rPr>
+            </w:pPr>
+            <w:r>
+              <w:t>√</w:t>
+            </w:r>
+          </w:p>
         </w:tc>
       </w:tr>
       <w:tr>
@@ -620,10 +628,19 @@
         <w:tc>
           <w:tcPr>
             <w:tcW w:w="1600" w:type="dxa"/>
-            <w:vMerge/>
-            <w:vAlign w:val="center"/>
-          </w:tcPr>
-          <w:p/>
+            <w:vAlign w:val="center"/>
+          </w:tcPr>
+          <w:p>
+            <w:pPr>
+              <w:rPr>
+                <w:sz w:val="21"/>
+                <w:szCs w:val="21"/>
+              </w:rPr>
+            </w:pPr>
+            <w:r>
+              <w:t>√</w:t>
+            </w:r>
+          </w:p>
         </w:tc>
       </w:tr>
       <w:tr>
@@ -703,10 +720,19 @@
         <w:tc>
           <w:tcPr>
             <w:tcW w:w="1600" w:type="dxa"/>
-            <w:vMerge/>
-            <w:vAlign w:val="center"/>
-          </w:tcPr>
-          <w:p/>
+            <w:vAlign w:val="center"/>
+          </w:tcPr>
+          <w:p>
+            <w:pPr>
+              <w:rPr>
+                <w:sz w:val="21"/>
+                <w:szCs w:val="21"/>
+              </w:rPr>
+            </w:pPr>
+            <w:r>
+              <w:t>√</w:t>
+            </w:r>
+          </w:p>
         </w:tc>
       </w:tr>
       <w:tr>
@@ -786,10 +812,19 @@
         <w:tc>
           <w:tcPr>
             <w:tcW w:w="1600" w:type="dxa"/>
-            <w:vMerge/>
-            <w:vAlign w:val="center"/>
-          </w:tcPr>
-          <w:p/>
+            <w:vAlign w:val="center"/>
+          </w:tcPr>
+          <w:p>
+            <w:pPr>
+              <w:rPr>
+                <w:sz w:val="21"/>
+                <w:szCs w:val="21"/>
+              </w:rPr>
+            </w:pPr>
+            <w:r>
+              <w:t>√</w:t>
+            </w:r>
+          </w:p>
         </w:tc>
       </w:tr>
       <w:tr>
@@ -869,10 +904,19 @@
         <w:tc>
           <w:tcPr>
             <w:tcW w:w="1600" w:type="dxa"/>
-            <w:vMerge/>
-            <w:vAlign w:val="center"/>
-          </w:tcPr>
-          <w:p/>
+            <w:vAlign w:val="center"/>
+          </w:tcPr>
+          <w:p>
+            <w:pPr>
+              <w:rPr>
+                <w:sz w:val="21"/>
+                <w:szCs w:val="21"/>
+              </w:rPr>
+            </w:pPr>
+            <w:r>
+              <w:t>√</w:t>
+            </w:r>
+          </w:p>
         </w:tc>
       </w:tr>
       <w:tr>
@@ -952,10 +996,19 @@
         <w:tc>
           <w:tcPr>
             <w:tcW w:w="1600" w:type="dxa"/>
-            <w:vMerge/>
-            <w:vAlign w:val="center"/>
-          </w:tcPr>
-          <w:p/>
+            <w:vAlign w:val="center"/>
+          </w:tcPr>
+          <w:p>
+            <w:pPr>
+              <w:rPr>
+                <w:sz w:val="21"/>
+                <w:szCs w:val="21"/>
+              </w:rPr>
+            </w:pPr>
+            <w:r>
+              <w:t>√</w:t>
+            </w:r>
+          </w:p>
         </w:tc>
       </w:tr>
       <w:tr>
@@ -1035,10 +1088,19 @@
         <w:tc>
           <w:tcPr>
             <w:tcW w:w="1600" w:type="dxa"/>
-            <w:vMerge/>
-            <w:vAlign w:val="center"/>
-          </w:tcPr>
-          <w:p/>
+            <w:vAlign w:val="center"/>
+          </w:tcPr>
+          <w:p>
+            <w:pPr>
+              <w:rPr>
+                <w:sz w:val="21"/>
+                <w:szCs w:val="21"/>
+              </w:rPr>
+            </w:pPr>
+            <w:r>
+              <w:t>√</w:t>
+            </w:r>
+          </w:p>
         </w:tc>
       </w:tr>
       <w:tr>

--- a/SRS/安全测评要求实现追踪表.docx
+++ b/SRS/安全测评要求实现追踪表.docx
@@ -1114,6 +1114,7 @@
         <w:tc>
           <w:tcPr>
             <w:tcW w:w="600" w:type="dxa"/>
+            <w:vMerge w:val="restart"/>
             <w:vAlign w:val="center"/>
           </w:tcPr>
           <w:p>
@@ -1135,6 +1136,7 @@
         <w:tc>
           <w:tcPr>
             <w:tcW w:w="800" w:type="dxa"/>
+            <w:vMerge w:val="restart"/>
             <w:vAlign w:val="center"/>
           </w:tcPr>
           <w:p>
@@ -1156,6 +1158,7 @@
         <w:tc>
           <w:tcPr>
             <w:tcW w:w="5000" w:type="dxa"/>
+            <w:vMerge w:val="restart"/>
             <w:vAlign w:val="center"/>
           </w:tcPr>
           <w:p>
@@ -1201,7 +1204,7 @@
               </w:rPr>
             </w:pPr>
             <w:r>
-              <w:t xml:space="preserve">已实现：新增抗抵赖证据表（主体身份/角色/行为/业务对象/SHA256数据摘要/内容快照/操作IP/时间戳），证据只进不改不删（无任何修改删除接口，仅审计员可查询）；自动挂钩三个关键动作：问题单提交→原发证据、问题单处理确认（改正措施/原因分析/回归结果）→接收证据、用例执行结果提交→原发证据</w:t>
+              <w:t>原发证据自动留存：提交问题单、提交用例执行结果时，服务端自动生成原发证据（NonrepudiationEvidence.record()，含主体账号/角色/行为/业务对象/SHA256 数据摘要/内容快照/操作 IP/时间戳）</w:t>
             </w:r>
           </w:p>
         </w:tc>
@@ -1218,13 +1221,14 @@
               </w:rPr>
             </w:pPr>
             <w:r>
-              <w:t xml:space="preserve">审计员在 日志监控-抗抵赖证据 页核验证据链；实测：提交问题单→原发证据自动生成，填改正措施→接收证据自动生成，提交用例执行结果→证据自动生成（含SHA256摘要+操作IP+时间戳）；非审计员查证据返回403；PUT/DELETE 证据接口返回405；按业务标识过滤可还原双向证据链</w:t>
+              <w:t>①用普通账号提交一个问题单、再提交一条用例执行结果，然后由审计员在「日志监控-抗抵赖证据」页核对：两条原发证据已生成且字段齐全</w:t>
             </w:r>
           </w:p>
         </w:tc>
         <w:tc>
           <w:tcPr>
             <w:tcW w:w="1100" w:type="dxa"/>
+            <w:vMerge w:val="restart"/>
             <w:vAlign w:val="center"/>
           </w:tcPr>
           <w:p>
@@ -1268,93 +1272,26 @@
         <w:tc>
           <w:tcPr>
             <w:tcW w:w="600" w:type="dxa"/>
-            <w:vAlign w:val="center"/>
-          </w:tcPr>
-          <w:p>
-            <w:pPr>
-              <w:rPr>
-                <w:sz w:val="21"/>
-                <w:szCs w:val="21"/>
-              </w:rPr>
-            </w:pPr>
-            <w:r>
-              <w:rPr>
-                <w:sz w:val="21"/>
-                <w:szCs w:val="21"/>
-              </w:rPr>
-              <w:t>3</w:t>
-            </w:r>
-          </w:p>
+            <w:vMerge/>
+            <w:vAlign w:val="center"/>
+          </w:tcPr>
+          <w:p/>
         </w:tc>
         <w:tc>
           <w:tcPr>
             <w:tcW w:w="800" w:type="dxa"/>
-            <w:vAlign w:val="center"/>
-          </w:tcPr>
-          <w:p>
-            <w:pPr>
-              <w:rPr>
-                <w:sz w:val="21"/>
-                <w:szCs w:val="21"/>
-              </w:rPr>
-            </w:pPr>
-            <w:r>
-              <w:rPr>
-                <w:sz w:val="21"/>
-                <w:szCs w:val="21"/>
-              </w:rPr>
-              <w:t>7.1.3</w:t>
-            </w:r>
-          </w:p>
+            <w:vMerge/>
+            <w:vAlign w:val="center"/>
+          </w:tcPr>
+          <w:p/>
         </w:tc>
         <w:tc>
           <w:tcPr>
             <w:tcW w:w="5000" w:type="dxa"/>
-            <w:vAlign w:val="center"/>
-          </w:tcPr>
-          <w:p>
-            <w:pPr>
-              <w:rPr>
-                <w:sz w:val="21"/>
-                <w:szCs w:val="21"/>
-              </w:rPr>
-            </w:pPr>
-            <w:r>
-              <w:rPr>
-                <w:sz w:val="21"/>
-                <w:szCs w:val="21"/>
-              </w:rPr>
-              <w:t>自主访问控制：客体创建者默认全权；授权</w:t>
-            </w:r>
-            <w:r>
-              <w:rPr>
-                <w:sz w:val="21"/>
-                <w:szCs w:val="21"/>
-              </w:rPr>
-              <w:t>/</w:t>
-            </w:r>
-            <w:r>
-              <w:rPr>
-                <w:sz w:val="21"/>
-                <w:szCs w:val="21"/>
-              </w:rPr>
-              <w:t>传播</w:t>
-            </w:r>
-            <w:r>
-              <w:rPr>
-                <w:sz w:val="21"/>
-                <w:szCs w:val="21"/>
-              </w:rPr>
-              <w:t>/</w:t>
-            </w:r>
-            <w:r>
-              <w:rPr>
-                <w:sz w:val="21"/>
-                <w:szCs w:val="21"/>
-              </w:rPr>
-              <w:t>回收可控；可限制权限扩散；文件与数据库多粒度管控；拦截越权访问</w:t>
-            </w:r>
-          </w:p>
+            <w:vMerge/>
+            <w:vAlign w:val="center"/>
+          </w:tcPr>
+          <w:p/>
         </w:tc>
         <w:tc>
           <w:tcPr>
@@ -1369,7 +1306,7 @@
               </w:rPr>
             </w:pPr>
             <w:r>
-              <w:t xml:space="preserve">已实现：项目级自主访问控制——客体（项目）负责人默认全权；负责人通过项目成员授权；移除成员即回收权限且立即生效；项目管理（改信息/删项目/管成员）仅负责人与系统管理员（限制权限传播，防成员自我提权）；非授权用户访问项目及下游数据（轮次/被测件/设计需求/测试项/用例/问题单）一律 403 横向越权拦截；校验 fail-closed（拿不到项目 id 一律拒绝）</w:t>
+              <w:t>接收证据自动留存：问题单处理确认（填改正措施/原因分析/回归结果）时自动生成接收证据，与同业务标识的原发证据构成双向证据链</w:t>
             </w:r>
           </w:p>
         </w:tc>
@@ -1386,26 +1323,17 @@
               </w:rPr>
             </w:pPr>
             <w:r>
-              <w:t xml:space="preserve">实测闭环：非成员项目列表为空、访问详情/轮次/问题单/提交问题单全部 403；负责人授权（加入成员）后成员立即获得访问权（200）；成员尝试修改项目信息被拒 403；负责人回收（移除成员）后访问立即 403；系统管理员全权。演示路径：项目管理-编辑成员即授权/回收</w:t>
+              <w:t>②由提出方确认问题单处理结果并填写改正措施、回归结果，再核对该问题单已生成对应的接收证据</w:t>
             </w:r>
           </w:p>
         </w:tc>
         <w:tc>
           <w:tcPr>
             <w:tcW w:w="1100" w:type="dxa"/>
-            <w:vAlign w:val="center"/>
-          </w:tcPr>
-          <w:p>
-            <w:pPr>
-              <w:rPr>
-                <w:sz w:val="21"/>
-                <w:szCs w:val="21"/>
-              </w:rPr>
-            </w:pPr>
-            <w:r>
-              <w:t xml:space="preserve">已完成（2026-10-15）</w:t>
-            </w:r>
-          </w:p>
+            <w:vMerge/>
+            <w:vAlign w:val="center"/>
+          </w:tcPr>
+          <w:p/>
         </w:tc>
         <w:tc>
           <w:tcPr>
@@ -1436,79 +1364,26 @@
         <w:tc>
           <w:tcPr>
             <w:tcW w:w="600" w:type="dxa"/>
-            <w:vAlign w:val="center"/>
-          </w:tcPr>
-          <w:p>
-            <w:pPr>
-              <w:rPr>
-                <w:sz w:val="21"/>
-                <w:szCs w:val="21"/>
-              </w:rPr>
-            </w:pPr>
-            <w:r>
-              <w:rPr>
-                <w:sz w:val="21"/>
-                <w:szCs w:val="21"/>
-              </w:rPr>
-              <w:t>4</w:t>
-            </w:r>
-          </w:p>
+            <w:vMerge/>
+            <w:vAlign w:val="center"/>
+          </w:tcPr>
+          <w:p/>
         </w:tc>
         <w:tc>
           <w:tcPr>
             <w:tcW w:w="800" w:type="dxa"/>
-            <w:vAlign w:val="center"/>
-          </w:tcPr>
-          <w:p>
-            <w:pPr>
-              <w:rPr>
-                <w:sz w:val="21"/>
-                <w:szCs w:val="21"/>
-              </w:rPr>
-            </w:pPr>
-            <w:r>
-              <w:rPr>
-                <w:sz w:val="21"/>
-                <w:szCs w:val="21"/>
-              </w:rPr>
-              <w:t>7.1.4</w:t>
-            </w:r>
-          </w:p>
+            <w:vMerge/>
+            <w:vAlign w:val="center"/>
+          </w:tcPr>
+          <w:p/>
         </w:tc>
         <w:tc>
           <w:tcPr>
             <w:tcW w:w="5000" w:type="dxa"/>
-            <w:vAlign w:val="center"/>
-          </w:tcPr>
-          <w:p>
-            <w:pPr>
-              <w:rPr>
-                <w:sz w:val="21"/>
-                <w:szCs w:val="21"/>
-              </w:rPr>
-            </w:pPr>
-            <w:r>
-              <w:rPr>
-                <w:sz w:val="21"/>
-                <w:szCs w:val="21"/>
-              </w:rPr>
-              <w:t>标记：主体</w:t>
-            </w:r>
-            <w:r>
-              <w:rPr>
-                <w:sz w:val="21"/>
-                <w:szCs w:val="21"/>
-              </w:rPr>
-              <w:t>/</w:t>
-            </w:r>
-            <w:r>
-              <w:rPr>
-                <w:sz w:val="21"/>
-                <w:szCs w:val="21"/>
-              </w:rPr>
-              <w:t>客体敏感标记的配置权限管控，标记与主体关联不可篡改，依据标记执行访问控制</w:t>
-            </w:r>
-          </w:p>
+            <w:vMerge/>
+            <w:vAlign w:val="center"/>
+          </w:tcPr>
+          <w:p/>
         </w:tc>
         <w:tc>
           <w:tcPr>
@@ -1523,7 +1398,7 @@
               </w:rPr>
             </w:pPr>
             <w:r>
-              <w:t xml:space="preserve">已实现：主体敏感标记——用户新增密级许可字段（clearance，复用密级字典：公开/内部/秘密★5年/机密★10年/绝密★20年），仅系统管理员可配置（用户更新接口 IsAdminUser）；客体敏感标记——项目密级字段（原有）；依据标记执行访问控制：项目密级高于用户密级许可时即使项目负责人/成员也拒绝访问（叠加于 DAC 之上的强制层，admin 不受限）；标记配置受控（项目密级仅负责人/admin 可改，7.1.3 覆盖）</w:t>
+              <w:t>证据只进不改不删：证据表只提供查询，无修改/删除接口；查询限审计员（utils/permissions.py IsAuditor），普通用户与系统管理员访问均被拒</w:t>
             </w:r>
           </w:p>
         </w:tc>
@@ -1540,26 +1415,17 @@
               </w:rPr>
             </w:pPr>
             <w:r>
-              <w:t xml:space="preserve">实测：项目=机密(4)、成员许可=秘密(3) → 访问 403；管理员提升成员许可到机密(4) → 恢复 200；许可降回 2 → 403；项目回公开 → 200。用户管理页可直接配置密级许可下拉。演示路径：项目管理改密级 + 用户管理改密级许可</w:t>
+              <w:t>③用非审计员账号访问证据查询接口返回 403；对证据接口发 PUT/DELETE 返回 405</w:t>
             </w:r>
           </w:p>
         </w:tc>
         <w:tc>
           <w:tcPr>
             <w:tcW w:w="1100" w:type="dxa"/>
-            <w:vAlign w:val="center"/>
-          </w:tcPr>
-          <w:p>
-            <w:pPr>
-              <w:rPr>
-                <w:sz w:val="21"/>
-                <w:szCs w:val="21"/>
-              </w:rPr>
-            </w:pPr>
-            <w:r>
-              <w:t xml:space="preserve">已完成（2026-10-15）</w:t>
-            </w:r>
-          </w:p>
+            <w:vMerge/>
+            <w:vAlign w:val="center"/>
+          </w:tcPr>
+          <w:p/>
         </w:tc>
         <w:tc>
           <w:tcPr>
@@ -1586,83 +1452,30 @@
             <w:bottom w:w="0" w:type="dxa"/>
           </w:tblCellMar>
         </w:tblPrEx>
+        <w:trPr/>
         <w:tc>
           <w:tcPr>
             <w:tcW w:w="600" w:type="dxa"/>
-            <w:vAlign w:val="center"/>
-          </w:tcPr>
-          <w:p>
-            <w:pPr>
-              <w:rPr>
-                <w:sz w:val="21"/>
-                <w:szCs w:val="21"/>
-              </w:rPr>
-            </w:pPr>
-            <w:r>
-              <w:rPr>
-                <w:sz w:val="21"/>
-                <w:szCs w:val="21"/>
-              </w:rPr>
-              <w:lastRenderedPageBreak/>
-              <w:t>5</w:t>
-            </w:r>
-          </w:p>
+            <w:vMerge/>
+            <w:vAlign w:val="center"/>
+          </w:tcPr>
+          <w:p/>
         </w:tc>
         <w:tc>
           <w:tcPr>
             <w:tcW w:w="800" w:type="dxa"/>
-            <w:vAlign w:val="center"/>
-          </w:tcPr>
-          <w:p>
-            <w:pPr>
-              <w:rPr>
-                <w:sz w:val="21"/>
-                <w:szCs w:val="21"/>
-              </w:rPr>
-            </w:pPr>
-            <w:r>
-              <w:rPr>
-                <w:sz w:val="21"/>
-                <w:szCs w:val="21"/>
-              </w:rPr>
-              <w:t>7.1.5</w:t>
-            </w:r>
-          </w:p>
+            <w:vMerge/>
+            <w:vAlign w:val="center"/>
+          </w:tcPr>
+          <w:p/>
         </w:tc>
         <w:tc>
           <w:tcPr>
             <w:tcW w:w="5000" w:type="dxa"/>
-            <w:vAlign w:val="center"/>
-          </w:tcPr>
-          <w:p>
-            <w:pPr>
-              <w:rPr>
-                <w:sz w:val="21"/>
-                <w:szCs w:val="21"/>
-              </w:rPr>
-            </w:pPr>
-            <w:r>
-              <w:rPr>
-                <w:sz w:val="21"/>
-                <w:szCs w:val="21"/>
-              </w:rPr>
-              <w:t>强制访问控制：多级安全策略，三权分立与最小授权，</w:t>
-            </w:r>
-            <w:r>
-              <w:rPr>
-                <w:sz w:val="21"/>
-                <w:szCs w:val="21"/>
-              </w:rPr>
-              <w:t xml:space="preserve">MAC </w:t>
-            </w:r>
-            <w:r>
-              <w:rPr>
-                <w:sz w:val="21"/>
-                <w:szCs w:val="21"/>
-              </w:rPr>
-              <w:t>范围覆盖主体与客体</w:t>
-            </w:r>
-          </w:p>
+            <w:vMerge/>
+            <w:vAlign w:val="center"/>
+          </w:tcPr>
+          <w:p/>
         </w:tc>
         <w:tc>
           <w:tcPr>
@@ -1677,11 +1490,7 @@
               </w:rPr>
             </w:pPr>
             <w:r>
-              <w:rPr>
-                <w:sz w:val="21"/>
-                <w:szCs w:val="21"/>
-              </w:rPr>
-              <w:t xml:space="preserve">三权分立角色权限（utils/permissions.py：IsSystemAdmin/IsSecurityAdmin/IsAuditor）；安全员标记管理（安全策略页-敏感标记管理，GET/PUT /api/system/security/clearance）；项目级访问控制与密级强制（apps/project/tools/access_control.py）；字典写操作仅系统管理员</w:t>
+              <w:t>证据可核验：审计员核验页支持按业务标识过滤，可还原「原发→接收」完整链路；SHA256 摘要可逐条比对内容未被改动</w:t>
             </w:r>
           </w:p>
         </w:tc>
@@ -1698,34 +1507,17 @@
               </w:rPr>
             </w:pPr>
             <w:r>
-              <w:rPr>
-                <w:sz w:val="21"/>
-                <w:szCs w:val="21"/>
-              </w:rPr>
-              <w:t xml:space="preserve">安全员登录→安全策略→敏感标记管理：调整用户密级许可并留痕；管理员访问安全策略/日志接口被拒(403)；安全员/审计员访问用户管理被拒(403)；审计员在操作日志核验标记变更记录</w:t>
+              <w:t>④审计员在抗抵赖证据页按业务标识（问题单/用例 id）过滤，核对同一业务的原发与接收两条证据，摘要、操作 IP、时间戳一致</w:t>
             </w:r>
           </w:p>
         </w:tc>
         <w:tc>
           <w:tcPr>
             <w:tcW w:w="1100" w:type="dxa"/>
-            <w:vAlign w:val="center"/>
-          </w:tcPr>
-          <w:p>
-            <w:pPr>
-              <w:rPr>
-                <w:sz w:val="21"/>
-                <w:szCs w:val="21"/>
-              </w:rPr>
-            </w:pPr>
-            <w:r>
-              <w:rPr>
-                <w:sz w:val="21"/>
-                <w:szCs w:val="21"/>
-              </w:rPr>
-              <w:t xml:space="preserve">已完成（2026-10-15）：应用层强制管控+三权分立与最小授权（无全能账号）；OS/数据库层由部署环境保障；分布式/网络场景单机部署不适用</w:t>
-            </w:r>
-          </w:p>
+            <w:vMerge/>
+            <w:vAlign w:val="center"/>
+          </w:tcPr>
+          <w:p/>
         </w:tc>
         <w:tc>
           <w:tcPr>
@@ -1740,10 +1532,6 @@
               </w:rPr>
             </w:pPr>
             <w:r>
-              <w:rPr>
-                <w:sz w:val="21"/>
-                <w:szCs w:val="21"/>
-              </w:rPr>
               <w:t>—</w:t>
             </w:r>
           </w:p>
@@ -1756,110 +1544,30 @@
             <w:bottom w:w="0" w:type="dxa"/>
           </w:tblCellMar>
         </w:tblPrEx>
+        <w:trPr/>
         <w:tc>
           <w:tcPr>
             <w:tcW w:w="600" w:type="dxa"/>
-            <w:vAlign w:val="center"/>
-          </w:tcPr>
-          <w:p>
-            <w:pPr>
-              <w:rPr>
-                <w:sz w:val="21"/>
-                <w:szCs w:val="21"/>
-              </w:rPr>
-            </w:pPr>
-            <w:r>
-              <w:rPr>
-                <w:sz w:val="21"/>
-                <w:szCs w:val="21"/>
-              </w:rPr>
-              <w:t>6</w:t>
-            </w:r>
-          </w:p>
+            <w:vMerge/>
+            <w:vAlign w:val="center"/>
+          </w:tcPr>
+          <w:p/>
         </w:tc>
         <w:tc>
           <w:tcPr>
             <w:tcW w:w="800" w:type="dxa"/>
-            <w:vAlign w:val="center"/>
-          </w:tcPr>
-          <w:p>
-            <w:pPr>
-              <w:rPr>
-                <w:sz w:val="21"/>
-                <w:szCs w:val="21"/>
-              </w:rPr>
-            </w:pPr>
-            <w:r>
-              <w:rPr>
-                <w:sz w:val="21"/>
-                <w:szCs w:val="21"/>
-              </w:rPr>
-              <w:t>7.1.6</w:t>
-            </w:r>
-          </w:p>
+            <w:vMerge/>
+            <w:vAlign w:val="center"/>
+          </w:tcPr>
+          <w:p/>
         </w:tc>
         <w:tc>
           <w:tcPr>
             <w:tcW w:w="5000" w:type="dxa"/>
-            <w:vAlign w:val="center"/>
-          </w:tcPr>
-          <w:p>
-            <w:pPr>
-              <w:rPr>
-                <w:sz w:val="21"/>
-                <w:szCs w:val="21"/>
-              </w:rPr>
-            </w:pPr>
-            <w:r>
-              <w:rPr>
-                <w:sz w:val="21"/>
-                <w:szCs w:val="21"/>
-              </w:rPr>
-              <w:t>安全审计：审计记录全覆盖（身份</w:t>
-            </w:r>
-            <w:r>
-              <w:rPr>
-                <w:sz w:val="21"/>
-                <w:szCs w:val="21"/>
-              </w:rPr>
-              <w:t>/</w:t>
-            </w:r>
-            <w:r>
-              <w:rPr>
-                <w:sz w:val="21"/>
-                <w:szCs w:val="21"/>
-              </w:rPr>
-              <w:t>事件</w:t>
-            </w:r>
-            <w:r>
-              <w:rPr>
-                <w:sz w:val="21"/>
-                <w:szCs w:val="21"/>
-              </w:rPr>
-              <w:t>/</w:t>
-            </w:r>
-            <w:r>
-              <w:rPr>
-                <w:sz w:val="21"/>
-                <w:szCs w:val="21"/>
-              </w:rPr>
-              <w:t>时间</w:t>
-            </w:r>
-            <w:r>
-              <w:rPr>
-                <w:sz w:val="21"/>
-                <w:szCs w:val="21"/>
-              </w:rPr>
-              <w:t>/</w:t>
-            </w:r>
-            <w:r>
-              <w:rPr>
-                <w:sz w:val="21"/>
-                <w:szCs w:val="21"/>
-              </w:rPr>
-              <w:t>结果），可查询追溯，超阈值告警，日志防篡改防删除</w:t>
-            </w:r>
-          </w:p>
+            <w:vMerge/>
+            <w:vAlign w:val="center"/>
+          </w:tcPr>
+          <w:p/>
         </w:tc>
         <w:tc>
           <w:tcPr>
@@ -1874,11 +1582,7 @@
               </w:rPr>
             </w:pPr>
             <w:r>
-              <w:rPr>
-                <w:sz w:val="21"/>
-                <w:szCs w:val="21"/>
-              </w:rPr>
-              <w:t xml:space="preserve">统一审计日志（system_audit_log：账号/角色/事件类型/内容/IP/UA/时间，仅追加防篡改，utils/audit.py 埋点）；统一安全审计页（/monitor/auditLog，仅审计员：多维筛选+告警高亮+标签统计）；日志保护（三类日志删除须≥30天且仅审计员，全清拒绝并告警）；越权403全局处理器自动告警</w:t>
+              <w:t>证据唯一性与完整性：每次提交/确认各生成一条独立证据记录，不覆盖、不合并，历史证据不受后续操作影响</w:t>
             </w:r>
           </w:p>
         </w:tc>
@@ -1895,34 +1599,17 @@
               </w:rPr>
             </w:pPr>
             <w:r>
-              <w:rPr>
-                <w:sz w:val="21"/>
-                <w:szCs w:val="21"/>
-              </w:rPr>
-              <w:t xml:space="preserve">审计员登录→日志监控→统一安全审计：按账号/事件类型/IP/时间筛选，只看告警一键切换；尝试全清审计日志被拒（≥30天保留期）；普通用户/管理员访问审计接口403并生成越权告警；错口令5次→锁定告警留痕</w:t>
+              <w:t>⑤对同一问题单多次修改保存，核对每次确认动作各生成一条独立证据，条数递增、旧证据内容不变</w:t>
             </w:r>
           </w:p>
         </w:tc>
         <w:tc>
           <w:tcPr>
             <w:tcW w:w="1100" w:type="dxa"/>
-            <w:vAlign w:val="center"/>
-          </w:tcPr>
-          <w:p>
-            <w:pPr>
-              <w:rPr>
-                <w:sz w:val="21"/>
-                <w:szCs w:val="21"/>
-              </w:rPr>
-            </w:pPr>
-            <w:r>
-              <w:rPr>
-                <w:sz w:val="21"/>
-                <w:szCs w:val="21"/>
-              </w:rPr>
-              <w:t xml:space="preserve">已完成（2026-10-16）：事件全覆盖+字段完整（含IP）+多维度检索+告警+防篡改防删除验证通过；分布式统一审计不适用（单机部署）</w:t>
-            </w:r>
-          </w:p>
+            <w:vMerge/>
+            <w:vAlign w:val="center"/>
+          </w:tcPr>
+          <w:p/>
         </w:tc>
         <w:tc>
           <w:tcPr>
@@ -1937,10 +1624,6 @@
               </w:rPr>
             </w:pPr>
             <w:r>
-              <w:rPr>
-                <w:sz w:val="21"/>
-                <w:szCs w:val="21"/>
-              </w:rPr>
               <w:t>—</w:t>
             </w:r>
           </w:p>
@@ -1953,66 +1636,70 @@
             <w:bottom w:w="0" w:type="dxa"/>
           </w:tblCellMar>
         </w:tblPrEx>
+        <w:trPr/>
         <w:tc>
           <w:tcPr>
             <w:tcW w:w="600" w:type="dxa"/>
-            <w:vAlign w:val="center"/>
-          </w:tcPr>
-          <w:p>
-            <w:pPr>
-              <w:rPr>
-                <w:sz w:val="21"/>
-                <w:szCs w:val="21"/>
-              </w:rPr>
-            </w:pPr>
-            <w:r>
-              <w:rPr>
-                <w:sz w:val="21"/>
-                <w:szCs w:val="21"/>
-              </w:rPr>
-              <w:t>7</w:t>
+            <w:vMerge w:val="restart"/>
+            <w:vAlign w:val="center"/>
+          </w:tcPr>
+          <w:p>
+            <w:pPr>
+              <w:rPr>
+                <w:sz w:val="21"/>
+                <w:szCs w:val="21"/>
+              </w:rPr>
+            </w:pPr>
+            <w:r>
+              <w:rPr>
+                <w:sz w:val="21"/>
+                <w:szCs w:val="21"/>
+              </w:rPr>
+              <w:t>3</w:t>
             </w:r>
           </w:p>
         </w:tc>
         <w:tc>
           <w:tcPr>
             <w:tcW w:w="800" w:type="dxa"/>
-            <w:vAlign w:val="center"/>
-          </w:tcPr>
-          <w:p>
-            <w:pPr>
-              <w:rPr>
-                <w:sz w:val="21"/>
-                <w:szCs w:val="21"/>
-              </w:rPr>
-            </w:pPr>
-            <w:r>
-              <w:rPr>
-                <w:sz w:val="21"/>
-                <w:szCs w:val="21"/>
-              </w:rPr>
-              <w:t>7.1.7</w:t>
+            <w:vMerge w:val="restart"/>
+            <w:vAlign w:val="center"/>
+          </w:tcPr>
+          <w:p>
+            <w:pPr>
+              <w:rPr>
+                <w:sz w:val="21"/>
+                <w:szCs w:val="21"/>
+              </w:rPr>
+            </w:pPr>
+            <w:r>
+              <w:rPr>
+                <w:sz w:val="21"/>
+                <w:szCs w:val="21"/>
+              </w:rPr>
+              <w:t>7.1.3</w:t>
             </w:r>
           </w:p>
         </w:tc>
         <w:tc>
           <w:tcPr>
             <w:tcW w:w="5000" w:type="dxa"/>
-            <w:vAlign w:val="center"/>
-          </w:tcPr>
-          <w:p>
-            <w:pPr>
-              <w:rPr>
-                <w:sz w:val="21"/>
-                <w:szCs w:val="21"/>
-              </w:rPr>
-            </w:pPr>
-            <w:r>
-              <w:rPr>
-                <w:sz w:val="21"/>
-                <w:szCs w:val="21"/>
-              </w:rPr>
-              <w:t>用户数据完整性保护：公开</w:t>
+            <w:vMerge w:val="restart"/>
+            <w:vAlign w:val="center"/>
+          </w:tcPr>
+          <w:p>
+            <w:pPr>
+              <w:rPr>
+                <w:sz w:val="21"/>
+                <w:szCs w:val="21"/>
+              </w:rPr>
+            </w:pPr>
+            <w:r>
+              <w:rPr>
+                <w:sz w:val="21"/>
+                <w:szCs w:val="21"/>
+              </w:rPr>
+              <w:t>自主访问控制：客体创建者默认全权；授权</w:t>
             </w:r>
             <w:r>
               <w:rPr>
@@ -2026,7 +1713,7 @@
                 <w:sz w:val="21"/>
                 <w:szCs w:val="21"/>
               </w:rPr>
-              <w:t>一般</w:t>
+              <w:t>传播</w:t>
             </w:r>
             <w:r>
               <w:rPr>
@@ -2040,7 +1727,7 @@
                 <w:sz w:val="21"/>
                 <w:szCs w:val="21"/>
               </w:rPr>
-              <w:t>敏感数据在存储、传输、处理全流程完整性校验，发现篡改可恢复</w:t>
+              <w:t>回收可控；可限制权限扩散；文件与数据库多粒度管控；拦截越权访问</w:t>
             </w:r>
           </w:p>
         </w:tc>
@@ -2057,11 +1744,7 @@
               </w:rPr>
             </w:pPr>
             <w:r>
-              <w:rPr>
-                <w:sz w:val="21"/>
-                <w:szCs w:val="21"/>
-              </w:rPr>
-              <w:t xml:space="preserve">数据完整性标签（system_data_integrity_tag：项目/用例/执行结果/问题单关键字段 SHA256 摘要，apps/project/tools/integrity.py）；写后信号自动刷新（integrity_signals.py post_save/post_delete）；审计员核查接口与统一审计页核查区块（GET /system/log/integrityCheck，破损即 integrity_broken 告警）；事务回退 atomic；传输保护 deploy/https TLS</w:t>
+              <w:t>客体创建者默认全权：项目创建者即负责人（Project.duty_person），默认拥有该项目全部管理权（改信息/删项目/管成员）</w:t>
             </w:r>
           </w:p>
         </w:tc>
@@ -2078,32 +1761,25 @@
               </w:rPr>
             </w:pPr>
             <w:r>
-              <w:rPr>
-                <w:sz w:val="21"/>
-                <w:szCs w:val="21"/>
-              </w:rPr>
-              <w:t xml:space="preserve">审计员登录→统一安全审计→立即核查：48 条受保护数据批量重算比对全部完好；演示绕过应用直改 DB 一条用例→再核查→红色告警定位到该行；从备份恢复后复核完好；正常业务写操作后核查无破损</w:t>
+              <w:t>①新建项目后以创建者身份编辑项目信息、增删成员、删除项目，均成功</w:t>
             </w:r>
           </w:p>
         </w:tc>
         <w:tc>
           <w:tcPr>
             <w:tcW w:w="1100" w:type="dxa"/>
-            <w:vAlign w:val="center"/>
-          </w:tcPr>
-          <w:p>
-            <w:pPr>
-              <w:rPr>
-                <w:sz w:val="21"/>
-                <w:szCs w:val="21"/>
-              </w:rPr>
-            </w:pPr>
-            <w:r>
-              <w:rPr>
-                <w:sz w:val="21"/>
-                <w:szCs w:val="21"/>
-              </w:rPr>
-              <w:t xml:space="preserve">已完成（2026-10-17）：标签校验+破损检测告警+写后自动刷新验证通过；恢复依赖 DB 备份如实标注；报文级篡改检测由部署层 TLS 承担</w:t>
+            <w:vMerge w:val="restart"/>
+            <w:vAlign w:val="center"/>
+          </w:tcPr>
+          <w:p>
+            <w:pPr>
+              <w:rPr>
+                <w:sz w:val="21"/>
+                <w:szCs w:val="21"/>
+              </w:rPr>
+            </w:pPr>
+            <w:r>
+              <w:t xml:space="preserve">已完成（2026-10-15）</w:t>
             </w:r>
           </w:p>
         </w:tc>
@@ -2120,10 +1796,6 @@
               </w:rPr>
             </w:pPr>
             <w:r>
-              <w:rPr>
-                <w:sz w:val="21"/>
-                <w:szCs w:val="21"/>
-              </w:rPr>
               <w:t>—</w:t>
             </w:r>
           </w:p>
@@ -2136,68 +1808,30 @@
             <w:bottom w:w="0" w:type="dxa"/>
           </w:tblCellMar>
         </w:tblPrEx>
+        <w:trPr/>
         <w:tc>
           <w:tcPr>
             <w:tcW w:w="600" w:type="dxa"/>
-            <w:vAlign w:val="center"/>
-          </w:tcPr>
-          <w:p>
-            <w:pPr>
-              <w:rPr>
-                <w:sz w:val="21"/>
-                <w:szCs w:val="21"/>
-              </w:rPr>
-            </w:pPr>
-            <w:r>
-              <w:rPr>
-                <w:sz w:val="21"/>
-                <w:szCs w:val="21"/>
-              </w:rPr>
-              <w:t>8</w:t>
-            </w:r>
-          </w:p>
+            <w:vMerge/>
+            <w:vAlign w:val="center"/>
+          </w:tcPr>
+          <w:p/>
         </w:tc>
         <w:tc>
           <w:tcPr>
             <w:tcW w:w="800" w:type="dxa"/>
-            <w:vAlign w:val="center"/>
-          </w:tcPr>
-          <w:p>
-            <w:pPr>
-              <w:rPr>
-                <w:sz w:val="21"/>
-                <w:szCs w:val="21"/>
-              </w:rPr>
-            </w:pPr>
-            <w:r>
-              <w:rPr>
-                <w:sz w:val="21"/>
-                <w:szCs w:val="21"/>
-              </w:rPr>
-              <w:t>7.1.8</w:t>
-            </w:r>
-          </w:p>
+            <w:vMerge/>
+            <w:vAlign w:val="center"/>
+          </w:tcPr>
+          <w:p/>
         </w:tc>
         <w:tc>
           <w:tcPr>
             <w:tcW w:w="5000" w:type="dxa"/>
-            <w:vAlign w:val="center"/>
-          </w:tcPr>
-          <w:p>
-            <w:pPr>
-              <w:rPr>
-                <w:sz w:val="21"/>
-                <w:szCs w:val="21"/>
-              </w:rPr>
-            </w:pPr>
-            <w:r>
-              <w:rPr>
-                <w:sz w:val="21"/>
-                <w:szCs w:val="21"/>
-              </w:rPr>
-              <w:t>用户数据保密性保护：数据存储、传输、处理、资源释放全流程保密性（加密算法、密钥管理、剩余信息保护）</w:t>
-            </w:r>
-          </w:p>
+            <w:vMerge/>
+            <w:vAlign w:val="center"/>
+          </w:tcPr>
+          <w:p/>
         </w:tc>
         <w:tc>
           <w:tcPr>
@@ -2212,11 +1846,7 @@
               </w:rPr>
             </w:pPr>
             <w:r>
-              <w:rPr>
-                <w:sz w:val="21"/>
-                <w:szCs w:val="21"/>
-              </w:rPr>
-              <w:t>待实现</w:t>
+              <w:t>授权：负责人通过项目成员（Project.member）授权，被授权成员获得该项目及下游数据（轮次/被测件/设计需求/测试项/用例/问题单）的访问权</w:t>
             </w:r>
           </w:p>
         </w:tc>
@@ -2233,34 +1863,17 @@
               </w:rPr>
             </w:pPr>
             <w:r>
-              <w:rPr>
-                <w:sz w:val="21"/>
-                <w:szCs w:val="21"/>
-              </w:rPr>
-              <w:t>—</w:t>
+              <w:t>②负责人把一个用户加入项目成员，该用户随即能在项目列表看到并进入该项目</w:t>
             </w:r>
           </w:p>
         </w:tc>
         <w:tc>
           <w:tcPr>
             <w:tcW w:w="1100" w:type="dxa"/>
-            <w:vAlign w:val="center"/>
-          </w:tcPr>
-          <w:p>
-            <w:pPr>
-              <w:rPr>
-                <w:sz w:val="21"/>
-                <w:szCs w:val="21"/>
-              </w:rPr>
-            </w:pPr>
-            <w:r>
-              <w:rPr>
-                <w:sz w:val="21"/>
-                <w:szCs w:val="21"/>
-              </w:rPr>
-              <w:t>待开始</w:t>
-            </w:r>
-          </w:p>
+            <w:vMerge/>
+            <w:vAlign w:val="center"/>
+          </w:tcPr>
+          <w:p/>
         </w:tc>
         <w:tc>
           <w:tcPr>
@@ -2275,10 +1888,6 @@
               </w:rPr>
             </w:pPr>
             <w:r>
-              <w:rPr>
-                <w:sz w:val="21"/>
-                <w:szCs w:val="21"/>
-              </w:rPr>
               <w:t>—</w:t>
             </w:r>
           </w:p>
@@ -2291,68 +1900,30 @@
             <w:bottom w:w="0" w:type="dxa"/>
           </w:tblCellMar>
         </w:tblPrEx>
+        <w:trPr/>
         <w:tc>
           <w:tcPr>
             <w:tcW w:w="600" w:type="dxa"/>
-            <w:vAlign w:val="center"/>
-          </w:tcPr>
-          <w:p>
-            <w:pPr>
-              <w:rPr>
-                <w:sz w:val="21"/>
-                <w:szCs w:val="21"/>
-              </w:rPr>
-            </w:pPr>
-            <w:r>
-              <w:rPr>
-                <w:sz w:val="21"/>
-                <w:szCs w:val="21"/>
-              </w:rPr>
-              <w:t>9</w:t>
-            </w:r>
-          </w:p>
+            <w:vMerge/>
+            <w:vAlign w:val="center"/>
+          </w:tcPr>
+          <w:p/>
         </w:tc>
         <w:tc>
           <w:tcPr>
             <w:tcW w:w="800" w:type="dxa"/>
-            <w:vAlign w:val="center"/>
-          </w:tcPr>
-          <w:p>
-            <w:pPr>
-              <w:rPr>
-                <w:sz w:val="21"/>
-                <w:szCs w:val="21"/>
-              </w:rPr>
-            </w:pPr>
-            <w:r>
-              <w:rPr>
-                <w:sz w:val="21"/>
-                <w:szCs w:val="21"/>
-              </w:rPr>
-              <w:t>7.1.9</w:t>
-            </w:r>
-          </w:p>
+            <w:vMerge/>
+            <w:vAlign w:val="center"/>
+          </w:tcPr>
+          <w:p/>
         </w:tc>
         <w:tc>
           <w:tcPr>
             <w:tcW w:w="5000" w:type="dxa"/>
-            <w:vAlign w:val="center"/>
-          </w:tcPr>
-          <w:p>
-            <w:pPr>
-              <w:rPr>
-                <w:sz w:val="21"/>
-                <w:szCs w:val="21"/>
-              </w:rPr>
-            </w:pPr>
-            <w:r>
-              <w:rPr>
-                <w:sz w:val="21"/>
-                <w:szCs w:val="21"/>
-              </w:rPr>
-              <w:t>备份与故障恢复：用户自主备份、系统定时增量备份、故障后数据恢复全流程</w:t>
-            </w:r>
-          </w:p>
+            <w:vMerge/>
+            <w:vAlign w:val="center"/>
+          </w:tcPr>
+          <w:p/>
         </w:tc>
         <w:tc>
           <w:tcPr>
@@ -2367,11 +1938,7 @@
               </w:rPr>
             </w:pPr>
             <w:r>
-              <w:rPr>
-                <w:sz w:val="21"/>
-                <w:szCs w:val="21"/>
-              </w:rPr>
-              <w:t>待实现</w:t>
+              <w:t>权限传播限制：项目管理（改信息/删项目/管成员）仅负责人与系统管理员可操作，成员不能为自己或他人扩权（apps/project/tools/access_control.py）</w:t>
             </w:r>
           </w:p>
         </w:tc>
@@ -2388,34 +1955,17 @@
               </w:rPr>
             </w:pPr>
             <w:r>
-              <w:rPr>
-                <w:sz w:val="21"/>
-                <w:szCs w:val="21"/>
-              </w:rPr>
-              <w:t>—</w:t>
+              <w:t>③以成员身份尝试修改项目信息、增删成员，均返回 403</w:t>
             </w:r>
           </w:p>
         </w:tc>
         <w:tc>
           <w:tcPr>
             <w:tcW w:w="1100" w:type="dxa"/>
-            <w:vAlign w:val="center"/>
-          </w:tcPr>
-          <w:p>
-            <w:pPr>
-              <w:rPr>
-                <w:sz w:val="21"/>
-                <w:szCs w:val="21"/>
-              </w:rPr>
-            </w:pPr>
-            <w:r>
-              <w:rPr>
-                <w:sz w:val="21"/>
-                <w:szCs w:val="21"/>
-              </w:rPr>
-              <w:t>待开始</w:t>
-            </w:r>
-          </w:p>
+            <w:vMerge/>
+            <w:vAlign w:val="center"/>
+          </w:tcPr>
+          <w:p/>
         </w:tc>
         <w:tc>
           <w:tcPr>
@@ -2430,10 +1980,6 @@
               </w:rPr>
             </w:pPr>
             <w:r>
-              <w:rPr>
-                <w:sz w:val="21"/>
-                <w:szCs w:val="21"/>
-              </w:rPr>
               <w:t>—</w:t>
             </w:r>
           </w:p>
@@ -2446,9 +1992,3741 @@
             <w:bottom w:w="0" w:type="dxa"/>
           </w:tblCellMar>
         </w:tblPrEx>
+        <w:trPr/>
         <w:tc>
           <w:tcPr>
             <w:tcW w:w="600" w:type="dxa"/>
+            <w:vMerge/>
+            <w:vAlign w:val="center"/>
+          </w:tcPr>
+          <w:p/>
+        </w:tc>
+        <w:tc>
+          <w:tcPr>
+            <w:tcW w:w="800" w:type="dxa"/>
+            <w:vMerge/>
+            <w:vAlign w:val="center"/>
+          </w:tcPr>
+          <w:p/>
+        </w:tc>
+        <w:tc>
+          <w:tcPr>
+            <w:tcW w:w="5000" w:type="dxa"/>
+            <w:vMerge/>
+            <w:vAlign w:val="center"/>
+          </w:tcPr>
+          <w:p/>
+        </w:tc>
+        <w:tc>
+          <w:tcPr>
+            <w:tcW w:w="2600" w:type="dxa"/>
+            <w:vAlign w:val="center"/>
+          </w:tcPr>
+          <w:p>
+            <w:pPr>
+              <w:rPr>
+                <w:sz w:val="21"/>
+                <w:szCs w:val="21"/>
+              </w:rPr>
+            </w:pPr>
+            <w:r>
+              <w:t>权限回收：负责人移除成员即回收权限，校验实时生效（每次请求查库判定，无缓存）</w:t>
+            </w:r>
+          </w:p>
+        </w:tc>
+        <w:tc>
+          <w:tcPr>
+            <w:tcW w:w="1500" w:type="dxa"/>
+            <w:vAlign w:val="center"/>
+          </w:tcPr>
+          <w:p>
+            <w:pPr>
+              <w:rPr>
+                <w:sz w:val="21"/>
+                <w:szCs w:val="21"/>
+              </w:rPr>
+            </w:pPr>
+            <w:r>
+              <w:t>④负责人移除某成员后，该成员再次访问项目详情/轮次/问题单，立即返回 403</w:t>
+            </w:r>
+          </w:p>
+        </w:tc>
+        <w:tc>
+          <w:tcPr>
+            <w:tcW w:w="1100" w:type="dxa"/>
+            <w:vMerge/>
+            <w:vAlign w:val="center"/>
+          </w:tcPr>
+          <w:p/>
+        </w:tc>
+        <w:tc>
+          <w:tcPr>
+            <w:tcW w:w="1600" w:type="dxa"/>
+            <w:vAlign w:val="center"/>
+          </w:tcPr>
+          <w:p>
+            <w:pPr>
+              <w:rPr>
+                <w:sz w:val="21"/>
+                <w:szCs w:val="21"/>
+              </w:rPr>
+            </w:pPr>
+            <w:r>
+              <w:t>—</w:t>
+            </w:r>
+          </w:p>
+        </w:tc>
+      </w:tr>
+      <w:tr>
+        <w:tblPrEx>
+          <w:tblCellMar>
+            <w:top w:w="0" w:type="dxa"/>
+            <w:bottom w:w="0" w:type="dxa"/>
+          </w:tblCellMar>
+        </w:tblPrEx>
+        <w:trPr/>
+        <w:tc>
+          <w:tcPr>
+            <w:tcW w:w="600" w:type="dxa"/>
+            <w:vMerge/>
+            <w:vAlign w:val="center"/>
+          </w:tcPr>
+          <w:p/>
+        </w:tc>
+        <w:tc>
+          <w:tcPr>
+            <w:tcW w:w="800" w:type="dxa"/>
+            <w:vMerge/>
+            <w:vAlign w:val="center"/>
+          </w:tcPr>
+          <w:p/>
+        </w:tc>
+        <w:tc>
+          <w:tcPr>
+            <w:tcW w:w="5000" w:type="dxa"/>
+            <w:vMerge/>
+            <w:vAlign w:val="center"/>
+          </w:tcPr>
+          <w:p/>
+        </w:tc>
+        <w:tc>
+          <w:tcPr>
+            <w:tcW w:w="2600" w:type="dxa"/>
+            <w:vAlign w:val="center"/>
+          </w:tcPr>
+          <w:p>
+            <w:pPr>
+              <w:rPr>
+                <w:sz w:val="21"/>
+                <w:szCs w:val="21"/>
+              </w:rPr>
+            </w:pPr>
+            <w:r>
+              <w:t>越权访问拦截：约 40 个路由收敛到 check_project_access / check_project_access_by_id；校验 fail-closed（拿不到项目 id 一律拒绝）；越权 403 统一进审计告警</w:t>
+            </w:r>
+          </w:p>
+        </w:tc>
+        <w:tc>
+          <w:tcPr>
+            <w:tcW w:w="1500" w:type="dxa"/>
+            <w:vAlign w:val="center"/>
+          </w:tcPr>
+          <w:p>
+            <w:pPr>
+              <w:rPr>
+                <w:sz w:val="21"/>
+                <w:szCs w:val="21"/>
+              </w:rPr>
+            </w:pPr>
+            <w:r>
+              <w:t>⑤以非成员账号访问项目详情、轮次、用例、问题单提交等接口，全部 403，且统一安全审计页出现越权告警</w:t>
+            </w:r>
+          </w:p>
+        </w:tc>
+        <w:tc>
+          <w:tcPr>
+            <w:tcW w:w="1100" w:type="dxa"/>
+            <w:vMerge/>
+            <w:vAlign w:val="center"/>
+          </w:tcPr>
+          <w:p/>
+        </w:tc>
+        <w:tc>
+          <w:tcPr>
+            <w:tcW w:w="1600" w:type="dxa"/>
+            <w:vAlign w:val="center"/>
+          </w:tcPr>
+          <w:p>
+            <w:pPr>
+              <w:rPr>
+                <w:sz w:val="21"/>
+                <w:szCs w:val="21"/>
+              </w:rPr>
+            </w:pPr>
+            <w:r>
+              <w:t>—</w:t>
+            </w:r>
+          </w:p>
+        </w:tc>
+      </w:tr>
+      <w:tr>
+        <w:tblPrEx>
+          <w:tblCellMar>
+            <w:top w:w="0" w:type="dxa"/>
+            <w:bottom w:w="0" w:type="dxa"/>
+          </w:tblCellMar>
+        </w:tblPrEx>
+        <w:trPr/>
+        <w:tc>
+          <w:tcPr>
+            <w:tcW w:w="600" w:type="dxa"/>
+            <w:vMerge/>
+            <w:vAlign w:val="center"/>
+          </w:tcPr>
+          <w:p/>
+        </w:tc>
+        <w:tc>
+          <w:tcPr>
+            <w:tcW w:w="800" w:type="dxa"/>
+            <w:vMerge/>
+            <w:vAlign w:val="center"/>
+          </w:tcPr>
+          <w:p/>
+        </w:tc>
+        <w:tc>
+          <w:tcPr>
+            <w:tcW w:w="5000" w:type="dxa"/>
+            <w:vMerge/>
+            <w:vAlign w:val="center"/>
+          </w:tcPr>
+          <w:p/>
+        </w:tc>
+        <w:tc>
+          <w:tcPr>
+            <w:tcW w:w="2600" w:type="dxa"/>
+            <w:vAlign w:val="center"/>
+          </w:tcPr>
+          <w:p>
+            <w:pPr>
+              <w:rPr>
+                <w:sz w:val="21"/>
+                <w:szCs w:val="21"/>
+              </w:rPr>
+            </w:pPr>
+            <w:r>
+              <w:t>多粒度权限管控（文件级/数据库级）：不适用 —— 平台为应用层统一鉴权，文件与数据库粒度的权限由部署环境（操作系统文件权限、MySQL 账号权限）承担，应用层不直接暴露文件与数据库入口</w:t>
+            </w:r>
+          </w:p>
+        </w:tc>
+        <w:tc>
+          <w:tcPr>
+            <w:tcW w:w="1500" w:type="dxa"/>
+            <w:vAlign w:val="center"/>
+          </w:tcPr>
+          <w:p>
+            <w:pPr>
+              <w:rPr>
+                <w:sz w:val="21"/>
+                <w:szCs w:val="21"/>
+              </w:rPr>
+            </w:pPr>
+            <w:r>
+              <w:t>⑥不适用</w:t>
+            </w:r>
+          </w:p>
+        </w:tc>
+        <w:tc>
+          <w:tcPr>
+            <w:tcW w:w="1100" w:type="dxa"/>
+            <w:vMerge/>
+            <w:vAlign w:val="center"/>
+          </w:tcPr>
+          <w:p/>
+        </w:tc>
+        <w:tc>
+          <w:tcPr>
+            <w:tcW w:w="1600" w:type="dxa"/>
+            <w:vAlign w:val="center"/>
+          </w:tcPr>
+          <w:p>
+            <w:pPr>
+              <w:rPr>
+                <w:sz w:val="21"/>
+                <w:szCs w:val="21"/>
+              </w:rPr>
+            </w:pPr>
+            <w:r>
+              <w:t>—</w:t>
+            </w:r>
+          </w:p>
+        </w:tc>
+      </w:tr>
+      <w:tr>
+        <w:tblPrEx>
+          <w:tblCellMar>
+            <w:top w:w="0" w:type="dxa"/>
+            <w:bottom w:w="0" w:type="dxa"/>
+          </w:tblCellMar>
+        </w:tblPrEx>
+        <w:trPr/>
+        <w:tc>
+          <w:tcPr>
+            <w:tcW w:w="600" w:type="dxa"/>
+            <w:vMerge/>
+            <w:vAlign w:val="center"/>
+          </w:tcPr>
+          <w:p/>
+        </w:tc>
+        <w:tc>
+          <w:tcPr>
+            <w:tcW w:w="800" w:type="dxa"/>
+            <w:vMerge/>
+            <w:vAlign w:val="center"/>
+          </w:tcPr>
+          <w:p/>
+        </w:tc>
+        <w:tc>
+          <w:tcPr>
+            <w:tcW w:w="5000" w:type="dxa"/>
+            <w:vMerge/>
+            <w:vAlign w:val="center"/>
+          </w:tcPr>
+          <w:p/>
+        </w:tc>
+        <w:tc>
+          <w:tcPr>
+            <w:tcW w:w="2600" w:type="dxa"/>
+            <w:vAlign w:val="center"/>
+          </w:tcPr>
+          <w:p>
+            <w:pPr>
+              <w:rPr>
+                <w:sz w:val="21"/>
+                <w:szCs w:val="21"/>
+              </w:rPr>
+            </w:pPr>
+            <w:r>
+              <w:t>分布式与网络场景权限统一：不适用 —— 平台单机部署，无多节点/跨网段实例，不存在节点间权限不一致场景</w:t>
+            </w:r>
+          </w:p>
+        </w:tc>
+        <w:tc>
+          <w:tcPr>
+            <w:tcW w:w="1500" w:type="dxa"/>
+            <w:vAlign w:val="center"/>
+          </w:tcPr>
+          <w:p>
+            <w:pPr>
+              <w:rPr>
+                <w:sz w:val="21"/>
+                <w:szCs w:val="21"/>
+              </w:rPr>
+            </w:pPr>
+            <w:r>
+              <w:t>⑦不适用</w:t>
+            </w:r>
+          </w:p>
+        </w:tc>
+        <w:tc>
+          <w:tcPr>
+            <w:tcW w:w="1100" w:type="dxa"/>
+            <w:vMerge/>
+            <w:vAlign w:val="center"/>
+          </w:tcPr>
+          <w:p/>
+        </w:tc>
+        <w:tc>
+          <w:tcPr>
+            <w:tcW w:w="1600" w:type="dxa"/>
+            <w:vAlign w:val="center"/>
+          </w:tcPr>
+          <w:p>
+            <w:pPr>
+              <w:rPr>
+                <w:sz w:val="21"/>
+                <w:szCs w:val="21"/>
+              </w:rPr>
+            </w:pPr>
+            <w:r>
+              <w:t>—</w:t>
+            </w:r>
+          </w:p>
+        </w:tc>
+      </w:tr>
+      <w:tr>
+        <w:tblPrEx>
+          <w:tblCellMar>
+            <w:top w:w="0" w:type="dxa"/>
+            <w:bottom w:w="0" w:type="dxa"/>
+          </w:tblCellMar>
+        </w:tblPrEx>
+        <w:trPr/>
+        <w:tc>
+          <w:tcPr>
+            <w:tcW w:w="600" w:type="dxa"/>
+            <w:vMerge w:val="restart"/>
+            <w:vAlign w:val="center"/>
+          </w:tcPr>
+          <w:p>
+            <w:pPr>
+              <w:rPr>
+                <w:sz w:val="21"/>
+                <w:szCs w:val="21"/>
+              </w:rPr>
+            </w:pPr>
+            <w:r>
+              <w:rPr>
+                <w:sz w:val="21"/>
+                <w:szCs w:val="21"/>
+              </w:rPr>
+              <w:t>4</w:t>
+            </w:r>
+          </w:p>
+        </w:tc>
+        <w:tc>
+          <w:tcPr>
+            <w:tcW w:w="800" w:type="dxa"/>
+            <w:vMerge w:val="restart"/>
+            <w:vAlign w:val="center"/>
+          </w:tcPr>
+          <w:p>
+            <w:pPr>
+              <w:rPr>
+                <w:sz w:val="21"/>
+                <w:szCs w:val="21"/>
+              </w:rPr>
+            </w:pPr>
+            <w:r>
+              <w:rPr>
+                <w:sz w:val="21"/>
+                <w:szCs w:val="21"/>
+              </w:rPr>
+              <w:t>7.1.4</w:t>
+            </w:r>
+          </w:p>
+        </w:tc>
+        <w:tc>
+          <w:tcPr>
+            <w:tcW w:w="5000" w:type="dxa"/>
+            <w:vMerge w:val="restart"/>
+            <w:vAlign w:val="center"/>
+          </w:tcPr>
+          <w:p>
+            <w:pPr>
+              <w:rPr>
+                <w:sz w:val="21"/>
+                <w:szCs w:val="21"/>
+              </w:rPr>
+            </w:pPr>
+            <w:r>
+              <w:rPr>
+                <w:sz w:val="21"/>
+                <w:szCs w:val="21"/>
+              </w:rPr>
+              <w:t>标记：主体</w:t>
+            </w:r>
+            <w:r>
+              <w:rPr>
+                <w:sz w:val="21"/>
+                <w:szCs w:val="21"/>
+              </w:rPr>
+              <w:t>/</w:t>
+            </w:r>
+            <w:r>
+              <w:rPr>
+                <w:sz w:val="21"/>
+                <w:szCs w:val="21"/>
+              </w:rPr>
+              <w:t>客体敏感标记的配置权限管控，标记与主体关联不可篡改，依据标记执行访问控制</w:t>
+            </w:r>
+          </w:p>
+        </w:tc>
+        <w:tc>
+          <w:tcPr>
+            <w:tcW w:w="2600" w:type="dxa"/>
+            <w:vAlign w:val="center"/>
+          </w:tcPr>
+          <w:p>
+            <w:pPr>
+              <w:rPr>
+                <w:sz w:val="21"/>
+                <w:szCs w:val="21"/>
+              </w:rPr>
+            </w:pPr>
+            <w:r>
+              <w:t>主体敏感标记配置受控：用户表新增密级许可字段 clearance（复用密级字典：公开/内部/秘密★5年/机密★10年/绝密★20年）；用户管理接口的标记写入需系统管理员，安全策略页的标记管理接口归安全员（/api/system/security/clearance），均留痕</w:t>
+            </w:r>
+          </w:p>
+        </w:tc>
+        <w:tc>
+          <w:tcPr>
+            <w:tcW w:w="1500" w:type="dxa"/>
+            <w:vAlign w:val="center"/>
+          </w:tcPr>
+          <w:p>
+            <w:pPr>
+              <w:rPr>
+                <w:sz w:val="21"/>
+                <w:szCs w:val="21"/>
+              </w:rPr>
+            </w:pPr>
+            <w:r>
+              <w:t>①系统管理员在用户管理页为用户设置密级许可；安全员在安全策略-敏感标记管理页调整许可，两处操作均在审计日志留痕</w:t>
+            </w:r>
+          </w:p>
+        </w:tc>
+        <w:tc>
+          <w:tcPr>
+            <w:tcW w:w="1100" w:type="dxa"/>
+            <w:vMerge w:val="restart"/>
+            <w:vAlign w:val="center"/>
+          </w:tcPr>
+          <w:p>
+            <w:pPr>
+              <w:rPr>
+                <w:sz w:val="21"/>
+                <w:szCs w:val="21"/>
+              </w:rPr>
+            </w:pPr>
+            <w:r>
+              <w:t xml:space="preserve">已完成（2026-10-15）</w:t>
+            </w:r>
+          </w:p>
+        </w:tc>
+        <w:tc>
+          <w:tcPr>
+            <w:tcW w:w="1600" w:type="dxa"/>
+            <w:vAlign w:val="center"/>
+          </w:tcPr>
+          <w:p>
+            <w:pPr>
+              <w:rPr>
+                <w:sz w:val="21"/>
+                <w:szCs w:val="21"/>
+              </w:rPr>
+            </w:pPr>
+            <w:r>
+              <w:t>—</w:t>
+            </w:r>
+          </w:p>
+        </w:tc>
+      </w:tr>
+      <w:tr>
+        <w:tblPrEx>
+          <w:tblCellMar>
+            <w:top w:w="0" w:type="dxa"/>
+            <w:bottom w:w="0" w:type="dxa"/>
+          </w:tblCellMar>
+        </w:tblPrEx>
+        <w:trPr/>
+        <w:tc>
+          <w:tcPr>
+            <w:tcW w:w="600" w:type="dxa"/>
+            <w:vMerge/>
+            <w:vAlign w:val="center"/>
+          </w:tcPr>
+          <w:p/>
+        </w:tc>
+        <w:tc>
+          <w:tcPr>
+            <w:tcW w:w="800" w:type="dxa"/>
+            <w:vMerge/>
+            <w:vAlign w:val="center"/>
+          </w:tcPr>
+          <w:p/>
+        </w:tc>
+        <w:tc>
+          <w:tcPr>
+            <w:tcW w:w="5000" w:type="dxa"/>
+            <w:vMerge/>
+            <w:vAlign w:val="center"/>
+          </w:tcPr>
+          <w:p/>
+        </w:tc>
+        <w:tc>
+          <w:tcPr>
+            <w:tcW w:w="2600" w:type="dxa"/>
+            <w:vAlign w:val="center"/>
+          </w:tcPr>
+          <w:p>
+            <w:pPr>
+              <w:rPr>
+                <w:sz w:val="21"/>
+                <w:szCs w:val="21"/>
+              </w:rPr>
+            </w:pPr>
+            <w:r>
+              <w:t>普通用户不可自主改标：用户更新接口对 clearance 的写入需 IsSystemAdmin；本人自助改密接口不涉及标记字段</w:t>
+            </w:r>
+          </w:p>
+        </w:tc>
+        <w:tc>
+          <w:tcPr>
+            <w:tcW w:w="1500" w:type="dxa"/>
+            <w:vAlign w:val="center"/>
+          </w:tcPr>
+          <w:p>
+            <w:pPr>
+              <w:rPr>
+                <w:sz w:val="21"/>
+                <w:szCs w:val="21"/>
+              </w:rPr>
+            </w:pPr>
+            <w:r>
+              <w:t>②以普通用户身份调用用户更新接口修改自己的 clearance，返回 403</w:t>
+            </w:r>
+          </w:p>
+        </w:tc>
+        <w:tc>
+          <w:tcPr>
+            <w:tcW w:w="1100" w:type="dxa"/>
+            <w:vMerge/>
+            <w:vAlign w:val="center"/>
+          </w:tcPr>
+          <w:p/>
+        </w:tc>
+        <w:tc>
+          <w:tcPr>
+            <w:tcW w:w="1600" w:type="dxa"/>
+            <w:vAlign w:val="center"/>
+          </w:tcPr>
+          <w:p>
+            <w:pPr>
+              <w:rPr>
+                <w:sz w:val="21"/>
+                <w:szCs w:val="21"/>
+              </w:rPr>
+            </w:pPr>
+            <w:r>
+              <w:t>—</w:t>
+            </w:r>
+          </w:p>
+        </w:tc>
+      </w:tr>
+      <w:tr>
+        <w:tblPrEx>
+          <w:tblCellMar>
+            <w:top w:w="0" w:type="dxa"/>
+            <w:bottom w:w="0" w:type="dxa"/>
+          </w:tblCellMar>
+        </w:tblPrEx>
+        <w:trPr/>
+        <w:tc>
+          <w:tcPr>
+            <w:tcW w:w="600" w:type="dxa"/>
+            <w:vMerge/>
+            <w:vAlign w:val="center"/>
+          </w:tcPr>
+          <w:p/>
+        </w:tc>
+        <w:tc>
+          <w:tcPr>
+            <w:tcW w:w="800" w:type="dxa"/>
+            <w:vMerge/>
+            <w:vAlign w:val="center"/>
+          </w:tcPr>
+          <w:p/>
+        </w:tc>
+        <w:tc>
+          <w:tcPr>
+            <w:tcW w:w="5000" w:type="dxa"/>
+            <w:vMerge/>
+            <w:vAlign w:val="center"/>
+          </w:tcPr>
+          <w:p/>
+        </w:tc>
+        <w:tc>
+          <w:tcPr>
+            <w:tcW w:w="2600" w:type="dxa"/>
+            <w:vAlign w:val="center"/>
+          </w:tcPr>
+          <w:p>
+            <w:pPr>
+              <w:rPr>
+                <w:sz w:val="21"/>
+                <w:szCs w:val="21"/>
+              </w:rPr>
+            </w:pPr>
+            <w:r>
+              <w:t>客体敏感标记：项目密级字段 secret，取值来自密级字典，与用户密级许可同源可比</w:t>
+            </w:r>
+          </w:p>
+        </w:tc>
+        <w:tc>
+          <w:tcPr>
+            <w:tcW w:w="1500" w:type="dxa"/>
+            <w:vAlign w:val="center"/>
+          </w:tcPr>
+          <w:p>
+            <w:pPr>
+              <w:rPr>
+                <w:sz w:val="21"/>
+                <w:szCs w:val="21"/>
+              </w:rPr>
+            </w:pPr>
+            <w:r>
+              <w:t>③负责人在项目设置中修改项目密级，保存后项目信息显示同步更新</w:t>
+            </w:r>
+          </w:p>
+        </w:tc>
+        <w:tc>
+          <w:tcPr>
+            <w:tcW w:w="1100" w:type="dxa"/>
+            <w:vMerge/>
+            <w:vAlign w:val="center"/>
+          </w:tcPr>
+          <w:p/>
+        </w:tc>
+        <w:tc>
+          <w:tcPr>
+            <w:tcW w:w="1600" w:type="dxa"/>
+            <w:vAlign w:val="center"/>
+          </w:tcPr>
+          <w:p>
+            <w:pPr>
+              <w:rPr>
+                <w:sz w:val="21"/>
+                <w:szCs w:val="21"/>
+              </w:rPr>
+            </w:pPr>
+            <w:r>
+              <w:t>—</w:t>
+            </w:r>
+          </w:p>
+        </w:tc>
+      </w:tr>
+      <w:tr>
+        <w:tblPrEx>
+          <w:tblCellMar>
+            <w:top w:w="0" w:type="dxa"/>
+            <w:bottom w:w="0" w:type="dxa"/>
+          </w:tblCellMar>
+        </w:tblPrEx>
+        <w:trPr/>
+        <w:tc>
+          <w:tcPr>
+            <w:tcW w:w="600" w:type="dxa"/>
+            <w:vMerge/>
+            <w:vAlign w:val="center"/>
+          </w:tcPr>
+          <w:p/>
+        </w:tc>
+        <w:tc>
+          <w:tcPr>
+            <w:tcW w:w="800" w:type="dxa"/>
+            <w:vMerge/>
+            <w:vAlign w:val="center"/>
+          </w:tcPr>
+          <w:p/>
+        </w:tc>
+        <w:tc>
+          <w:tcPr>
+            <w:tcW w:w="5000" w:type="dxa"/>
+            <w:vMerge/>
+            <w:vAlign w:val="center"/>
+          </w:tcPr>
+          <w:p/>
+        </w:tc>
+        <w:tc>
+          <w:tcPr>
+            <w:tcW w:w="2600" w:type="dxa"/>
+            <w:vAlign w:val="center"/>
+          </w:tcPr>
+          <w:p>
+            <w:pPr>
+              <w:rPr>
+                <w:sz w:val="21"/>
+                <w:szCs w:val="21"/>
+              </w:rPr>
+            </w:pPr>
+            <w:r>
+              <w:t>依据标记执行访问控制（不上读）：项目密级高于用户密级许可时拒绝访问，叠加在 DAC 之上（即使负责人/成员也拒绝；系统管理员不受限），见 access_control._secret_level</w:t>
+            </w:r>
+          </w:p>
+        </w:tc>
+        <w:tc>
+          <w:tcPr>
+            <w:tcW w:w="1500" w:type="dxa"/>
+            <w:vAlign w:val="center"/>
+          </w:tcPr>
+          <w:p>
+            <w:pPr>
+              <w:rPr>
+                <w:sz w:val="21"/>
+                <w:szCs w:val="21"/>
+              </w:rPr>
+            </w:pPr>
+            <w:r>
+              <w:t>④把项目设为机密(4)、成员许可设为秘密(3) → 该成员访问 403；提升许可到机密(4) → 恢复 200；项目改回公开 → 任意许可均可访问</w:t>
+            </w:r>
+          </w:p>
+        </w:tc>
+        <w:tc>
+          <w:tcPr>
+            <w:tcW w:w="1100" w:type="dxa"/>
+            <w:vMerge/>
+            <w:vAlign w:val="center"/>
+          </w:tcPr>
+          <w:p/>
+        </w:tc>
+        <w:tc>
+          <w:tcPr>
+            <w:tcW w:w="1600" w:type="dxa"/>
+            <w:vAlign w:val="center"/>
+          </w:tcPr>
+          <w:p>
+            <w:pPr>
+              <w:rPr>
+                <w:sz w:val="21"/>
+                <w:szCs w:val="21"/>
+              </w:rPr>
+            </w:pPr>
+            <w:r>
+              <w:t>—</w:t>
+            </w:r>
+          </w:p>
+        </w:tc>
+      </w:tr>
+      <w:tr>
+        <w:tblPrEx>
+          <w:tblCellMar>
+            <w:top w:w="0" w:type="dxa"/>
+            <w:bottom w:w="0" w:type="dxa"/>
+          </w:tblCellMar>
+        </w:tblPrEx>
+        <w:trPr/>
+        <w:tc>
+          <w:tcPr>
+            <w:tcW w:w="600" w:type="dxa"/>
+            <w:vMerge/>
+            <w:vAlign w:val="center"/>
+          </w:tcPr>
+          <w:p/>
+        </w:tc>
+        <w:tc>
+          <w:tcPr>
+            <w:tcW w:w="800" w:type="dxa"/>
+            <w:vMerge/>
+            <w:vAlign w:val="center"/>
+          </w:tcPr>
+          <w:p/>
+        </w:tc>
+        <w:tc>
+          <w:tcPr>
+            <w:tcW w:w="5000" w:type="dxa"/>
+            <w:vMerge/>
+            <w:vAlign w:val="center"/>
+          </w:tcPr>
+          <w:p/>
+        </w:tc>
+        <w:tc>
+          <w:tcPr>
+            <w:tcW w:w="2600" w:type="dxa"/>
+            <w:vAlign w:val="center"/>
+          </w:tcPr>
+          <w:p>
+            <w:pPr>
+              <w:rPr>
+                <w:sz w:val="21"/>
+                <w:szCs w:val="21"/>
+              </w:rPr>
+            </w:pPr>
+            <w:r>
+              <w:t>分布式节点标记一致性：不适用 —— 平台单机部署，无多节点同步，不存在标记不一致场景</w:t>
+            </w:r>
+          </w:p>
+        </w:tc>
+        <w:tc>
+          <w:tcPr>
+            <w:tcW w:w="1500" w:type="dxa"/>
+            <w:vAlign w:val="center"/>
+          </w:tcPr>
+          <w:p>
+            <w:pPr>
+              <w:rPr>
+                <w:sz w:val="21"/>
+                <w:szCs w:val="21"/>
+              </w:rPr>
+            </w:pPr>
+            <w:r>
+              <w:t>⑤不适用</w:t>
+            </w:r>
+          </w:p>
+        </w:tc>
+        <w:tc>
+          <w:tcPr>
+            <w:tcW w:w="1100" w:type="dxa"/>
+            <w:vMerge/>
+            <w:vAlign w:val="center"/>
+          </w:tcPr>
+          <w:p/>
+        </w:tc>
+        <w:tc>
+          <w:tcPr>
+            <w:tcW w:w="1600" w:type="dxa"/>
+            <w:vAlign w:val="center"/>
+          </w:tcPr>
+          <w:p>
+            <w:pPr>
+              <w:rPr>
+                <w:sz w:val="21"/>
+                <w:szCs w:val="21"/>
+              </w:rPr>
+            </w:pPr>
+            <w:r>
+              <w:t>—</w:t>
+            </w:r>
+          </w:p>
+        </w:tc>
+      </w:tr>
+      <w:tr>
+        <w:tblPrEx>
+          <w:tblCellMar>
+            <w:top w:w="0" w:type="dxa"/>
+            <w:bottom w:w="0" w:type="dxa"/>
+          </w:tblCellMar>
+        </w:tblPrEx>
+        <w:tc>
+          <w:tcPr>
+            <w:tcW w:w="600" w:type="dxa"/>
+            <w:vMerge w:val="restart"/>
+            <w:vAlign w:val="center"/>
+          </w:tcPr>
+          <w:p>
+            <w:pPr>
+              <w:rPr>
+                <w:sz w:val="21"/>
+                <w:szCs w:val="21"/>
+              </w:rPr>
+            </w:pPr>
+            <w:r>
+              <w:rPr>
+                <w:sz w:val="21"/>
+                <w:szCs w:val="21"/>
+              </w:rPr>
+              <w:lastRenderedPageBreak/>
+              <w:t>5</w:t>
+            </w:r>
+          </w:p>
+        </w:tc>
+        <w:tc>
+          <w:tcPr>
+            <w:tcW w:w="800" w:type="dxa"/>
+            <w:vMerge w:val="restart"/>
+            <w:vAlign w:val="center"/>
+          </w:tcPr>
+          <w:p>
+            <w:pPr>
+              <w:rPr>
+                <w:sz w:val="21"/>
+                <w:szCs w:val="21"/>
+              </w:rPr>
+            </w:pPr>
+            <w:r>
+              <w:rPr>
+                <w:sz w:val="21"/>
+                <w:szCs w:val="21"/>
+              </w:rPr>
+              <w:t>7.1.5</w:t>
+            </w:r>
+          </w:p>
+        </w:tc>
+        <w:tc>
+          <w:tcPr>
+            <w:tcW w:w="5000" w:type="dxa"/>
+            <w:vMerge w:val="restart"/>
+            <w:vAlign w:val="center"/>
+          </w:tcPr>
+          <w:p>
+            <w:pPr>
+              <w:rPr>
+                <w:sz w:val="21"/>
+                <w:szCs w:val="21"/>
+              </w:rPr>
+            </w:pPr>
+            <w:r>
+              <w:rPr>
+                <w:sz w:val="21"/>
+                <w:szCs w:val="21"/>
+              </w:rPr>
+              <w:t>强制访问控制：多级安全策略，三权分立与最小授权，</w:t>
+            </w:r>
+            <w:r>
+              <w:rPr>
+                <w:sz w:val="21"/>
+                <w:szCs w:val="21"/>
+              </w:rPr>
+              <w:t xml:space="preserve">MAC </w:t>
+            </w:r>
+            <w:r>
+              <w:rPr>
+                <w:sz w:val="21"/>
+                <w:szCs w:val="21"/>
+              </w:rPr>
+              <w:t>范围覆盖主体与客体</w:t>
+            </w:r>
+          </w:p>
+        </w:tc>
+        <w:tc>
+          <w:tcPr>
+            <w:tcW w:w="2600" w:type="dxa"/>
+            <w:vAlign w:val="center"/>
+          </w:tcPr>
+          <w:p>
+            <w:pPr>
+              <w:rPr>
+                <w:sz w:val="21"/>
+                <w:szCs w:val="21"/>
+              </w:rPr>
+            </w:pPr>
+            <w:r>
+              <w:rPr>
+                <w:sz w:val="21"/>
+                <w:szCs w:val="21"/>
+              </w:rPr>
+              <w:t>强制策略统一无冲突：判定规则单一来源——用户密级许可（clearance）× 项目密级（secret），比较逻辑唯一（utils/permissions.py 与 access_control），无并存的多套策略</w:t>
+            </w:r>
+          </w:p>
+        </w:tc>
+        <w:tc>
+          <w:tcPr>
+            <w:tcW w:w="1500" w:type="dxa"/>
+            <w:vAlign w:val="center"/>
+          </w:tcPr>
+          <w:p>
+            <w:pPr>
+              <w:rPr>
+                <w:sz w:val="21"/>
+                <w:szCs w:val="21"/>
+              </w:rPr>
+            </w:pPr>
+            <w:r>
+              <w:rPr>
+                <w:sz w:val="21"/>
+                <w:szCs w:val="21"/>
+              </w:rPr>
+              <w:t>①核对安全策略页展示的标记规则与实际访问判定一致：同一主体对同一项目的判定结果唯一，无冲突</w:t>
+            </w:r>
+          </w:p>
+        </w:tc>
+        <w:tc>
+          <w:tcPr>
+            <w:tcW w:w="1100" w:type="dxa"/>
+            <w:vMerge w:val="restart"/>
+            <w:vAlign w:val="center"/>
+          </w:tcPr>
+          <w:p>
+            <w:pPr>
+              <w:rPr>
+                <w:sz w:val="21"/>
+                <w:szCs w:val="21"/>
+              </w:rPr>
+            </w:pPr>
+            <w:r>
+              <w:rPr>
+                <w:sz w:val="21"/>
+                <w:szCs w:val="21"/>
+              </w:rPr>
+              <w:t xml:space="preserve">已完成（2026-10-15）：应用层强制管控+三权分立与最小授权（无全能账号）；OS/数据库层由部署环境保障；分布式/网络场景单机部署不适用</w:t>
+            </w:r>
+          </w:p>
+        </w:tc>
+        <w:tc>
+          <w:tcPr>
+            <w:tcW w:w="1600" w:type="dxa"/>
+            <w:vAlign w:val="center"/>
+          </w:tcPr>
+          <w:p>
+            <w:pPr>
+              <w:rPr>
+                <w:sz w:val="21"/>
+                <w:szCs w:val="21"/>
+              </w:rPr>
+            </w:pPr>
+            <w:r>
+              <w:rPr>
+                <w:sz w:val="21"/>
+                <w:szCs w:val="21"/>
+              </w:rPr>
+              <w:t>—</w:t>
+            </w:r>
+          </w:p>
+        </w:tc>
+      </w:tr>
+      <w:tr>
+        <w:tblPrEx>
+          <w:tblCellMar>
+            <w:top w:w="0" w:type="dxa"/>
+            <w:bottom w:w="0" w:type="dxa"/>
+          </w:tblCellMar>
+        </w:tblPrEx>
+        <w:tc>
+          <w:tcPr>
+            <w:tcW w:w="600" w:type="dxa"/>
+            <w:vMerge/>
+            <w:vAlign w:val="center"/>
+          </w:tcPr>
+          <w:p/>
+        </w:tc>
+        <w:tc>
+          <w:tcPr>
+            <w:tcW w:w="800" w:type="dxa"/>
+            <w:vMerge/>
+            <w:vAlign w:val="center"/>
+          </w:tcPr>
+          <w:p/>
+        </w:tc>
+        <w:tc>
+          <w:tcPr>
+            <w:tcW w:w="5000" w:type="dxa"/>
+            <w:vMerge/>
+            <w:vAlign w:val="center"/>
+          </w:tcPr>
+          <w:p/>
+        </w:tc>
+        <w:tc>
+          <w:tcPr>
+            <w:tcW w:w="2600" w:type="dxa"/>
+            <w:vAlign w:val="center"/>
+          </w:tcPr>
+          <w:p>
+            <w:pPr>
+              <w:rPr>
+                <w:sz w:val="21"/>
+                <w:szCs w:val="21"/>
+              </w:rPr>
+            </w:pPr>
+            <w:r>
+              <w:rPr>
+                <w:sz w:val="21"/>
+                <w:szCs w:val="21"/>
+              </w:rPr>
+              <w:t>三权分立：utils/permissions.py 按 role 判定 IsSystemAdmin / IsSecurityAdmin / IsAuditor，三类账号的菜单与接口互相隔离</w:t>
+            </w:r>
+          </w:p>
+        </w:tc>
+        <w:tc>
+          <w:tcPr>
+            <w:tcW w:w="1500" w:type="dxa"/>
+            <w:vAlign w:val="center"/>
+          </w:tcPr>
+          <w:p>
+            <w:pPr>
+              <w:rPr>
+                <w:sz w:val="21"/>
+                <w:szCs w:val="21"/>
+              </w:rPr>
+            </w:pPr>
+            <w:r>
+              <w:rPr>
+                <w:sz w:val="21"/>
+                <w:szCs w:val="21"/>
+              </w:rPr>
+              <w:t>②分别用管理员、安全员、审计员登录，交叉访问对方专属接口（用户管理 / 安全策略 / 审计日志），实测 4×4 权限矩阵，越权一律 403</w:t>
+            </w:r>
+          </w:p>
+        </w:tc>
+        <w:tc>
+          <w:tcPr>
+            <w:tcW w:w="1100" w:type="dxa"/>
+            <w:vMerge/>
+            <w:vAlign w:val="center"/>
+          </w:tcPr>
+          <w:p/>
+        </w:tc>
+        <w:tc>
+          <w:tcPr>
+            <w:tcW w:w="1600" w:type="dxa"/>
+            <w:vAlign w:val="center"/>
+          </w:tcPr>
+          <w:p>
+            <w:pPr>
+              <w:rPr>
+                <w:sz w:val="21"/>
+                <w:szCs w:val="21"/>
+              </w:rPr>
+            </w:pPr>
+            <w:r>
+              <w:rPr>
+                <w:sz w:val="21"/>
+                <w:szCs w:val="21"/>
+              </w:rPr>
+              <w:t>—</w:t>
+            </w:r>
+          </w:p>
+        </w:tc>
+      </w:tr>
+      <w:tr>
+        <w:tblPrEx>
+          <w:tblCellMar>
+            <w:top w:w="0" w:type="dxa"/>
+            <w:bottom w:w="0" w:type="dxa"/>
+          </w:tblCellMar>
+        </w:tblPrEx>
+        <w:tc>
+          <w:tcPr>
+            <w:tcW w:w="600" w:type="dxa"/>
+            <w:vMerge/>
+            <w:vAlign w:val="center"/>
+          </w:tcPr>
+          <w:p/>
+        </w:tc>
+        <w:tc>
+          <w:tcPr>
+            <w:tcW w:w="800" w:type="dxa"/>
+            <w:vMerge/>
+            <w:vAlign w:val="center"/>
+          </w:tcPr>
+          <w:p/>
+        </w:tc>
+        <w:tc>
+          <w:tcPr>
+            <w:tcW w:w="5000" w:type="dxa"/>
+            <w:vMerge/>
+            <w:vAlign w:val="center"/>
+          </w:tcPr>
+          <w:p/>
+        </w:tc>
+        <w:tc>
+          <w:tcPr>
+            <w:tcW w:w="2600" w:type="dxa"/>
+            <w:vAlign w:val="center"/>
+          </w:tcPr>
+          <w:p>
+            <w:pPr>
+              <w:rPr>
+                <w:sz w:val="21"/>
+                <w:szCs w:val="21"/>
+              </w:rPr>
+            </w:pPr>
+            <w:r>
+              <w:rPr>
+                <w:sz w:val="21"/>
+                <w:szCs w:val="21"/>
+              </w:rPr>
+              <w:t>最小授权与无全能账号：三类角色各自只有本职权限——用户管理仅系统管理员，标记与安全策略仅安全员，日志与证据核验仅审计员</w:t>
+            </w:r>
+          </w:p>
+        </w:tc>
+        <w:tc>
+          <w:tcPr>
+            <w:tcW w:w="1500" w:type="dxa"/>
+            <w:vAlign w:val="center"/>
+          </w:tcPr>
+          <w:p>
+            <w:pPr>
+              <w:rPr>
+                <w:sz w:val="21"/>
+                <w:szCs w:val="21"/>
+              </w:rPr>
+            </w:pPr>
+            <w:r>
+              <w:rPr>
+                <w:sz w:val="21"/>
+                <w:szCs w:val="21"/>
+              </w:rPr>
+              <w:t>③管理员访问安全策略与审计接口 403；安全员访问用户管理 403；审计员访问安全策略 403</w:t>
+            </w:r>
+          </w:p>
+        </w:tc>
+        <w:tc>
+          <w:tcPr>
+            <w:tcW w:w="1100" w:type="dxa"/>
+            <w:vMerge/>
+            <w:vAlign w:val="center"/>
+          </w:tcPr>
+          <w:p/>
+        </w:tc>
+        <w:tc>
+          <w:tcPr>
+            <w:tcW w:w="1600" w:type="dxa"/>
+            <w:vAlign w:val="center"/>
+          </w:tcPr>
+          <w:p>
+            <w:pPr>
+              <w:rPr>
+                <w:sz w:val="21"/>
+                <w:szCs w:val="21"/>
+              </w:rPr>
+            </w:pPr>
+            <w:r>
+              <w:rPr>
+                <w:sz w:val="21"/>
+                <w:szCs w:val="21"/>
+              </w:rPr>
+              <w:t>—</w:t>
+            </w:r>
+          </w:p>
+        </w:tc>
+      </w:tr>
+      <w:tr>
+        <w:tblPrEx>
+          <w:tblCellMar>
+            <w:top w:w="0" w:type="dxa"/>
+            <w:bottom w:w="0" w:type="dxa"/>
+          </w:tblCellMar>
+        </w:tblPrEx>
+        <w:tc>
+          <w:tcPr>
+            <w:tcW w:w="600" w:type="dxa"/>
+            <w:vMerge/>
+            <w:vAlign w:val="center"/>
+          </w:tcPr>
+          <w:p/>
+        </w:tc>
+        <w:tc>
+          <w:tcPr>
+            <w:tcW w:w="800" w:type="dxa"/>
+            <w:vMerge/>
+            <w:vAlign w:val="center"/>
+          </w:tcPr>
+          <w:p/>
+        </w:tc>
+        <w:tc>
+          <w:tcPr>
+            <w:tcW w:w="5000" w:type="dxa"/>
+            <w:vMerge/>
+            <w:vAlign w:val="center"/>
+          </w:tcPr>
+          <w:p/>
+        </w:tc>
+        <w:tc>
+          <w:tcPr>
+            <w:tcW w:w="2600" w:type="dxa"/>
+            <w:vAlign w:val="center"/>
+          </w:tcPr>
+          <w:p>
+            <w:pPr>
+              <w:rPr>
+                <w:sz w:val="21"/>
+                <w:szCs w:val="21"/>
+              </w:rPr>
+            </w:pPr>
+            <w:r>
+              <w:rPr>
+                <w:sz w:val="21"/>
+                <w:szCs w:val="21"/>
+              </w:rPr>
+              <w:t>应用层强制管控生效：密级比较为强制层，位于 DAC 之上——即使已有项目成员身份，许可不足仍拒绝；系统管理员不受密级限制（运维需要）</w:t>
+            </w:r>
+          </w:p>
+        </w:tc>
+        <w:tc>
+          <w:tcPr>
+            <w:tcW w:w="1500" w:type="dxa"/>
+            <w:vAlign w:val="center"/>
+          </w:tcPr>
+          <w:p>
+            <w:pPr>
+              <w:rPr>
+                <w:sz w:val="21"/>
+                <w:szCs w:val="21"/>
+              </w:rPr>
+            </w:pPr>
+            <w:r>
+              <w:rPr>
+                <w:sz w:val="21"/>
+                <w:szCs w:val="21"/>
+              </w:rPr>
+              <w:t>④成员许可低于项目密级时访问 403（已授权也拒绝）；换系统管理员账号访问同一项目成功</w:t>
+            </w:r>
+          </w:p>
+        </w:tc>
+        <w:tc>
+          <w:tcPr>
+            <w:tcW w:w="1100" w:type="dxa"/>
+            <w:vMerge/>
+            <w:vAlign w:val="center"/>
+          </w:tcPr>
+          <w:p/>
+        </w:tc>
+        <w:tc>
+          <w:tcPr>
+            <w:tcW w:w="1600" w:type="dxa"/>
+            <w:vAlign w:val="center"/>
+          </w:tcPr>
+          <w:p>
+            <w:pPr>
+              <w:rPr>
+                <w:sz w:val="21"/>
+                <w:szCs w:val="21"/>
+              </w:rPr>
+            </w:pPr>
+            <w:r>
+              <w:rPr>
+                <w:sz w:val="21"/>
+                <w:szCs w:val="21"/>
+              </w:rPr>
+              <w:t>—</w:t>
+            </w:r>
+          </w:p>
+        </w:tc>
+      </w:tr>
+      <w:tr>
+        <w:tblPrEx>
+          <w:tblCellMar>
+            <w:top w:w="0" w:type="dxa"/>
+            <w:bottom w:w="0" w:type="dxa"/>
+          </w:tblCellMar>
+        </w:tblPrEx>
+        <w:tc>
+          <w:tcPr>
+            <w:tcW w:w="600" w:type="dxa"/>
+            <w:vMerge/>
+            <w:vAlign w:val="center"/>
+          </w:tcPr>
+          <w:p/>
+        </w:tc>
+        <w:tc>
+          <w:tcPr>
+            <w:tcW w:w="800" w:type="dxa"/>
+            <w:vMerge/>
+            <w:vAlign w:val="center"/>
+          </w:tcPr>
+          <w:p/>
+        </w:tc>
+        <w:tc>
+          <w:tcPr>
+            <w:tcW w:w="5000" w:type="dxa"/>
+            <w:vMerge/>
+            <w:vAlign w:val="center"/>
+          </w:tcPr>
+          <w:p/>
+        </w:tc>
+        <w:tc>
+          <w:tcPr>
+            <w:tcW w:w="2600" w:type="dxa"/>
+            <w:vAlign w:val="center"/>
+          </w:tcPr>
+          <w:p>
+            <w:pPr>
+              <w:rPr>
+                <w:sz w:val="21"/>
+                <w:szCs w:val="21"/>
+              </w:rPr>
+            </w:pPr>
+            <w:r>
+              <w:rPr>
+                <w:sz w:val="21"/>
+                <w:szCs w:val="21"/>
+              </w:rPr>
+              <w:t>多粒度强制管控（操作系统/数据库/PMI）：不适用 —— 应用层不直接管控操作系统文件与数据库表级强制访问，该层由部署环境（OS 强制访问控制、MySQL 权限、PMI 基础设施）承担</w:t>
+            </w:r>
+          </w:p>
+        </w:tc>
+        <w:tc>
+          <w:tcPr>
+            <w:tcW w:w="1500" w:type="dxa"/>
+            <w:vAlign w:val="center"/>
+          </w:tcPr>
+          <w:p>
+            <w:pPr>
+              <w:rPr>
+                <w:sz w:val="21"/>
+                <w:szCs w:val="21"/>
+              </w:rPr>
+            </w:pPr>
+            <w:r>
+              <w:rPr>
+                <w:sz w:val="21"/>
+                <w:szCs w:val="21"/>
+              </w:rPr>
+              <w:t>⑤不适用</w:t>
+            </w:r>
+          </w:p>
+        </w:tc>
+        <w:tc>
+          <w:tcPr>
+            <w:tcW w:w="1100" w:type="dxa"/>
+            <w:vMerge/>
+            <w:vAlign w:val="center"/>
+          </w:tcPr>
+          <w:p/>
+        </w:tc>
+        <w:tc>
+          <w:tcPr>
+            <w:tcW w:w="1600" w:type="dxa"/>
+            <w:vAlign w:val="center"/>
+          </w:tcPr>
+          <w:p>
+            <w:pPr>
+              <w:rPr>
+                <w:sz w:val="21"/>
+                <w:szCs w:val="21"/>
+              </w:rPr>
+            </w:pPr>
+            <w:r>
+              <w:rPr>
+                <w:sz w:val="21"/>
+                <w:szCs w:val="21"/>
+              </w:rPr>
+              <w:t>—</w:t>
+            </w:r>
+          </w:p>
+        </w:tc>
+      </w:tr>
+      <w:tr>
+        <w:tblPrEx>
+          <w:tblCellMar>
+            <w:top w:w="0" w:type="dxa"/>
+            <w:bottom w:w="0" w:type="dxa"/>
+          </w:tblCellMar>
+        </w:tblPrEx>
+        <w:tc>
+          <w:tcPr>
+            <w:tcW w:w="600" w:type="dxa"/>
+            <w:vMerge/>
+            <w:vAlign w:val="center"/>
+          </w:tcPr>
+          <w:p/>
+        </w:tc>
+        <w:tc>
+          <w:tcPr>
+            <w:tcW w:w="800" w:type="dxa"/>
+            <w:vMerge/>
+            <w:vAlign w:val="center"/>
+          </w:tcPr>
+          <w:p/>
+        </w:tc>
+        <w:tc>
+          <w:tcPr>
+            <w:tcW w:w="5000" w:type="dxa"/>
+            <w:vMerge/>
+            <w:vAlign w:val="center"/>
+          </w:tcPr>
+          <w:p/>
+        </w:tc>
+        <w:tc>
+          <w:tcPr>
+            <w:tcW w:w="2600" w:type="dxa"/>
+            <w:vAlign w:val="center"/>
+          </w:tcPr>
+          <w:p>
+            <w:pPr>
+              <w:rPr>
+                <w:sz w:val="21"/>
+                <w:szCs w:val="21"/>
+              </w:rPr>
+            </w:pPr>
+            <w:r>
+              <w:rPr>
+                <w:sz w:val="21"/>
+                <w:szCs w:val="21"/>
+              </w:rPr>
+              <w:t>分布式与网络场景强制管控：不适用 —— 单机部署，无多节点与跨网段实例</w:t>
+            </w:r>
+          </w:p>
+        </w:tc>
+        <w:tc>
+          <w:tcPr>
+            <w:tcW w:w="1500" w:type="dxa"/>
+            <w:vAlign w:val="center"/>
+          </w:tcPr>
+          <w:p>
+            <w:pPr>
+              <w:rPr>
+                <w:sz w:val="21"/>
+                <w:szCs w:val="21"/>
+              </w:rPr>
+            </w:pPr>
+            <w:r>
+              <w:rPr>
+                <w:sz w:val="21"/>
+                <w:szCs w:val="21"/>
+              </w:rPr>
+              <w:t>⑥不适用</w:t>
+            </w:r>
+          </w:p>
+        </w:tc>
+        <w:tc>
+          <w:tcPr>
+            <w:tcW w:w="1100" w:type="dxa"/>
+            <w:vMerge/>
+            <w:vAlign w:val="center"/>
+          </w:tcPr>
+          <w:p/>
+        </w:tc>
+        <w:tc>
+          <w:tcPr>
+            <w:tcW w:w="1600" w:type="dxa"/>
+            <w:vAlign w:val="center"/>
+          </w:tcPr>
+          <w:p>
+            <w:pPr>
+              <w:rPr>
+                <w:sz w:val="21"/>
+                <w:szCs w:val="21"/>
+              </w:rPr>
+            </w:pPr>
+            <w:r>
+              <w:rPr>
+                <w:sz w:val="21"/>
+                <w:szCs w:val="21"/>
+              </w:rPr>
+              <w:t>—</w:t>
+            </w:r>
+          </w:p>
+        </w:tc>
+      </w:tr>
+      <w:tr>
+        <w:tblPrEx>
+          <w:tblCellMar>
+            <w:top w:w="0" w:type="dxa"/>
+            <w:bottom w:w="0" w:type="dxa"/>
+          </w:tblCellMar>
+        </w:tblPrEx>
+        <w:tc>
+          <w:tcPr>
+            <w:tcW w:w="600" w:type="dxa"/>
+            <w:vMerge w:val="restart"/>
+            <w:vAlign w:val="center"/>
+          </w:tcPr>
+          <w:p>
+            <w:pPr>
+              <w:rPr>
+                <w:sz w:val="21"/>
+                <w:szCs w:val="21"/>
+              </w:rPr>
+            </w:pPr>
+            <w:r>
+              <w:rPr>
+                <w:sz w:val="21"/>
+                <w:szCs w:val="21"/>
+              </w:rPr>
+              <w:t>6</w:t>
+            </w:r>
+          </w:p>
+        </w:tc>
+        <w:tc>
+          <w:tcPr>
+            <w:tcW w:w="800" w:type="dxa"/>
+            <w:vMerge w:val="restart"/>
+            <w:vAlign w:val="center"/>
+          </w:tcPr>
+          <w:p>
+            <w:pPr>
+              <w:rPr>
+                <w:sz w:val="21"/>
+                <w:szCs w:val="21"/>
+              </w:rPr>
+            </w:pPr>
+            <w:r>
+              <w:rPr>
+                <w:sz w:val="21"/>
+                <w:szCs w:val="21"/>
+              </w:rPr>
+              <w:t>7.1.6</w:t>
+            </w:r>
+          </w:p>
+        </w:tc>
+        <w:tc>
+          <w:tcPr>
+            <w:tcW w:w="5000" w:type="dxa"/>
+            <w:vMerge w:val="restart"/>
+            <w:vAlign w:val="center"/>
+          </w:tcPr>
+          <w:p>
+            <w:pPr>
+              <w:rPr>
+                <w:sz w:val="21"/>
+                <w:szCs w:val="21"/>
+              </w:rPr>
+            </w:pPr>
+            <w:r>
+              <w:rPr>
+                <w:sz w:val="21"/>
+                <w:szCs w:val="21"/>
+              </w:rPr>
+              <w:t>安全审计：审计记录全覆盖（身份</w:t>
+            </w:r>
+            <w:r>
+              <w:rPr>
+                <w:sz w:val="21"/>
+                <w:szCs w:val="21"/>
+              </w:rPr>
+              <w:t>/</w:t>
+            </w:r>
+            <w:r>
+              <w:rPr>
+                <w:sz w:val="21"/>
+                <w:szCs w:val="21"/>
+              </w:rPr>
+              <w:t>事件</w:t>
+            </w:r>
+            <w:r>
+              <w:rPr>
+                <w:sz w:val="21"/>
+                <w:szCs w:val="21"/>
+              </w:rPr>
+              <w:t>/</w:t>
+            </w:r>
+            <w:r>
+              <w:rPr>
+                <w:sz w:val="21"/>
+                <w:szCs w:val="21"/>
+              </w:rPr>
+              <w:t>时间</w:t>
+            </w:r>
+            <w:r>
+              <w:rPr>
+                <w:sz w:val="21"/>
+                <w:szCs w:val="21"/>
+              </w:rPr>
+              <w:t>/</w:t>
+            </w:r>
+            <w:r>
+              <w:rPr>
+                <w:sz w:val="21"/>
+                <w:szCs w:val="21"/>
+              </w:rPr>
+              <w:t>结果），可查询追溯，超阈值告警，日志防篡改防删除</w:t>
+            </w:r>
+          </w:p>
+        </w:tc>
+        <w:tc>
+          <w:tcPr>
+            <w:tcW w:w="2600" w:type="dxa"/>
+            <w:vAlign w:val="center"/>
+          </w:tcPr>
+          <w:p>
+            <w:pPr>
+              <w:rPr>
+                <w:sz w:val="21"/>
+                <w:szCs w:val="21"/>
+              </w:rPr>
+            </w:pPr>
+            <w:r>
+              <w:rPr>
+                <w:sz w:val="21"/>
+                <w:szCs w:val="21"/>
+              </w:rPr>
+              <w:t>安全事件全覆盖：utils/audit.py 统一埋点（EVENT_* 常量 + EVENT_LABELS 单一真相源），覆盖登录成功/失败、账号增删改、权限变更、标记变更、越权拒绝、日志清空拒绝、完整性破损等核心事件</w:t>
+            </w:r>
+          </w:p>
+        </w:tc>
+        <w:tc>
+          <w:tcPr>
+            <w:tcW w:w="1500" w:type="dxa"/>
+            <w:vAlign w:val="center"/>
+          </w:tcPr>
+          <w:p>
+            <w:pPr>
+              <w:rPr>
+                <w:sz w:val="21"/>
+                <w:szCs w:val="21"/>
+              </w:rPr>
+            </w:pPr>
+            <w:r>
+              <w:rPr>
+                <w:sz w:val="21"/>
+                <w:szCs w:val="21"/>
+              </w:rPr>
+              <w:t>①执行登录、新建/修改/停用账号、改密级、越权访问等操作，统一安全审计页逐条可见对应事件</w:t>
+            </w:r>
+          </w:p>
+        </w:tc>
+        <w:tc>
+          <w:tcPr>
+            <w:tcW w:w="1100" w:type="dxa"/>
+            <w:vMerge w:val="restart"/>
+            <w:vAlign w:val="center"/>
+          </w:tcPr>
+          <w:p>
+            <w:pPr>
+              <w:rPr>
+                <w:sz w:val="21"/>
+                <w:szCs w:val="21"/>
+              </w:rPr>
+            </w:pPr>
+            <w:r>
+              <w:rPr>
+                <w:sz w:val="21"/>
+                <w:szCs w:val="21"/>
+              </w:rPr>
+              <w:t xml:space="preserve">已完成（2026-10-16）：事件全覆盖+字段完整（含IP）+多维度检索+告警+防篡改防删除验证通过；分布式统一审计不适用（单机部署）</w:t>
+            </w:r>
+          </w:p>
+        </w:tc>
+        <w:tc>
+          <w:tcPr>
+            <w:tcW w:w="1600" w:type="dxa"/>
+            <w:vAlign w:val="center"/>
+          </w:tcPr>
+          <w:p>
+            <w:pPr>
+              <w:rPr>
+                <w:sz w:val="21"/>
+                <w:szCs w:val="21"/>
+              </w:rPr>
+            </w:pPr>
+            <w:r>
+              <w:rPr>
+                <w:sz w:val="21"/>
+                <w:szCs w:val="21"/>
+              </w:rPr>
+              <w:t>—</w:t>
+            </w:r>
+          </w:p>
+        </w:tc>
+      </w:tr>
+      <w:tr>
+        <w:tblPrEx>
+          <w:tblCellMar>
+            <w:top w:w="0" w:type="dxa"/>
+            <w:bottom w:w="0" w:type="dxa"/>
+          </w:tblCellMar>
+        </w:tblPrEx>
+        <w:tc>
+          <w:tcPr>
+            <w:tcW w:w="600" w:type="dxa"/>
+            <w:vMerge/>
+            <w:vAlign w:val="center"/>
+          </w:tcPr>
+          <w:p/>
+        </w:tc>
+        <w:tc>
+          <w:tcPr>
+            <w:tcW w:w="800" w:type="dxa"/>
+            <w:vMerge/>
+            <w:vAlign w:val="center"/>
+          </w:tcPr>
+          <w:p/>
+        </w:tc>
+        <w:tc>
+          <w:tcPr>
+            <w:tcW w:w="5000" w:type="dxa"/>
+            <w:vMerge/>
+            <w:vAlign w:val="center"/>
+          </w:tcPr>
+          <w:p/>
+        </w:tc>
+        <w:tc>
+          <w:tcPr>
+            <w:tcW w:w="2600" w:type="dxa"/>
+            <w:vAlign w:val="center"/>
+          </w:tcPr>
+          <w:p>
+            <w:pPr>
+              <w:rPr>
+                <w:sz w:val="21"/>
+                <w:szCs w:val="21"/>
+              </w:rPr>
+            </w:pPr>
+            <w:r>
+              <w:rPr>
+                <w:sz w:val="21"/>
+                <w:szCs w:val="21"/>
+              </w:rPr>
+              <w:t>日志字段完整：AuditLog（system_audit_log）记录主体账号、角色、事件类型、事件详情、成功与否、IP、User-Agent、时间</w:t>
+            </w:r>
+          </w:p>
+        </w:tc>
+        <w:tc>
+          <w:tcPr>
+            <w:tcW w:w="1500" w:type="dxa"/>
+            <w:vAlign w:val="center"/>
+          </w:tcPr>
+          <w:p>
+            <w:pPr>
+              <w:rPr>
+                <w:sz w:val="21"/>
+                <w:szCs w:val="21"/>
+              </w:rPr>
+            </w:pPr>
+            <w:r>
+              <w:rPr>
+                <w:sz w:val="21"/>
+                <w:szCs w:val="21"/>
+              </w:rPr>
+              <w:t>②在统一安全审计页核对每条记录的主体账号/角色/事件/时间/IP 均非空</w:t>
+            </w:r>
+          </w:p>
+        </w:tc>
+        <w:tc>
+          <w:tcPr>
+            <w:tcW w:w="1100" w:type="dxa"/>
+            <w:vMerge/>
+            <w:vAlign w:val="center"/>
+          </w:tcPr>
+          <w:p/>
+        </w:tc>
+        <w:tc>
+          <w:tcPr>
+            <w:tcW w:w="1600" w:type="dxa"/>
+            <w:vAlign w:val="center"/>
+          </w:tcPr>
+          <w:p>
+            <w:pPr>
+              <w:rPr>
+                <w:sz w:val="21"/>
+                <w:szCs w:val="21"/>
+              </w:rPr>
+            </w:pPr>
+            <w:r>
+              <w:rPr>
+                <w:sz w:val="21"/>
+                <w:szCs w:val="21"/>
+              </w:rPr>
+              <w:t>—</w:t>
+            </w:r>
+          </w:p>
+        </w:tc>
+      </w:tr>
+      <w:tr>
+        <w:tblPrEx>
+          <w:tblCellMar>
+            <w:top w:w="0" w:type="dxa"/>
+            <w:bottom w:w="0" w:type="dxa"/>
+          </w:tblCellMar>
+        </w:tblPrEx>
+        <w:tc>
+          <w:tcPr>
+            <w:tcW w:w="600" w:type="dxa"/>
+            <w:vMerge/>
+            <w:vAlign w:val="center"/>
+          </w:tcPr>
+          <w:p/>
+        </w:tc>
+        <w:tc>
+          <w:tcPr>
+            <w:tcW w:w="800" w:type="dxa"/>
+            <w:vMerge/>
+            <w:vAlign w:val="center"/>
+          </w:tcPr>
+          <w:p/>
+        </w:tc>
+        <w:tc>
+          <w:tcPr>
+            <w:tcW w:w="5000" w:type="dxa"/>
+            <w:vMerge/>
+            <w:vAlign w:val="center"/>
+          </w:tcPr>
+          <w:p/>
+        </w:tc>
+        <w:tc>
+          <w:tcPr>
+            <w:tcW w:w="2600" w:type="dxa"/>
+            <w:vAlign w:val="center"/>
+          </w:tcPr>
+          <w:p>
+            <w:pPr>
+              <w:rPr>
+                <w:sz w:val="21"/>
+                <w:szCs w:val="21"/>
+              </w:rPr>
+            </w:pPr>
+            <w:r>
+              <w:rPr>
+                <w:sz w:val="21"/>
+                <w:szCs w:val="21"/>
+              </w:rPr>
+              <w:t>实时告警与异常分析：ALERT_EVENTS 集合标记告警类事件（登录失败、越权拒绝、日志清空尝试、完整性破损），审计页红标高亮并支持一键只看告警</w:t>
+            </w:r>
+          </w:p>
+        </w:tc>
+        <w:tc>
+          <w:tcPr>
+            <w:tcW w:w="1500" w:type="dxa"/>
+            <w:vAlign w:val="center"/>
+          </w:tcPr>
+          <w:p>
+            <w:pPr>
+              <w:rPr>
+                <w:sz w:val="21"/>
+                <w:szCs w:val="21"/>
+              </w:rPr>
+            </w:pPr>
+            <w:r>
+              <w:rPr>
+                <w:sz w:val="21"/>
+                <w:szCs w:val="21"/>
+              </w:rPr>
+              <w:t>③连续输错口令产生登录失败告警；越权访问产生越权告警；在审计页切换「仅看告警」核对</w:t>
+            </w:r>
+          </w:p>
+        </w:tc>
+        <w:tc>
+          <w:tcPr>
+            <w:tcW w:w="1100" w:type="dxa"/>
+            <w:vMerge/>
+            <w:vAlign w:val="center"/>
+          </w:tcPr>
+          <w:p/>
+        </w:tc>
+        <w:tc>
+          <w:tcPr>
+            <w:tcW w:w="1600" w:type="dxa"/>
+            <w:vAlign w:val="center"/>
+          </w:tcPr>
+          <w:p>
+            <w:pPr>
+              <w:rPr>
+                <w:sz w:val="21"/>
+                <w:szCs w:val="21"/>
+              </w:rPr>
+            </w:pPr>
+            <w:r>
+              <w:rPr>
+                <w:sz w:val="21"/>
+                <w:szCs w:val="21"/>
+              </w:rPr>
+              <w:t>—</w:t>
+            </w:r>
+          </w:p>
+        </w:tc>
+      </w:tr>
+      <w:tr>
+        <w:tblPrEx>
+          <w:tblCellMar>
+            <w:top w:w="0" w:type="dxa"/>
+            <w:bottom w:w="0" w:type="dxa"/>
+          </w:tblCellMar>
+        </w:tblPrEx>
+        <w:tc>
+          <w:tcPr>
+            <w:tcW w:w="600" w:type="dxa"/>
+            <w:vMerge/>
+            <w:vAlign w:val="center"/>
+          </w:tcPr>
+          <w:p/>
+        </w:tc>
+        <w:tc>
+          <w:tcPr>
+            <w:tcW w:w="800" w:type="dxa"/>
+            <w:vMerge/>
+            <w:vAlign w:val="center"/>
+          </w:tcPr>
+          <w:p/>
+        </w:tc>
+        <w:tc>
+          <w:tcPr>
+            <w:tcW w:w="5000" w:type="dxa"/>
+            <w:vMerge/>
+            <w:vAlign w:val="center"/>
+          </w:tcPr>
+          <w:p/>
+        </w:tc>
+        <w:tc>
+          <w:tcPr>
+            <w:tcW w:w="2600" w:type="dxa"/>
+            <w:vAlign w:val="center"/>
+          </w:tcPr>
+          <w:p>
+            <w:pPr>
+              <w:rPr>
+                <w:sz w:val="21"/>
+                <w:szCs w:val="21"/>
+              </w:rPr>
+            </w:pPr>
+            <w:r>
+              <w:rPr>
+                <w:sz w:val="21"/>
+                <w:szCs w:val="21"/>
+              </w:rPr>
+              <w:t>多维度检索：统一安全审计页支持按账号、事件类型、IP、时间区间筛选；事件类型下拉由 /system/log/auditEventTypes 提供</w:t>
+            </w:r>
+          </w:p>
+        </w:tc>
+        <w:tc>
+          <w:tcPr>
+            <w:tcW w:w="1500" w:type="dxa"/>
+            <w:vAlign w:val="center"/>
+          </w:tcPr>
+          <w:p>
+            <w:pPr>
+              <w:rPr>
+                <w:sz w:val="21"/>
+                <w:szCs w:val="21"/>
+              </w:rPr>
+            </w:pPr>
+            <w:r>
+              <w:rPr>
+                <w:sz w:val="21"/>
+                <w:szCs w:val="21"/>
+              </w:rPr>
+              <w:t>④按账号、事件类型、IP、时间四个维度分别筛选，核对结果收敛正确</w:t>
+            </w:r>
+          </w:p>
+        </w:tc>
+        <w:tc>
+          <w:tcPr>
+            <w:tcW w:w="1100" w:type="dxa"/>
+            <w:vMerge/>
+            <w:vAlign w:val="center"/>
+          </w:tcPr>
+          <w:p/>
+        </w:tc>
+        <w:tc>
+          <w:tcPr>
+            <w:tcW w:w="1600" w:type="dxa"/>
+            <w:vAlign w:val="center"/>
+          </w:tcPr>
+          <w:p>
+            <w:pPr>
+              <w:rPr>
+                <w:sz w:val="21"/>
+                <w:szCs w:val="21"/>
+              </w:rPr>
+            </w:pPr>
+            <w:r>
+              <w:rPr>
+                <w:sz w:val="21"/>
+                <w:szCs w:val="21"/>
+              </w:rPr>
+              <w:t>—</w:t>
+            </w:r>
+          </w:p>
+        </w:tc>
+      </w:tr>
+      <w:tr>
+        <w:tblPrEx>
+          <w:tblCellMar>
+            <w:top w:w="0" w:type="dxa"/>
+            <w:bottom w:w="0" w:type="dxa"/>
+          </w:tblCellMar>
+        </w:tblPrEx>
+        <w:tc>
+          <w:tcPr>
+            <w:tcW w:w="600" w:type="dxa"/>
+            <w:vMerge/>
+            <w:vAlign w:val="center"/>
+          </w:tcPr>
+          <w:p/>
+        </w:tc>
+        <w:tc>
+          <w:tcPr>
+            <w:tcW w:w="800" w:type="dxa"/>
+            <w:vMerge/>
+            <w:vAlign w:val="center"/>
+          </w:tcPr>
+          <w:p/>
+        </w:tc>
+        <w:tc>
+          <w:tcPr>
+            <w:tcW w:w="5000" w:type="dxa"/>
+            <w:vMerge/>
+            <w:vAlign w:val="center"/>
+          </w:tcPr>
+          <w:p/>
+        </w:tc>
+        <w:tc>
+          <w:tcPr>
+            <w:tcW w:w="2600" w:type="dxa"/>
+            <w:vAlign w:val="center"/>
+          </w:tcPr>
+          <w:p>
+            <w:pPr>
+              <w:rPr>
+                <w:sz w:val="21"/>
+                <w:szCs w:val="21"/>
+              </w:rPr>
+            </w:pPr>
+            <w:r>
+              <w:rPr>
+                <w:sz w:val="21"/>
+                <w:szCs w:val="21"/>
+              </w:rPr>
+              <w:t>日志防篡改防删除：审计日志仅追加，不提供修改接口；删除须审计员且仅限 30 天前（AUDIT_MIN_RETENTION_DAYS），全清请求一律拒绝并生成告警</w:t>
+            </w:r>
+          </w:p>
+        </w:tc>
+        <w:tc>
+          <w:tcPr>
+            <w:tcW w:w="1500" w:type="dxa"/>
+            <w:vAlign w:val="center"/>
+          </w:tcPr>
+          <w:p>
+            <w:pPr>
+              <w:rPr>
+                <w:sz w:val="21"/>
+                <w:szCs w:val="21"/>
+              </w:rPr>
+            </w:pPr>
+            <w:r>
+              <w:rPr>
+                <w:sz w:val="21"/>
+                <w:szCs w:val="21"/>
+              </w:rPr>
+              <w:t>⑤尝试清空审计日志被拒并产生告警记录；普通用户与管理员访问删除接口 403</w:t>
+            </w:r>
+          </w:p>
+        </w:tc>
+        <w:tc>
+          <w:tcPr>
+            <w:tcW w:w="1100" w:type="dxa"/>
+            <w:vMerge/>
+            <w:vAlign w:val="center"/>
+          </w:tcPr>
+          <w:p/>
+        </w:tc>
+        <w:tc>
+          <w:tcPr>
+            <w:tcW w:w="1600" w:type="dxa"/>
+            <w:vAlign w:val="center"/>
+          </w:tcPr>
+          <w:p>
+            <w:pPr>
+              <w:rPr>
+                <w:sz w:val="21"/>
+                <w:szCs w:val="21"/>
+              </w:rPr>
+            </w:pPr>
+            <w:r>
+              <w:rPr>
+                <w:sz w:val="21"/>
+                <w:szCs w:val="21"/>
+              </w:rPr>
+              <w:t>—</w:t>
+            </w:r>
+          </w:p>
+        </w:tc>
+      </w:tr>
+      <w:tr>
+        <w:tblPrEx>
+          <w:tblCellMar>
+            <w:top w:w="0" w:type="dxa"/>
+            <w:bottom w:w="0" w:type="dxa"/>
+          </w:tblCellMar>
+        </w:tblPrEx>
+        <w:tc>
+          <w:tcPr>
+            <w:tcW w:w="600" w:type="dxa"/>
+            <w:vMerge/>
+            <w:vAlign w:val="center"/>
+          </w:tcPr>
+          <w:p/>
+        </w:tc>
+        <w:tc>
+          <w:tcPr>
+            <w:tcW w:w="800" w:type="dxa"/>
+            <w:vMerge/>
+            <w:vAlign w:val="center"/>
+          </w:tcPr>
+          <w:p/>
+        </w:tc>
+        <w:tc>
+          <w:tcPr>
+            <w:tcW w:w="5000" w:type="dxa"/>
+            <w:vMerge/>
+            <w:vAlign w:val="center"/>
+          </w:tcPr>
+          <w:p/>
+        </w:tc>
+        <w:tc>
+          <w:tcPr>
+            <w:tcW w:w="2600" w:type="dxa"/>
+            <w:vAlign w:val="center"/>
+          </w:tcPr>
+          <w:p>
+            <w:pPr>
+              <w:rPr>
+                <w:sz w:val="21"/>
+                <w:szCs w:val="21"/>
+              </w:rPr>
+            </w:pPr>
+            <w:r>
+              <w:rPr>
+                <w:sz w:val="21"/>
+                <w:szCs w:val="21"/>
+              </w:rPr>
+              <w:t>分布式统一审计：不适用 —— 单机部署，无多节点审计数据汇总场景</w:t>
+            </w:r>
+          </w:p>
+        </w:tc>
+        <w:tc>
+          <w:tcPr>
+            <w:tcW w:w="1500" w:type="dxa"/>
+            <w:vAlign w:val="center"/>
+          </w:tcPr>
+          <w:p>
+            <w:pPr>
+              <w:rPr>
+                <w:sz w:val="21"/>
+                <w:szCs w:val="21"/>
+              </w:rPr>
+            </w:pPr>
+            <w:r>
+              <w:rPr>
+                <w:sz w:val="21"/>
+                <w:szCs w:val="21"/>
+              </w:rPr>
+              <w:t>⑥不适用</w:t>
+            </w:r>
+          </w:p>
+        </w:tc>
+        <w:tc>
+          <w:tcPr>
+            <w:tcW w:w="1100" w:type="dxa"/>
+            <w:vMerge/>
+            <w:vAlign w:val="center"/>
+          </w:tcPr>
+          <w:p/>
+        </w:tc>
+        <w:tc>
+          <w:tcPr>
+            <w:tcW w:w="1600" w:type="dxa"/>
+            <w:vAlign w:val="center"/>
+          </w:tcPr>
+          <w:p>
+            <w:pPr>
+              <w:rPr>
+                <w:sz w:val="21"/>
+                <w:szCs w:val="21"/>
+              </w:rPr>
+            </w:pPr>
+            <w:r>
+              <w:rPr>
+                <w:sz w:val="21"/>
+                <w:szCs w:val="21"/>
+              </w:rPr>
+              <w:t>—</w:t>
+            </w:r>
+          </w:p>
+        </w:tc>
+      </w:tr>
+      <w:tr>
+        <w:tblPrEx>
+          <w:tblCellMar>
+            <w:top w:w="0" w:type="dxa"/>
+            <w:bottom w:w="0" w:type="dxa"/>
+          </w:tblCellMar>
+        </w:tblPrEx>
+        <w:tc>
+          <w:tcPr>
+            <w:tcW w:w="600" w:type="dxa"/>
+            <w:vMerge w:val="restart"/>
+            <w:vAlign w:val="center"/>
+          </w:tcPr>
+          <w:p>
+            <w:pPr>
+              <w:rPr>
+                <w:sz w:val="21"/>
+                <w:szCs w:val="21"/>
+              </w:rPr>
+            </w:pPr>
+            <w:r>
+              <w:rPr>
+                <w:sz w:val="21"/>
+                <w:szCs w:val="21"/>
+              </w:rPr>
+              <w:t>7</w:t>
+            </w:r>
+          </w:p>
+        </w:tc>
+        <w:tc>
+          <w:tcPr>
+            <w:tcW w:w="800" w:type="dxa"/>
+            <w:vMerge w:val="restart"/>
+            <w:vAlign w:val="center"/>
+          </w:tcPr>
+          <w:p>
+            <w:pPr>
+              <w:rPr>
+                <w:sz w:val="21"/>
+                <w:szCs w:val="21"/>
+              </w:rPr>
+            </w:pPr>
+            <w:r>
+              <w:rPr>
+                <w:sz w:val="21"/>
+                <w:szCs w:val="21"/>
+              </w:rPr>
+              <w:t>7.1.7</w:t>
+            </w:r>
+          </w:p>
+        </w:tc>
+        <w:tc>
+          <w:tcPr>
+            <w:tcW w:w="5000" w:type="dxa"/>
+            <w:vMerge w:val="restart"/>
+            <w:vAlign w:val="center"/>
+          </w:tcPr>
+          <w:p>
+            <w:pPr>
+              <w:rPr>
+                <w:sz w:val="21"/>
+                <w:szCs w:val="21"/>
+              </w:rPr>
+            </w:pPr>
+            <w:r>
+              <w:rPr>
+                <w:sz w:val="21"/>
+                <w:szCs w:val="21"/>
+              </w:rPr>
+              <w:t>用户数据完整性保护：公开</w:t>
+            </w:r>
+            <w:r>
+              <w:rPr>
+                <w:sz w:val="21"/>
+                <w:szCs w:val="21"/>
+              </w:rPr>
+              <w:t>/</w:t>
+            </w:r>
+            <w:r>
+              <w:rPr>
+                <w:sz w:val="21"/>
+                <w:szCs w:val="21"/>
+              </w:rPr>
+              <w:t>一般</w:t>
+            </w:r>
+            <w:r>
+              <w:rPr>
+                <w:sz w:val="21"/>
+                <w:szCs w:val="21"/>
+              </w:rPr>
+              <w:t>/</w:t>
+            </w:r>
+            <w:r>
+              <w:rPr>
+                <w:sz w:val="21"/>
+                <w:szCs w:val="21"/>
+              </w:rPr>
+              <w:t>敏感数据在存储、传输、处理全流程完整性校验，发现篡改可恢复</w:t>
+            </w:r>
+          </w:p>
+        </w:tc>
+        <w:tc>
+          <w:tcPr>
+            <w:tcW w:w="2600" w:type="dxa"/>
+            <w:vAlign w:val="center"/>
+          </w:tcPr>
+          <w:p>
+            <w:pPr>
+              <w:rPr>
+                <w:sz w:val="21"/>
+                <w:szCs w:val="21"/>
+              </w:rPr>
+            </w:pPr>
+            <w:r>
+              <w:rPr>
+                <w:sz w:val="21"/>
+                <w:szCs w:val="21"/>
+              </w:rPr>
+              <w:t>数据篡改检测：关键数据（项目/用例/用例步骤/问题单）生成 SHA256 完整性标签（DataIntegrityTag，apps/project/tools/integrity.py），核对时重算比对</w:t>
+            </w:r>
+          </w:p>
+        </w:tc>
+        <w:tc>
+          <w:tcPr>
+            <w:tcW w:w="1500" w:type="dxa"/>
+            <w:vAlign w:val="center"/>
+          </w:tcPr>
+          <w:p>
+            <w:pPr>
+              <w:rPr>
+                <w:sz w:val="21"/>
+                <w:szCs w:val="21"/>
+              </w:rPr>
+            </w:pPr>
+            <w:r>
+              <w:rPr>
+                <w:sz w:val="21"/>
+                <w:szCs w:val="21"/>
+              </w:rPr>
+              <w:t>①审计员在统一安全审计页点「立即核查」，48 条受保护数据批量重算比对，全部完好</w:t>
+            </w:r>
+          </w:p>
+        </w:tc>
+        <w:tc>
+          <w:tcPr>
+            <w:tcW w:w="1100" w:type="dxa"/>
+            <w:vMerge w:val="restart"/>
+            <w:vAlign w:val="center"/>
+          </w:tcPr>
+          <w:p>
+            <w:pPr>
+              <w:rPr>
+                <w:sz w:val="21"/>
+                <w:szCs w:val="21"/>
+              </w:rPr>
+            </w:pPr>
+            <w:r>
+              <w:rPr>
+                <w:sz w:val="21"/>
+                <w:szCs w:val="21"/>
+              </w:rPr>
+              <w:t xml:space="preserve">已完成（2026-10-17）：标签校验+破损检测告警+写后自动刷新验证通过；恢复依赖 DB 备份如实标注；报文级篡改检测由部署层 TLS 承担</w:t>
+            </w:r>
+          </w:p>
+        </w:tc>
+        <w:tc>
+          <w:tcPr>
+            <w:tcW w:w="1600" w:type="dxa"/>
+            <w:vAlign w:val="center"/>
+          </w:tcPr>
+          <w:p>
+            <w:pPr>
+              <w:rPr>
+                <w:sz w:val="21"/>
+                <w:szCs w:val="21"/>
+              </w:rPr>
+            </w:pPr>
+            <w:r>
+              <w:rPr>
+                <w:sz w:val="21"/>
+                <w:szCs w:val="21"/>
+              </w:rPr>
+              <w:t>—</w:t>
+            </w:r>
+          </w:p>
+        </w:tc>
+      </w:tr>
+      <w:tr>
+        <w:tblPrEx>
+          <w:tblCellMar>
+            <w:top w:w="0" w:type="dxa"/>
+            <w:bottom w:w="0" w:type="dxa"/>
+          </w:tblCellMar>
+        </w:tblPrEx>
+        <w:tc>
+          <w:tcPr>
+            <w:tcW w:w="600" w:type="dxa"/>
+            <w:vMerge/>
+            <w:vAlign w:val="center"/>
+          </w:tcPr>
+          <w:p/>
+        </w:tc>
+        <w:tc>
+          <w:tcPr>
+            <w:tcW w:w="800" w:type="dxa"/>
+            <w:vMerge/>
+            <w:vAlign w:val="center"/>
+          </w:tcPr>
+          <w:p/>
+        </w:tc>
+        <w:tc>
+          <w:tcPr>
+            <w:tcW w:w="5000" w:type="dxa"/>
+            <w:vMerge/>
+            <w:vAlign w:val="center"/>
+          </w:tcPr>
+          <w:p/>
+        </w:tc>
+        <w:tc>
+          <w:tcPr>
+            <w:tcW w:w="2600" w:type="dxa"/>
+            <w:vAlign w:val="center"/>
+          </w:tcPr>
+          <w:p>
+            <w:pPr>
+              <w:rPr>
+                <w:sz w:val="21"/>
+                <w:szCs w:val="21"/>
+              </w:rPr>
+            </w:pPr>
+            <w:r>
+              <w:rPr>
+                <w:sz w:val="21"/>
+                <w:szCs w:val="21"/>
+              </w:rPr>
+              <w:t>写后自动刷新：integrity_signals.py 的 post_save/post_delete 保证正常业务写入后标签与数据一致</w:t>
+            </w:r>
+          </w:p>
+        </w:tc>
+        <w:tc>
+          <w:tcPr>
+            <w:tcW w:w="1500" w:type="dxa"/>
+            <w:vAlign w:val="center"/>
+          </w:tcPr>
+          <w:p>
+            <w:pPr>
+              <w:rPr>
+                <w:sz w:val="21"/>
+                <w:szCs w:val="21"/>
+              </w:rPr>
+            </w:pPr>
+            <w:r>
+              <w:rPr>
+                <w:sz w:val="21"/>
+                <w:szCs w:val="21"/>
+              </w:rPr>
+              <w:t>②正常新增/修改用例、问题单后再次核查，无破损</w:t>
+            </w:r>
+          </w:p>
+        </w:tc>
+        <w:tc>
+          <w:tcPr>
+            <w:tcW w:w="1100" w:type="dxa"/>
+            <w:vMerge/>
+            <w:vAlign w:val="center"/>
+          </w:tcPr>
+          <w:p/>
+        </w:tc>
+        <w:tc>
+          <w:tcPr>
+            <w:tcW w:w="1600" w:type="dxa"/>
+            <w:vAlign w:val="center"/>
+          </w:tcPr>
+          <w:p>
+            <w:pPr>
+              <w:rPr>
+                <w:sz w:val="21"/>
+                <w:szCs w:val="21"/>
+              </w:rPr>
+            </w:pPr>
+            <w:r>
+              <w:rPr>
+                <w:sz w:val="21"/>
+                <w:szCs w:val="21"/>
+              </w:rPr>
+              <w:t>—</w:t>
+            </w:r>
+          </w:p>
+        </w:tc>
+      </w:tr>
+      <w:tr>
+        <w:tblPrEx>
+          <w:tblCellMar>
+            <w:top w:w="0" w:type="dxa"/>
+            <w:bottom w:w="0" w:type="dxa"/>
+          </w:tblCellMar>
+        </w:tblPrEx>
+        <w:tc>
+          <w:tcPr>
+            <w:tcW w:w="600" w:type="dxa"/>
+            <w:vMerge/>
+            <w:vAlign w:val="center"/>
+          </w:tcPr>
+          <w:p/>
+        </w:tc>
+        <w:tc>
+          <w:tcPr>
+            <w:tcW w:w="800" w:type="dxa"/>
+            <w:vMerge/>
+            <w:vAlign w:val="center"/>
+          </w:tcPr>
+          <w:p/>
+        </w:tc>
+        <w:tc>
+          <w:tcPr>
+            <w:tcW w:w="5000" w:type="dxa"/>
+            <w:vMerge/>
+            <w:vAlign w:val="center"/>
+          </w:tcPr>
+          <w:p/>
+        </w:tc>
+        <w:tc>
+          <w:tcPr>
+            <w:tcW w:w="2600" w:type="dxa"/>
+            <w:vAlign w:val="center"/>
+          </w:tcPr>
+          <w:p>
+            <w:pPr>
+              <w:rPr>
+                <w:sz w:val="21"/>
+                <w:szCs w:val="21"/>
+              </w:rPr>
+            </w:pPr>
+            <w:r>
+              <w:rPr>
+                <w:sz w:val="21"/>
+                <w:szCs w:val="21"/>
+              </w:rPr>
+              <w:t>破损识别与告警：核查发现摘要不一致即判定破损，返回定位信息并记 integrity_broken 告警事件</w:t>
+            </w:r>
+          </w:p>
+        </w:tc>
+        <w:tc>
+          <w:tcPr>
+            <w:tcW w:w="1500" w:type="dxa"/>
+            <w:vAlign w:val="center"/>
+          </w:tcPr>
+          <w:p>
+            <w:pPr>
+              <w:rPr>
+                <w:sz w:val="21"/>
+                <w:szCs w:val="21"/>
+              </w:rPr>
+            </w:pPr>
+            <w:r>
+              <w:rPr>
+                <w:sz w:val="21"/>
+                <w:szCs w:val="21"/>
+              </w:rPr>
+              <w:t>③绕过应用直接改数据库里的一条用例，再次核查 → 红色告警并定位到该行数据</w:t>
+            </w:r>
+          </w:p>
+        </w:tc>
+        <w:tc>
+          <w:tcPr>
+            <w:tcW w:w="1100" w:type="dxa"/>
+            <w:vMerge/>
+            <w:vAlign w:val="center"/>
+          </w:tcPr>
+          <w:p/>
+        </w:tc>
+        <w:tc>
+          <w:tcPr>
+            <w:tcW w:w="1600" w:type="dxa"/>
+            <w:vAlign w:val="center"/>
+          </w:tcPr>
+          <w:p>
+            <w:pPr>
+              <w:rPr>
+                <w:sz w:val="21"/>
+                <w:szCs w:val="21"/>
+              </w:rPr>
+            </w:pPr>
+            <w:r>
+              <w:rPr>
+                <w:sz w:val="21"/>
+                <w:szCs w:val="21"/>
+              </w:rPr>
+              <w:t>—</w:t>
+            </w:r>
+          </w:p>
+        </w:tc>
+      </w:tr>
+      <w:tr>
+        <w:tblPrEx>
+          <w:tblCellMar>
+            <w:top w:w="0" w:type="dxa"/>
+            <w:bottom w:w="0" w:type="dxa"/>
+          </w:tblCellMar>
+        </w:tblPrEx>
+        <w:tc>
+          <w:tcPr>
+            <w:tcW w:w="600" w:type="dxa"/>
+            <w:vMerge/>
+            <w:vAlign w:val="center"/>
+          </w:tcPr>
+          <w:p/>
+        </w:tc>
+        <w:tc>
+          <w:tcPr>
+            <w:tcW w:w="800" w:type="dxa"/>
+            <w:vMerge/>
+            <w:vAlign w:val="center"/>
+          </w:tcPr>
+          <w:p/>
+        </w:tc>
+        <w:tc>
+          <w:tcPr>
+            <w:tcW w:w="5000" w:type="dxa"/>
+            <w:vMerge/>
+            <w:vAlign w:val="center"/>
+          </w:tcPr>
+          <w:p/>
+        </w:tc>
+        <w:tc>
+          <w:tcPr>
+            <w:tcW w:w="2600" w:type="dxa"/>
+            <w:vAlign w:val="center"/>
+          </w:tcPr>
+          <w:p>
+            <w:pPr>
+              <w:rPr>
+                <w:sz w:val="21"/>
+                <w:szCs w:val="21"/>
+              </w:rPr>
+            </w:pPr>
+            <w:r>
+              <w:rPr>
+                <w:sz w:val="21"/>
+                <w:szCs w:val="21"/>
+              </w:rPr>
+              <w:t>破损恢复：依赖数据库备份恢复（应用层无法凭空重建被篡改内容，如实标注）；恢复后复核标签一致</w:t>
+            </w:r>
+          </w:p>
+        </w:tc>
+        <w:tc>
+          <w:tcPr>
+            <w:tcW w:w="1500" w:type="dxa"/>
+            <w:vAlign w:val="center"/>
+          </w:tcPr>
+          <w:p>
+            <w:pPr>
+              <w:rPr>
+                <w:sz w:val="21"/>
+                <w:szCs w:val="21"/>
+              </w:rPr>
+            </w:pPr>
+            <w:r>
+              <w:rPr>
+                <w:sz w:val="21"/>
+                <w:szCs w:val="21"/>
+              </w:rPr>
+              <w:t>④从数据库备份恢复被改数据后重新核查，恢复完好</w:t>
+            </w:r>
+          </w:p>
+        </w:tc>
+        <w:tc>
+          <w:tcPr>
+            <w:tcW w:w="1100" w:type="dxa"/>
+            <w:vMerge/>
+            <w:vAlign w:val="center"/>
+          </w:tcPr>
+          <w:p/>
+        </w:tc>
+        <w:tc>
+          <w:tcPr>
+            <w:tcW w:w="1600" w:type="dxa"/>
+            <w:vAlign w:val="center"/>
+          </w:tcPr>
+          <w:p>
+            <w:pPr>
+              <w:rPr>
+                <w:sz w:val="21"/>
+                <w:szCs w:val="21"/>
+              </w:rPr>
+            </w:pPr>
+            <w:r>
+              <w:rPr>
+                <w:sz w:val="21"/>
+                <w:szCs w:val="21"/>
+              </w:rPr>
+              <w:t>—</w:t>
+            </w:r>
+          </w:p>
+        </w:tc>
+      </w:tr>
+      <w:tr>
+        <w:tblPrEx>
+          <w:tblCellMar>
+            <w:top w:w="0" w:type="dxa"/>
+            <w:bottom w:w="0" w:type="dxa"/>
+          </w:tblCellMar>
+        </w:tblPrEx>
+        <w:tc>
+          <w:tcPr>
+            <w:tcW w:w="600" w:type="dxa"/>
+            <w:vMerge/>
+            <w:vAlign w:val="center"/>
+          </w:tcPr>
+          <w:p/>
+        </w:tc>
+        <w:tc>
+          <w:tcPr>
+            <w:tcW w:w="800" w:type="dxa"/>
+            <w:vMerge/>
+            <w:vAlign w:val="center"/>
+          </w:tcPr>
+          <w:p/>
+        </w:tc>
+        <w:tc>
+          <w:tcPr>
+            <w:tcW w:w="5000" w:type="dxa"/>
+            <w:vMerge/>
+            <w:vAlign w:val="center"/>
+          </w:tcPr>
+          <w:p/>
+        </w:tc>
+        <w:tc>
+          <w:tcPr>
+            <w:tcW w:w="2600" w:type="dxa"/>
+            <w:vAlign w:val="center"/>
+          </w:tcPr>
+          <w:p>
+            <w:pPr>
+              <w:rPr>
+                <w:sz w:val="21"/>
+                <w:szCs w:val="21"/>
+              </w:rPr>
+            </w:pPr>
+            <w:r>
+              <w:rPr>
+                <w:sz w:val="21"/>
+                <w:szCs w:val="21"/>
+              </w:rPr>
+              <w:t>业务处理回退：关键写操作包在 @transaction.atomic 内，异常时整体回滚，不留残缺数据</w:t>
+            </w:r>
+          </w:p>
+        </w:tc>
+        <w:tc>
+          <w:tcPr>
+            <w:tcW w:w="1500" w:type="dxa"/>
+            <w:vAlign w:val="center"/>
+          </w:tcPr>
+          <w:p>
+            <w:pPr>
+              <w:rPr>
+                <w:sz w:val="21"/>
+                <w:szCs w:val="21"/>
+              </w:rPr>
+            </w:pPr>
+            <w:r>
+              <w:rPr>
+                <w:sz w:val="21"/>
+                <w:szCs w:val="21"/>
+              </w:rPr>
+              <w:t>⑤构造中途失败的业务操作（如批量建用例时数据不合法），核对无半成品数据落库</w:t>
+            </w:r>
+          </w:p>
+        </w:tc>
+        <w:tc>
+          <w:tcPr>
+            <w:tcW w:w="1100" w:type="dxa"/>
+            <w:vMerge/>
+            <w:vAlign w:val="center"/>
+          </w:tcPr>
+          <w:p/>
+        </w:tc>
+        <w:tc>
+          <w:tcPr>
+            <w:tcW w:w="1600" w:type="dxa"/>
+            <w:vAlign w:val="center"/>
+          </w:tcPr>
+          <w:p>
+            <w:pPr>
+              <w:rPr>
+                <w:sz w:val="21"/>
+                <w:szCs w:val="21"/>
+              </w:rPr>
+            </w:pPr>
+            <w:r>
+              <w:rPr>
+                <w:sz w:val="21"/>
+                <w:szCs w:val="21"/>
+              </w:rPr>
+              <w:t>—</w:t>
+            </w:r>
+          </w:p>
+        </w:tc>
+      </w:tr>
+      <w:tr>
+        <w:tblPrEx>
+          <w:tblCellMar>
+            <w:top w:w="0" w:type="dxa"/>
+            <w:bottom w:w="0" w:type="dxa"/>
+          </w:tblCellMar>
+        </w:tblPrEx>
+        <w:tc>
+          <w:tcPr>
+            <w:tcW w:w="600" w:type="dxa"/>
+            <w:vMerge w:val="restart"/>
+            <w:vAlign w:val="center"/>
+          </w:tcPr>
+          <w:p>
+            <w:pPr>
+              <w:rPr>
+                <w:sz w:val="21"/>
+                <w:szCs w:val="21"/>
+              </w:rPr>
+            </w:pPr>
+            <w:r>
+              <w:rPr>
+                <w:sz w:val="21"/>
+                <w:szCs w:val="21"/>
+              </w:rPr>
+              <w:t>8</w:t>
+            </w:r>
+          </w:p>
+        </w:tc>
+        <w:tc>
+          <w:tcPr>
+            <w:tcW w:w="800" w:type="dxa"/>
+            <w:vMerge w:val="restart"/>
+            <w:vAlign w:val="center"/>
+          </w:tcPr>
+          <w:p>
+            <w:pPr>
+              <w:rPr>
+                <w:sz w:val="21"/>
+                <w:szCs w:val="21"/>
+              </w:rPr>
+            </w:pPr>
+            <w:r>
+              <w:rPr>
+                <w:sz w:val="21"/>
+                <w:szCs w:val="21"/>
+              </w:rPr>
+              <w:t>7.1.8</w:t>
+            </w:r>
+          </w:p>
+        </w:tc>
+        <w:tc>
+          <w:tcPr>
+            <w:tcW w:w="5000" w:type="dxa"/>
+            <w:vMerge w:val="restart"/>
+            <w:vAlign w:val="center"/>
+          </w:tcPr>
+          <w:p>
+            <w:pPr>
+              <w:rPr>
+                <w:sz w:val="21"/>
+                <w:szCs w:val="21"/>
+              </w:rPr>
+            </w:pPr>
+            <w:r>
+              <w:rPr>
+                <w:sz w:val="21"/>
+                <w:szCs w:val="21"/>
+              </w:rPr>
+              <w:t>用户数据保密性保护：数据存储、传输、处理、资源释放全流程保密性（加密算法、密钥管理、剩余信息保护）</w:t>
+            </w:r>
+          </w:p>
+        </w:tc>
+        <w:tc>
+          <w:tcPr>
+            <w:tcW w:w="2600" w:type="dxa"/>
+            <w:vAlign w:val="center"/>
+          </w:tcPr>
+          <w:p>
+            <w:pPr>
+              <w:rPr>
+                <w:sz w:val="21"/>
+                <w:szCs w:val="21"/>
+              </w:rPr>
+            </w:pPr>
+            <w:r>
+              <w:rPr>
+                <w:sz w:val="21"/>
+                <w:szCs w:val="21"/>
+              </w:rPr>
+              <w:t>待实现：一般/重要业务数据落库加密存储（方案待定：敏感字段加密 vs 整库加密）</w:t>
+            </w:r>
+          </w:p>
+        </w:tc>
+        <w:tc>
+          <w:tcPr>
+            <w:tcW w:w="1500" w:type="dxa"/>
+            <w:vAlign w:val="center"/>
+          </w:tcPr>
+          <w:p>
+            <w:pPr>
+              <w:rPr>
+                <w:sz w:val="21"/>
+                <w:szCs w:val="21"/>
+              </w:rPr>
+            </w:pPr>
+            <w:r>
+              <w:rPr>
+                <w:sz w:val="21"/>
+                <w:szCs w:val="21"/>
+              </w:rPr>
+              <w:t>—</w:t>
+            </w:r>
+          </w:p>
+        </w:tc>
+        <w:tc>
+          <w:tcPr>
+            <w:tcW w:w="1100" w:type="dxa"/>
+            <w:vMerge w:val="restart"/>
+            <w:vAlign w:val="center"/>
+          </w:tcPr>
+          <w:p>
+            <w:pPr>
+              <w:rPr>
+                <w:sz w:val="21"/>
+                <w:szCs w:val="21"/>
+              </w:rPr>
+            </w:pPr>
+            <w:r>
+              <w:rPr>
+                <w:sz w:val="21"/>
+                <w:szCs w:val="21"/>
+              </w:rPr>
+              <w:t>待开始</w:t>
+            </w:r>
+          </w:p>
+        </w:tc>
+        <w:tc>
+          <w:tcPr>
+            <w:tcW w:w="1600" w:type="dxa"/>
+            <w:vAlign w:val="center"/>
+          </w:tcPr>
+          <w:p>
+            <w:pPr>
+              <w:rPr>
+                <w:sz w:val="21"/>
+                <w:szCs w:val="21"/>
+              </w:rPr>
+            </w:pPr>
+            <w:r>
+              <w:rPr>
+                <w:sz w:val="21"/>
+                <w:szCs w:val="21"/>
+              </w:rPr>
+              <w:t>—</w:t>
+            </w:r>
+          </w:p>
+        </w:tc>
+      </w:tr>
+      <w:tr>
+        <w:tblPrEx>
+          <w:tblCellMar>
+            <w:top w:w="0" w:type="dxa"/>
+            <w:bottom w:w="0" w:type="dxa"/>
+          </w:tblCellMar>
+        </w:tblPrEx>
+        <w:tc>
+          <w:tcPr>
+            <w:tcW w:w="600" w:type="dxa"/>
+            <w:vMerge/>
+            <w:vAlign w:val="center"/>
+          </w:tcPr>
+          <w:p/>
+        </w:tc>
+        <w:tc>
+          <w:tcPr>
+            <w:tcW w:w="800" w:type="dxa"/>
+            <w:vMerge/>
+            <w:vAlign w:val="center"/>
+          </w:tcPr>
+          <w:p/>
+        </w:tc>
+        <w:tc>
+          <w:tcPr>
+            <w:tcW w:w="5000" w:type="dxa"/>
+            <w:vMerge/>
+            <w:vAlign w:val="center"/>
+          </w:tcPr>
+          <w:p/>
+        </w:tc>
+        <w:tc>
+          <w:tcPr>
+            <w:tcW w:w="2600" w:type="dxa"/>
+            <w:vAlign w:val="center"/>
+          </w:tcPr>
+          <w:p>
+            <w:pPr>
+              <w:rPr>
+                <w:sz w:val="21"/>
+                <w:szCs w:val="21"/>
+              </w:rPr>
+            </w:pPr>
+            <w:r>
+              <w:rPr>
+                <w:sz w:val="21"/>
+                <w:szCs w:val="21"/>
+              </w:rPr>
+              <w:t>待实现：网络传输密文（可由 deploy/https 的 TLS 1.2/1.3 承担，需在部署层落实并核验）</w:t>
+            </w:r>
+          </w:p>
+        </w:tc>
+        <w:tc>
+          <w:tcPr>
+            <w:tcW w:w="1500" w:type="dxa"/>
+            <w:vAlign w:val="center"/>
+          </w:tcPr>
+          <w:p>
+            <w:pPr>
+              <w:rPr>
+                <w:sz w:val="21"/>
+                <w:szCs w:val="21"/>
+              </w:rPr>
+            </w:pPr>
+            <w:r>
+              <w:rPr>
+                <w:sz w:val="21"/>
+                <w:szCs w:val="21"/>
+              </w:rPr>
+              <w:t>—</w:t>
+            </w:r>
+          </w:p>
+        </w:tc>
+        <w:tc>
+          <w:tcPr>
+            <w:tcW w:w="1100" w:type="dxa"/>
+            <w:vMerge/>
+            <w:vAlign w:val="center"/>
+          </w:tcPr>
+          <w:p/>
+        </w:tc>
+        <w:tc>
+          <w:tcPr>
+            <w:tcW w:w="1600" w:type="dxa"/>
+            <w:vAlign w:val="center"/>
+          </w:tcPr>
+          <w:p>
+            <w:pPr>
+              <w:rPr>
+                <w:sz w:val="21"/>
+                <w:szCs w:val="21"/>
+              </w:rPr>
+            </w:pPr>
+            <w:r>
+              <w:rPr>
+                <w:sz w:val="21"/>
+                <w:szCs w:val="21"/>
+              </w:rPr>
+              <w:t>—</w:t>
+            </w:r>
+          </w:p>
+        </w:tc>
+      </w:tr>
+      <w:tr>
+        <w:tblPrEx>
+          <w:tblCellMar>
+            <w:top w:w="0" w:type="dxa"/>
+            <w:bottom w:w="0" w:type="dxa"/>
+          </w:tblCellMar>
+        </w:tblPrEx>
+        <w:tc>
+          <w:tcPr>
+            <w:tcW w:w="600" w:type="dxa"/>
+            <w:vMerge/>
+            <w:vAlign w:val="center"/>
+          </w:tcPr>
+          <w:p/>
+        </w:tc>
+        <w:tc>
+          <w:tcPr>
+            <w:tcW w:w="800" w:type="dxa"/>
+            <w:vMerge/>
+            <w:vAlign w:val="center"/>
+          </w:tcPr>
+          <w:p/>
+        </w:tc>
+        <w:tc>
+          <w:tcPr>
+            <w:tcW w:w="5000" w:type="dxa"/>
+            <w:vMerge/>
+            <w:vAlign w:val="center"/>
+          </w:tcPr>
+          <w:p/>
+        </w:tc>
+        <w:tc>
+          <w:tcPr>
+            <w:tcW w:w="2600" w:type="dxa"/>
+            <w:vAlign w:val="center"/>
+          </w:tcPr>
+          <w:p>
+            <w:pPr>
+              <w:rPr>
+                <w:sz w:val="21"/>
+                <w:szCs w:val="21"/>
+              </w:rPr>
+            </w:pPr>
+            <w:r>
+              <w:rPr>
+                <w:sz w:val="21"/>
+                <w:szCs w:val="21"/>
+              </w:rPr>
+              <w:t>待实现：业务处理剩余信息保护（内存缓冲区、临时缓存、临时文件的残留数据清理）</w:t>
+            </w:r>
+          </w:p>
+        </w:tc>
+        <w:tc>
+          <w:tcPr>
+            <w:tcW w:w="1500" w:type="dxa"/>
+            <w:vAlign w:val="center"/>
+          </w:tcPr>
+          <w:p>
+            <w:pPr>
+              <w:rPr>
+                <w:sz w:val="21"/>
+                <w:szCs w:val="21"/>
+              </w:rPr>
+            </w:pPr>
+            <w:r>
+              <w:rPr>
+                <w:sz w:val="21"/>
+                <w:szCs w:val="21"/>
+              </w:rPr>
+              <w:t>—</w:t>
+            </w:r>
+          </w:p>
+        </w:tc>
+        <w:tc>
+          <w:tcPr>
+            <w:tcW w:w="1100" w:type="dxa"/>
+            <w:vMerge/>
+            <w:vAlign w:val="center"/>
+          </w:tcPr>
+          <w:p/>
+        </w:tc>
+        <w:tc>
+          <w:tcPr>
+            <w:tcW w:w="1600" w:type="dxa"/>
+            <w:vAlign w:val="center"/>
+          </w:tcPr>
+          <w:p>
+            <w:pPr>
+              <w:rPr>
+                <w:sz w:val="21"/>
+                <w:szCs w:val="21"/>
+              </w:rPr>
+            </w:pPr>
+            <w:r>
+              <w:rPr>
+                <w:sz w:val="21"/>
+                <w:szCs w:val="21"/>
+              </w:rPr>
+              <w:t>—</w:t>
+            </w:r>
+          </w:p>
+        </w:tc>
+      </w:tr>
+      <w:tr>
+        <w:tblPrEx>
+          <w:tblCellMar>
+            <w:top w:w="0" w:type="dxa"/>
+            <w:bottom w:w="0" w:type="dxa"/>
+          </w:tblCellMar>
+        </w:tblPrEx>
+        <w:tc>
+          <w:tcPr>
+            <w:tcW w:w="600" w:type="dxa"/>
+            <w:vMerge/>
+            <w:vAlign w:val="center"/>
+          </w:tcPr>
+          <w:p/>
+        </w:tc>
+        <w:tc>
+          <w:tcPr>
+            <w:tcW w:w="800" w:type="dxa"/>
+            <w:vMerge/>
+            <w:vAlign w:val="center"/>
+          </w:tcPr>
+          <w:p/>
+        </w:tc>
+        <w:tc>
+          <w:tcPr>
+            <w:tcW w:w="5000" w:type="dxa"/>
+            <w:vMerge/>
+            <w:vAlign w:val="center"/>
+          </w:tcPr>
+          <w:p/>
+        </w:tc>
+        <w:tc>
+          <w:tcPr>
+            <w:tcW w:w="2600" w:type="dxa"/>
+            <w:vAlign w:val="center"/>
+          </w:tcPr>
+          <w:p>
+            <w:pPr>
+              <w:rPr>
+                <w:sz w:val="21"/>
+                <w:szCs w:val="21"/>
+              </w:rPr>
+            </w:pPr>
+            <w:r>
+              <w:rPr>
+                <w:sz w:val="21"/>
+                <w:szCs w:val="21"/>
+              </w:rPr>
+              <w:t>待实现：动态介质安全（会话断开、页面关闭、系统退出后的残留信息清除）</w:t>
+            </w:r>
+          </w:p>
+        </w:tc>
+        <w:tc>
+          <w:tcPr>
+            <w:tcW w:w="1500" w:type="dxa"/>
+            <w:vAlign w:val="center"/>
+          </w:tcPr>
+          <w:p>
+            <w:pPr>
+              <w:rPr>
+                <w:sz w:val="21"/>
+                <w:szCs w:val="21"/>
+              </w:rPr>
+            </w:pPr>
+            <w:r>
+              <w:rPr>
+                <w:sz w:val="21"/>
+                <w:szCs w:val="21"/>
+              </w:rPr>
+              <w:t>—</w:t>
+            </w:r>
+          </w:p>
+        </w:tc>
+        <w:tc>
+          <w:tcPr>
+            <w:tcW w:w="1100" w:type="dxa"/>
+            <w:vMerge/>
+            <w:vAlign w:val="center"/>
+          </w:tcPr>
+          <w:p/>
+        </w:tc>
+        <w:tc>
+          <w:tcPr>
+            <w:tcW w:w="1600" w:type="dxa"/>
+            <w:vAlign w:val="center"/>
+          </w:tcPr>
+          <w:p>
+            <w:pPr>
+              <w:rPr>
+                <w:sz w:val="21"/>
+                <w:szCs w:val="21"/>
+              </w:rPr>
+            </w:pPr>
+            <w:r>
+              <w:rPr>
+                <w:sz w:val="21"/>
+                <w:szCs w:val="21"/>
+              </w:rPr>
+              <w:t>—</w:t>
+            </w:r>
+          </w:p>
+        </w:tc>
+      </w:tr>
+      <w:tr>
+        <w:tblPrEx>
+          <w:tblCellMar>
+            <w:top w:w="0" w:type="dxa"/>
+            <w:bottom w:w="0" w:type="dxa"/>
+          </w:tblCellMar>
+        </w:tblPrEx>
+        <w:tc>
+          <w:tcPr>
+            <w:tcW w:w="600" w:type="dxa"/>
+            <w:vMerge w:val="restart"/>
+            <w:vAlign w:val="center"/>
+          </w:tcPr>
+          <w:p>
+            <w:pPr>
+              <w:rPr>
+                <w:sz w:val="21"/>
+                <w:szCs w:val="21"/>
+              </w:rPr>
+            </w:pPr>
+            <w:r>
+              <w:rPr>
+                <w:sz w:val="21"/>
+                <w:szCs w:val="21"/>
+              </w:rPr>
+              <w:t>9</w:t>
+            </w:r>
+          </w:p>
+        </w:tc>
+        <w:tc>
+          <w:tcPr>
+            <w:tcW w:w="800" w:type="dxa"/>
+            <w:vMerge w:val="restart"/>
+            <w:vAlign w:val="center"/>
+          </w:tcPr>
+          <w:p>
+            <w:pPr>
+              <w:rPr>
+                <w:sz w:val="21"/>
+                <w:szCs w:val="21"/>
+              </w:rPr>
+            </w:pPr>
+            <w:r>
+              <w:rPr>
+                <w:sz w:val="21"/>
+                <w:szCs w:val="21"/>
+              </w:rPr>
+              <w:t>7.1.9</w:t>
+            </w:r>
+          </w:p>
+        </w:tc>
+        <w:tc>
+          <w:tcPr>
+            <w:tcW w:w="5000" w:type="dxa"/>
+            <w:vMerge w:val="restart"/>
+            <w:vAlign w:val="center"/>
+          </w:tcPr>
+          <w:p>
+            <w:pPr>
+              <w:rPr>
+                <w:sz w:val="21"/>
+                <w:szCs w:val="21"/>
+              </w:rPr>
+            </w:pPr>
+            <w:r>
+              <w:rPr>
+                <w:sz w:val="21"/>
+                <w:szCs w:val="21"/>
+              </w:rPr>
+              <w:t>备份与故障恢复：用户自主备份、系统定时增量备份、故障后数据恢复全流程</w:t>
+            </w:r>
+          </w:p>
+        </w:tc>
+        <w:tc>
+          <w:tcPr>
+            <w:tcW w:w="2600" w:type="dxa"/>
+            <w:vAlign w:val="center"/>
+          </w:tcPr>
+          <w:p>
+            <w:pPr>
+              <w:rPr>
+                <w:sz w:val="21"/>
+                <w:szCs w:val="21"/>
+              </w:rPr>
+            </w:pPr>
+            <w:r>
+              <w:rPr>
+                <w:sz w:val="21"/>
+                <w:szCs w:val="21"/>
+              </w:rPr>
+              <w:t>待实现：用户自主选择性备份与精准恢复</w:t>
+            </w:r>
+          </w:p>
+        </w:tc>
+        <w:tc>
+          <w:tcPr>
+            <w:tcW w:w="1500" w:type="dxa"/>
+            <w:vAlign w:val="center"/>
+          </w:tcPr>
+          <w:p>
+            <w:pPr>
+              <w:rPr>
+                <w:sz w:val="21"/>
+                <w:szCs w:val="21"/>
+              </w:rPr>
+            </w:pPr>
+            <w:r>
+              <w:rPr>
+                <w:sz w:val="21"/>
+                <w:szCs w:val="21"/>
+              </w:rPr>
+              <w:t>—</w:t>
+            </w:r>
+          </w:p>
+        </w:tc>
+        <w:tc>
+          <w:tcPr>
+            <w:tcW w:w="1100" w:type="dxa"/>
+            <w:vMerge w:val="restart"/>
+            <w:vAlign w:val="center"/>
+          </w:tcPr>
+          <w:p>
+            <w:pPr>
+              <w:rPr>
+                <w:sz w:val="21"/>
+                <w:szCs w:val="21"/>
+              </w:rPr>
+            </w:pPr>
+            <w:r>
+              <w:rPr>
+                <w:sz w:val="21"/>
+                <w:szCs w:val="21"/>
+              </w:rPr>
+              <w:t>待开始</w:t>
+            </w:r>
+          </w:p>
+        </w:tc>
+        <w:tc>
+          <w:tcPr>
+            <w:tcW w:w="1600" w:type="dxa"/>
+            <w:vAlign w:val="center"/>
+          </w:tcPr>
+          <w:p>
+            <w:pPr>
+              <w:rPr>
+                <w:sz w:val="21"/>
+                <w:szCs w:val="21"/>
+              </w:rPr>
+            </w:pPr>
+            <w:r>
+              <w:rPr>
+                <w:sz w:val="21"/>
+                <w:szCs w:val="21"/>
+              </w:rPr>
+              <w:t>—</w:t>
+            </w:r>
+          </w:p>
+        </w:tc>
+      </w:tr>
+      <w:tr>
+        <w:tblPrEx>
+          <w:tblCellMar>
+            <w:top w:w="0" w:type="dxa"/>
+            <w:bottom w:w="0" w:type="dxa"/>
+          </w:tblCellMar>
+        </w:tblPrEx>
+        <w:tc>
+          <w:tcPr>
+            <w:tcW w:w="600" w:type="dxa"/>
+            <w:vMerge/>
+            <w:vAlign w:val="center"/>
+          </w:tcPr>
+          <w:p/>
+        </w:tc>
+        <w:tc>
+          <w:tcPr>
+            <w:tcW w:w="800" w:type="dxa"/>
+            <w:vMerge/>
+            <w:vAlign w:val="center"/>
+          </w:tcPr>
+          <w:p/>
+        </w:tc>
+        <w:tc>
+          <w:tcPr>
+            <w:tcW w:w="5000" w:type="dxa"/>
+            <w:vMerge/>
+            <w:vAlign w:val="center"/>
+          </w:tcPr>
+          <w:p/>
+        </w:tc>
+        <w:tc>
+          <w:tcPr>
+            <w:tcW w:w="2600" w:type="dxa"/>
+            <w:vAlign w:val="center"/>
+          </w:tcPr>
+          <w:p>
+            <w:pPr>
+              <w:rPr>
+                <w:sz w:val="21"/>
+                <w:szCs w:val="21"/>
+              </w:rPr>
+            </w:pPr>
+            <w:r>
+              <w:rPr>
+                <w:sz w:val="21"/>
+                <w:szCs w:val="21"/>
+              </w:rPr>
+              <w:t>待实现：系统定时自动增量备份（仅同步新增/变更数据，无全量重复、无遗漏）</w:t>
+            </w:r>
+          </w:p>
+        </w:tc>
+        <w:tc>
+          <w:tcPr>
+            <w:tcW w:w="1500" w:type="dxa"/>
+            <w:vAlign w:val="center"/>
+          </w:tcPr>
+          <w:p>
+            <w:pPr>
+              <w:rPr>
+                <w:sz w:val="21"/>
+                <w:szCs w:val="21"/>
+              </w:rPr>
+            </w:pPr>
+            <w:r>
+              <w:rPr>
+                <w:sz w:val="21"/>
+                <w:szCs w:val="21"/>
+              </w:rPr>
+              <w:t>—</w:t>
+            </w:r>
+          </w:p>
+        </w:tc>
+        <w:tc>
+          <w:tcPr>
+            <w:tcW w:w="1100" w:type="dxa"/>
+            <w:vMerge/>
+            <w:vAlign w:val="center"/>
+          </w:tcPr>
+          <w:p/>
+        </w:tc>
+        <w:tc>
+          <w:tcPr>
+            <w:tcW w:w="1600" w:type="dxa"/>
+            <w:vAlign w:val="center"/>
+          </w:tcPr>
+          <w:p>
+            <w:pPr>
+              <w:rPr>
+                <w:sz w:val="21"/>
+                <w:szCs w:val="21"/>
+              </w:rPr>
+            </w:pPr>
+            <w:r>
+              <w:rPr>
+                <w:sz w:val="21"/>
+                <w:szCs w:val="21"/>
+              </w:rPr>
+              <w:t>—</w:t>
+            </w:r>
+          </w:p>
+        </w:tc>
+      </w:tr>
+      <w:tr>
+        <w:tblPrEx>
+          <w:tblCellMar>
+            <w:top w:w="0" w:type="dxa"/>
+            <w:bottom w:w="0" w:type="dxa"/>
+          </w:tblCellMar>
+        </w:tblPrEx>
+        <w:tc>
+          <w:tcPr>
+            <w:tcW w:w="600" w:type="dxa"/>
+            <w:vMerge/>
+            <w:vAlign w:val="center"/>
+          </w:tcPr>
+          <w:p/>
+        </w:tc>
+        <w:tc>
+          <w:tcPr>
+            <w:tcW w:w="800" w:type="dxa"/>
+            <w:vMerge/>
+            <w:vAlign w:val="center"/>
+          </w:tcPr>
+          <w:p/>
+        </w:tc>
+        <w:tc>
+          <w:tcPr>
+            <w:tcW w:w="5000" w:type="dxa"/>
+            <w:vMerge/>
+            <w:vAlign w:val="center"/>
+          </w:tcPr>
+          <w:p/>
+        </w:tc>
+        <w:tc>
+          <w:tcPr>
+            <w:tcW w:w="2600" w:type="dxa"/>
+            <w:vAlign w:val="center"/>
+          </w:tcPr>
+          <w:p>
+            <w:pPr>
+              <w:rPr>
+                <w:sz w:val="21"/>
+                <w:szCs w:val="21"/>
+              </w:rPr>
+            </w:pPr>
+            <w:r>
+              <w:rPr>
+                <w:sz w:val="21"/>
+                <w:szCs w:val="21"/>
+              </w:rPr>
+              <w:t>待实现：故障场景下的数据恢复（数据损坏/丢失后快速恢复业务）</w:t>
+            </w:r>
+          </w:p>
+        </w:tc>
+        <w:tc>
+          <w:tcPr>
+            <w:tcW w:w="1500" w:type="dxa"/>
+            <w:vAlign w:val="center"/>
+          </w:tcPr>
+          <w:p>
+            <w:pPr>
+              <w:rPr>
+                <w:sz w:val="21"/>
+                <w:szCs w:val="21"/>
+              </w:rPr>
+            </w:pPr>
+            <w:r>
+              <w:rPr>
+                <w:sz w:val="21"/>
+                <w:szCs w:val="21"/>
+              </w:rPr>
+              <w:t>—</w:t>
+            </w:r>
+          </w:p>
+        </w:tc>
+        <w:tc>
+          <w:tcPr>
+            <w:tcW w:w="1100" w:type="dxa"/>
+            <w:vMerge/>
+            <w:vAlign w:val="center"/>
+          </w:tcPr>
+          <w:p/>
+        </w:tc>
+        <w:tc>
+          <w:tcPr>
+            <w:tcW w:w="1600" w:type="dxa"/>
+            <w:vAlign w:val="center"/>
+          </w:tcPr>
+          <w:p>
+            <w:pPr>
+              <w:rPr>
+                <w:sz w:val="21"/>
+                <w:szCs w:val="21"/>
+              </w:rPr>
+            </w:pPr>
+            <w:r>
+              <w:rPr>
+                <w:sz w:val="21"/>
+                <w:szCs w:val="21"/>
+              </w:rPr>
+              <w:t>—</w:t>
+            </w:r>
+          </w:p>
+        </w:tc>
+      </w:tr>
+      <w:tr>
+        <w:tblPrEx>
+          <w:tblCellMar>
+            <w:top w:w="0" w:type="dxa"/>
+            <w:bottom w:w="0" w:type="dxa"/>
+          </w:tblCellMar>
+        </w:tblPrEx>
+        <w:tc>
+          <w:tcPr>
+            <w:tcW w:w="600" w:type="dxa"/>
+            <w:vMerge w:val="restart"/>
             <w:vAlign w:val="center"/>
           </w:tcPr>
           <w:p>
@@ -2470,6 +5748,7 @@
         <w:tc>
           <w:tcPr>
             <w:tcW w:w="800" w:type="dxa"/>
+            <w:vMerge w:val="restart"/>
             <w:vAlign w:val="center"/>
           </w:tcPr>
           <w:p>
@@ -2491,6 +5770,7 @@
         <w:tc>
           <w:tcPr>
             <w:tcW w:w="5000" w:type="dxa"/>
+            <w:vMerge w:val="restart"/>
             <w:vAlign w:val="center"/>
           </w:tcPr>
           <w:p>
@@ -2526,7 +5806,7 @@
                 <w:sz w:val="21"/>
                 <w:szCs w:val="21"/>
               </w:rPr>
-              <w:t>待实现</w:t>
+              <w:t>待实现：操作系统安全性检测分析（文件许可、网络服务、账户设置、入侵迹象等）</w:t>
             </w:r>
           </w:p>
         </w:tc>
@@ -2554,6 +5834,7 @@
         <w:tc>
           <w:tcPr>
             <w:tcW w:w="1100" w:type="dxa"/>
+            <w:vMerge w:val="restart"/>
             <w:vAlign w:val="center"/>
           </w:tcPr>
           <w:p>
@@ -2571,6 +5852,418 @@
               <w:t>待开始</w:t>
             </w:r>
           </w:p>
+        </w:tc>
+        <w:tc>
+          <w:tcPr>
+            <w:tcW w:w="1600" w:type="dxa"/>
+            <w:vAlign w:val="center"/>
+          </w:tcPr>
+          <w:p>
+            <w:pPr>
+              <w:rPr>
+                <w:sz w:val="21"/>
+                <w:szCs w:val="21"/>
+              </w:rPr>
+            </w:pPr>
+            <w:r>
+              <w:rPr>
+                <w:sz w:val="21"/>
+                <w:szCs w:val="21"/>
+              </w:rPr>
+              <w:t>—</w:t>
+            </w:r>
+          </w:p>
+        </w:tc>
+      </w:tr>
+      <w:tr>
+        <w:tblPrEx>
+          <w:tblCellMar>
+            <w:top w:w="0" w:type="dxa"/>
+            <w:bottom w:w="0" w:type="dxa"/>
+          </w:tblCellMar>
+        </w:tblPrEx>
+        <w:tc>
+          <w:tcPr>
+            <w:tcW w:w="600" w:type="dxa"/>
+            <w:vMerge/>
+            <w:vAlign w:val="center"/>
+          </w:tcPr>
+          <w:p/>
+        </w:tc>
+        <w:tc>
+          <w:tcPr>
+            <w:tcW w:w="800" w:type="dxa"/>
+            <w:vMerge/>
+            <w:vAlign w:val="center"/>
+          </w:tcPr>
+          <w:p/>
+        </w:tc>
+        <w:tc>
+          <w:tcPr>
+            <w:tcW w:w="5000" w:type="dxa"/>
+            <w:vMerge/>
+            <w:vAlign w:val="center"/>
+          </w:tcPr>
+          <w:p/>
+        </w:tc>
+        <w:tc>
+          <w:tcPr>
+            <w:tcW w:w="2600" w:type="dxa"/>
+            <w:vAlign w:val="center"/>
+          </w:tcPr>
+          <w:p>
+            <w:pPr>
+              <w:rPr>
+                <w:sz w:val="21"/>
+                <w:szCs w:val="21"/>
+              </w:rPr>
+            </w:pPr>
+            <w:r>
+              <w:rPr>
+                <w:sz w:val="21"/>
+                <w:szCs w:val="21"/>
+              </w:rPr>
+              <w:t>待实现：数据库管理系统安全性检测分析（鉴别、授权、访问控制、完整性配置的脆弱性扫描）</w:t>
+            </w:r>
+          </w:p>
+        </w:tc>
+        <w:tc>
+          <w:tcPr>
+            <w:tcW w:w="1500" w:type="dxa"/>
+            <w:vAlign w:val="center"/>
+          </w:tcPr>
+          <w:p>
+            <w:pPr>
+              <w:rPr>
+                <w:sz w:val="21"/>
+                <w:szCs w:val="21"/>
+              </w:rPr>
+            </w:pPr>
+            <w:r>
+              <w:rPr>
+                <w:sz w:val="21"/>
+                <w:szCs w:val="21"/>
+              </w:rPr>
+              <w:t>—</w:t>
+            </w:r>
+          </w:p>
+        </w:tc>
+        <w:tc>
+          <w:tcPr>
+            <w:tcW w:w="1100" w:type="dxa"/>
+            <w:vMerge/>
+            <w:vAlign w:val="center"/>
+          </w:tcPr>
+          <w:p/>
+        </w:tc>
+        <w:tc>
+          <w:tcPr>
+            <w:tcW w:w="1600" w:type="dxa"/>
+            <w:vAlign w:val="center"/>
+          </w:tcPr>
+          <w:p>
+            <w:pPr>
+              <w:rPr>
+                <w:sz w:val="21"/>
+                <w:szCs w:val="21"/>
+              </w:rPr>
+            </w:pPr>
+            <w:r>
+              <w:rPr>
+                <w:sz w:val="21"/>
+                <w:szCs w:val="21"/>
+              </w:rPr>
+              <w:t>—</w:t>
+            </w:r>
+          </w:p>
+        </w:tc>
+      </w:tr>
+      <w:tr>
+        <w:tblPrEx>
+          <w:tblCellMar>
+            <w:top w:w="0" w:type="dxa"/>
+            <w:bottom w:w="0" w:type="dxa"/>
+          </w:tblCellMar>
+        </w:tblPrEx>
+        <w:tc>
+          <w:tcPr>
+            <w:tcW w:w="600" w:type="dxa"/>
+            <w:vMerge/>
+            <w:vAlign w:val="center"/>
+          </w:tcPr>
+          <w:p/>
+        </w:tc>
+        <w:tc>
+          <w:tcPr>
+            <w:tcW w:w="800" w:type="dxa"/>
+            <w:vMerge/>
+            <w:vAlign w:val="center"/>
+          </w:tcPr>
+          <w:p/>
+        </w:tc>
+        <w:tc>
+          <w:tcPr>
+            <w:tcW w:w="5000" w:type="dxa"/>
+            <w:vMerge/>
+            <w:vAlign w:val="center"/>
+          </w:tcPr>
+          <w:p/>
+        </w:tc>
+        <w:tc>
+          <w:tcPr>
+            <w:tcW w:w="2600" w:type="dxa"/>
+            <w:vAlign w:val="center"/>
+          </w:tcPr>
+          <w:p>
+            <w:pPr>
+              <w:rPr>
+                <w:sz w:val="21"/>
+                <w:szCs w:val="21"/>
+              </w:rPr>
+            </w:pPr>
+            <w:r>
+              <w:rPr>
+                <w:sz w:val="21"/>
+                <w:szCs w:val="21"/>
+              </w:rPr>
+              <w:t>待实现：网络系统安全性检测分析（防火墙等网络设备与链路漏洞扫描）</w:t>
+            </w:r>
+          </w:p>
+        </w:tc>
+        <w:tc>
+          <w:tcPr>
+            <w:tcW w:w="1500" w:type="dxa"/>
+            <w:vAlign w:val="center"/>
+          </w:tcPr>
+          <w:p>
+            <w:pPr>
+              <w:rPr>
+                <w:sz w:val="21"/>
+                <w:szCs w:val="21"/>
+              </w:rPr>
+            </w:pPr>
+            <w:r>
+              <w:rPr>
+                <w:sz w:val="21"/>
+                <w:szCs w:val="21"/>
+              </w:rPr>
+              <w:t>—</w:t>
+            </w:r>
+          </w:p>
+        </w:tc>
+        <w:tc>
+          <w:tcPr>
+            <w:tcW w:w="1100" w:type="dxa"/>
+            <w:vMerge/>
+            <w:vAlign w:val="center"/>
+          </w:tcPr>
+          <w:p/>
+        </w:tc>
+        <w:tc>
+          <w:tcPr>
+            <w:tcW w:w="1600" w:type="dxa"/>
+            <w:vAlign w:val="center"/>
+          </w:tcPr>
+          <w:p>
+            <w:pPr>
+              <w:rPr>
+                <w:sz w:val="21"/>
+                <w:szCs w:val="21"/>
+              </w:rPr>
+            </w:pPr>
+            <w:r>
+              <w:rPr>
+                <w:sz w:val="21"/>
+                <w:szCs w:val="21"/>
+              </w:rPr>
+              <w:t>—</w:t>
+            </w:r>
+          </w:p>
+        </w:tc>
+      </w:tr>
+      <w:tr>
+        <w:tblPrEx>
+          <w:tblCellMar>
+            <w:top w:w="0" w:type="dxa"/>
+            <w:bottom w:w="0" w:type="dxa"/>
+          </w:tblCellMar>
+        </w:tblPrEx>
+        <w:tc>
+          <w:tcPr>
+            <w:tcW w:w="600" w:type="dxa"/>
+            <w:vMerge/>
+            <w:vAlign w:val="center"/>
+          </w:tcPr>
+          <w:p/>
+        </w:tc>
+        <w:tc>
+          <w:tcPr>
+            <w:tcW w:w="800" w:type="dxa"/>
+            <w:vMerge/>
+            <w:vAlign w:val="center"/>
+          </w:tcPr>
+          <w:p/>
+        </w:tc>
+        <w:tc>
+          <w:tcPr>
+            <w:tcW w:w="5000" w:type="dxa"/>
+            <w:vMerge/>
+            <w:vAlign w:val="center"/>
+          </w:tcPr>
+          <w:p/>
+        </w:tc>
+        <w:tc>
+          <w:tcPr>
+            <w:tcW w:w="2600" w:type="dxa"/>
+            <w:vAlign w:val="center"/>
+          </w:tcPr>
+          <w:p>
+            <w:pPr>
+              <w:rPr>
+                <w:sz w:val="21"/>
+                <w:szCs w:val="21"/>
+              </w:rPr>
+            </w:pPr>
+            <w:r>
+              <w:rPr>
+                <w:sz w:val="21"/>
+                <w:szCs w:val="21"/>
+              </w:rPr>
+              <w:t>待实现：应用系统安全性检测分析（应用层鉴别、授权、访问控制、完整性相关的脆弱性扫描）</w:t>
+            </w:r>
+          </w:p>
+        </w:tc>
+        <w:tc>
+          <w:tcPr>
+            <w:tcW w:w="1500" w:type="dxa"/>
+            <w:vAlign w:val="center"/>
+          </w:tcPr>
+          <w:p>
+            <w:pPr>
+              <w:rPr>
+                <w:sz w:val="21"/>
+                <w:szCs w:val="21"/>
+              </w:rPr>
+            </w:pPr>
+            <w:r>
+              <w:rPr>
+                <w:sz w:val="21"/>
+                <w:szCs w:val="21"/>
+              </w:rPr>
+              <w:t>—</w:t>
+            </w:r>
+          </w:p>
+        </w:tc>
+        <w:tc>
+          <w:tcPr>
+            <w:tcW w:w="1100" w:type="dxa"/>
+            <w:vMerge/>
+            <w:vAlign w:val="center"/>
+          </w:tcPr>
+          <w:p/>
+        </w:tc>
+        <w:tc>
+          <w:tcPr>
+            <w:tcW w:w="1600" w:type="dxa"/>
+            <w:vAlign w:val="center"/>
+          </w:tcPr>
+          <w:p>
+            <w:pPr>
+              <w:rPr>
+                <w:sz w:val="21"/>
+                <w:szCs w:val="21"/>
+              </w:rPr>
+            </w:pPr>
+            <w:r>
+              <w:rPr>
+                <w:sz w:val="21"/>
+                <w:szCs w:val="21"/>
+              </w:rPr>
+              <w:t>—</w:t>
+            </w:r>
+          </w:p>
+        </w:tc>
+      </w:tr>
+      <w:tr>
+        <w:tblPrEx>
+          <w:tblCellMar>
+            <w:top w:w="0" w:type="dxa"/>
+            <w:bottom w:w="0" w:type="dxa"/>
+          </w:tblCellMar>
+        </w:tblPrEx>
+        <w:tc>
+          <w:tcPr>
+            <w:tcW w:w="600" w:type="dxa"/>
+            <w:vMerge/>
+            <w:vAlign w:val="center"/>
+          </w:tcPr>
+          <w:p/>
+        </w:tc>
+        <w:tc>
+          <w:tcPr>
+            <w:tcW w:w="800" w:type="dxa"/>
+            <w:vMerge/>
+            <w:vAlign w:val="center"/>
+          </w:tcPr>
+          <w:p/>
+        </w:tc>
+        <w:tc>
+          <w:tcPr>
+            <w:tcW w:w="5000" w:type="dxa"/>
+            <w:vMerge/>
+            <w:vAlign w:val="center"/>
+          </w:tcPr>
+          <w:p/>
+        </w:tc>
+        <w:tc>
+          <w:tcPr>
+            <w:tcW w:w="2600" w:type="dxa"/>
+            <w:vAlign w:val="center"/>
+          </w:tcPr>
+          <w:p>
+            <w:pPr>
+              <w:rPr>
+                <w:sz w:val="21"/>
+                <w:szCs w:val="21"/>
+              </w:rPr>
+            </w:pPr>
+            <w:r>
+              <w:rPr>
+                <w:sz w:val="21"/>
+                <w:szCs w:val="21"/>
+              </w:rPr>
+              <w:t>待实现：硬件系统安全性检测分析（电磁泄漏发射与电磁干扰等）</w:t>
+            </w:r>
+          </w:p>
+        </w:tc>
+        <w:tc>
+          <w:tcPr>
+            <w:tcW w:w="1500" w:type="dxa"/>
+            <w:vAlign w:val="center"/>
+          </w:tcPr>
+          <w:p>
+            <w:pPr>
+              <w:rPr>
+                <w:sz w:val="21"/>
+                <w:szCs w:val="21"/>
+              </w:rPr>
+            </w:pPr>
+            <w:r>
+              <w:rPr>
+                <w:sz w:val="21"/>
+                <w:szCs w:val="21"/>
+              </w:rPr>
+              <w:t>—</w:t>
+            </w:r>
+          </w:p>
+        </w:tc>
+        <w:tc>
+          <w:tcPr>
+            <w:tcW w:w="1100" w:type="dxa"/>
+            <w:vMerge/>
+            <w:vAlign w:val="center"/>
+          </w:tcPr>
+          <w:p/>
         </w:tc>
         <w:tc>
           <w:tcPr>

--- a/SRS/安全测评要求实现追踪表.docx
+++ b/SRS/安全测评要求实现追踪表.docx
@@ -4890,6 +4890,7 @@
             <w:bottom w:w="0" w:type="dxa"/>
           </w:tblCellMar>
         </w:tblPrEx>
+        <w:trPr/>
         <w:tc>
           <w:tcPr>
             <w:tcW w:w="600" w:type="dxa"/>
@@ -4969,11 +4970,7 @@
               </w:rPr>
             </w:pPr>
             <w:r>
-              <w:rPr>
-                <w:sz w:val="21"/>
-                <w:szCs w:val="21"/>
-              </w:rPr>
-              <w:t>待实现：一般/重要业务数据落库加密存储（方案待定：敏感字段加密 vs 整库加密）</w:t>
+              <w:t>一般数据存储保护——落库加密（utils/crypto.py）：EncryptedCharField 透明加密字段，算法 Fernet（AES-128-CBC + HMAC-SHA256，带完整性校验），密钥由环境变量 FIELD_ENCRYPTION_KEY 提供；已应用于用户表 phone/email，写入自动加密、读取自动解密，密文形如 enc:v1:…；历史明文由数据迁移 apps/user/migrations/0009_encrypt_existing_sensitive_fields.py 就地加密。「安全策略-数据保密性」页展示已加密字段清单（由模型自动枚举，与代码同源）</w:t>
             </w:r>
           </w:p>
         </w:tc>
@@ -4990,11 +4987,7 @@
               </w:rPr>
             </w:pPr>
             <w:r>
-              <w:rPr>
-                <w:sz w:val="21"/>
-                <w:szCs w:val="21"/>
-              </w:rPr>
-              <w:t>—</w:t>
+              <w:t>①用数据库客户端直接查用户表：SELECT username, phone, email FROM user_user WHERE username='srs_a' —— 只看到 enc:v1: 开头的密文，看不到明文电话/邮箱</w:t>
             </w:r>
           </w:p>
         </w:tc>
@@ -5012,11 +5005,7 @@
               </w:rPr>
             </w:pPr>
             <w:r>
-              <w:rPr>
-                <w:sz w:val="21"/>
-                <w:szCs w:val="21"/>
-              </w:rPr>
-              <w:t>待开始</w:t>
+              <w:t>已实现（存储/处理层由本平台，传输层由部署环境）</w:t>
             </w:r>
           </w:p>
         </w:tc>
@@ -5033,10 +5022,6 @@
               </w:rPr>
             </w:pPr>
             <w:r>
-              <w:rPr>
-                <w:sz w:val="21"/>
-                <w:szCs w:val="21"/>
-              </w:rPr>
               <w:t>—</w:t>
             </w:r>
           </w:p>
@@ -5049,6 +5034,7 @@
             <w:bottom w:w="0" w:type="dxa"/>
           </w:tblCellMar>
         </w:tblPrEx>
+        <w:trPr/>
         <w:tc>
           <w:tcPr>
             <w:tcW w:w="600" w:type="dxa"/>
@@ -5086,11 +5072,7 @@
               </w:rPr>
             </w:pPr>
             <w:r>
-              <w:rPr>
-                <w:sz w:val="21"/>
-                <w:szCs w:val="21"/>
-              </w:rPr>
-              <w:t>待实现：网络传输密文（可由 deploy/https 的 TLS 1.2/1.3 承担，需在部署层落实并核验）</w:t>
+              <w:t>一般数据传输保护——由部署层承担：deploy/https 提供 nginx TLS 反向代理（8443，TLSv1.2/TLSv1.3）+ 自签证书，浏览器与服务器之间全程密文；应用层不对外提供明文 HTTP 入口</w:t>
             </w:r>
           </w:p>
         </w:tc>
@@ -5107,11 +5089,7 @@
               </w:rPr>
             </w:pPr>
             <w:r>
-              <w:rPr>
-                <w:sz w:val="21"/>
-                <w:szCs w:val="21"/>
-              </w:rPr>
-              <w:t>—</w:t>
+              <w:t>②按 deploy/https/README.md 启动 nginx 后访问 https://localhost:8443，确认浏览器握手为 TLSv1.3，登录口令与 token 全程密文传输</w:t>
             </w:r>
           </w:p>
         </w:tc>
@@ -5136,10 +5114,6 @@
               </w:rPr>
             </w:pPr>
             <w:r>
-              <w:rPr>
-                <w:sz w:val="21"/>
-                <w:szCs w:val="21"/>
-              </w:rPr>
               <w:t>—</w:t>
             </w:r>
           </w:p>
@@ -5152,6 +5126,7 @@
             <w:bottom w:w="0" w:type="dxa"/>
           </w:tblCellMar>
         </w:tblPrEx>
+        <w:trPr/>
         <w:tc>
           <w:tcPr>
             <w:tcW w:w="600" w:type="dxa"/>
@@ -5189,11 +5164,7 @@
               </w:rPr>
             </w:pPr>
             <w:r>
-              <w:rPr>
-                <w:sz w:val="21"/>
-                <w:szCs w:val="21"/>
-              </w:rPr>
-              <w:t>待实现：业务处理剩余信息保护（内存缓冲区、临时缓存、临时文件的残留数据清理）</w:t>
+              <w:t>一般数据处理保护（缓冲区及其他动态记录介质的剩余信息删除）——apps/system/tools/residue.py：账号维度的 Redis 临时键（登录失败计数 login_fail:*、锁定标记 login_lock:*）在登出时立即清除，未登出的带 TTL（缓存默认 300 秒）；文档生成中间产物（media/&lt;R号&gt;/temp、form_template/*/temporary）按保留期一键清理，输入模板与最终交付文档不在清理范围</w:t>
             </w:r>
           </w:p>
         </w:tc>
@@ -5210,11 +5181,7 @@
               </w:rPr>
             </w:pPr>
             <w:r>
-              <w:rPr>
-                <w:sz w:val="21"/>
-                <w:szCs w:val="21"/>
-              </w:rPr>
-              <w:t>—</w:t>
+              <w:t>③以某账号登录后登出，查 Redis：该账号的 login_fail/login_lock 键已消失；在「安全策略-数据保密性」页选择保留期后点「立即清理」，临时中间产物被删除、form_template 下的输入模板仍在</w:t>
             </w:r>
           </w:p>
         </w:tc>
@@ -5239,10 +5206,6 @@
               </w:rPr>
             </w:pPr>
             <w:r>
-              <w:rPr>
-                <w:sz w:val="21"/>
-                <w:szCs w:val="21"/>
-              </w:rPr>
               <w:t>—</w:t>
             </w:r>
           </w:p>
@@ -5255,6 +5218,7 @@
             <w:bottom w:w="0" w:type="dxa"/>
           </w:tblCellMar>
         </w:tblPrEx>
+        <w:trPr/>
         <w:tc>
           <w:tcPr>
             <w:tcW w:w="600" w:type="dxa"/>
@@ -5292,11 +5256,7 @@
               </w:rPr>
             </w:pPr>
             <w:r>
-              <w:rPr>
-                <w:sz w:val="21"/>
-                <w:szCs w:val="21"/>
-              </w:rPr>
-              <w:t>待实现：动态介质安全（会话断开、页面关闭、系统退出后的残留信息清除）</w:t>
+              <w:t>重要数据存储保护——同①：电话、邮箱按用户重要数据同等落库加密；因加密后无法 SQL 模糊匹配，另建 SHA-256 盲索引字段 Users.phone_index（保存时自动维护）支撑按电话等值检索</w:t>
             </w:r>
           </w:p>
         </w:tc>
@@ -5313,14 +5273,102 @@
               </w:rPr>
             </w:pPr>
             <w:r>
-              <w:rPr>
-                <w:sz w:val="21"/>
-                <w:szCs w:val="21"/>
-              </w:rPr>
+              <w:t>④在用户管理页用完整电话精确检索仍能命中账号（走盲索引）；直接以该电话为条件查数据库则查不到任何行</w:t>
+            </w:r>
+          </w:p>
+        </w:tc>
+        <w:tc>
+          <w:tcPr>
+            <w:tcW w:w="1100" w:type="dxa"/>
+            <w:vMerge/>
+            <w:vAlign w:val="center"/>
+          </w:tcPr>
+          <w:p/>
+        </w:tc>
+        <w:tc>
+          <w:tcPr>
+            <w:tcW w:w="1600" w:type="dxa"/>
+            <w:vAlign w:val="center"/>
+          </w:tcPr>
+          <w:p>
+            <w:pPr>
+              <w:rPr>
+                <w:sz w:val="21"/>
+                <w:szCs w:val="21"/>
+              </w:rPr>
+            </w:pPr>
+            <w:r>
               <w:t>—</w:t>
             </w:r>
           </w:p>
         </w:tc>
+      </w:tr>
+      <w:tr>
+        <w:tblPrEx>
+          <w:tblCellMar>
+            <w:top w:w="0" w:type="dxa"/>
+            <w:bottom w:w="0" w:type="dxa"/>
+          </w:tblCellMar>
+        </w:tblPrEx>
+        <w:trPr/>
+        <w:tc>
+          <w:tcPr>
+            <w:tcW w:w="600" w:type="dxa"/>
+            <w:vMerge/>
+            <w:vAlign w:val="center"/>
+          </w:tcPr>
+          <w:p/>
+        </w:tc>
+        <w:tc>
+          <w:tcPr>
+            <w:tcW w:w="800" w:type="dxa"/>
+            <w:vMerge/>
+            <w:vAlign w:val="center"/>
+          </w:tcPr>
+          <w:p/>
+        </w:tc>
+        <w:tc>
+          <w:tcPr>
+            <w:tcW w:w="5000" w:type="dxa"/>
+            <w:vMerge/>
+            <w:vAlign w:val="center"/>
+          </w:tcPr>
+          <w:p/>
+        </w:tc>
+        <w:tc>
+          <w:tcPr>
+            <w:tcW w:w="2600" w:type="dxa"/>
+            <w:vAlign w:val="center"/>
+          </w:tcPr>
+          <w:p>
+            <w:pPr>
+              <w:rPr>
+                <w:sz w:val="21"/>
+                <w:szCs w:val="21"/>
+              </w:rPr>
+            </w:pPr>
+            <w:r>
+              <w:t>重要数据传输保护——同②：TLS 反向代理承担，鉴别信息与业务数据在网络上均为密文</w:t>
+            </w:r>
+          </w:p>
+        </w:tc>
+        <w:tc>
+          <w:tcPr>
+            <w:tcW w:w="1500" w:type="dxa"/>
+            <w:vAlign w:val="center"/>
+          </w:tcPr>
+          <w:p>
+            <w:pPr>
+              <w:rPr>
+                <w:sz w:val="21"/>
+                <w:szCs w:val="21"/>
+              </w:rPr>
+            </w:pPr>
+            <w:r>
+              <w:t>⑤同②</w:t>
+            </w:r>
+          </w:p>
+        </w:tc>
         <w:tc>
           <w:tcPr>
             <w:tcW w:w="1100" w:type="dxa"/>
@@ -5342,10 +5390,98 @@
               </w:rPr>
             </w:pPr>
             <w:r>
-              <w:rPr>
-                <w:sz w:val="21"/>
-                <w:szCs w:val="21"/>
-              </w:rPr>
+              <w:t>—</w:t>
+            </w:r>
+          </w:p>
+        </w:tc>
+      </w:tr>
+      <w:tr>
+        <w:tblPrEx>
+          <w:tblCellMar>
+            <w:top w:w="0" w:type="dxa"/>
+            <w:bottom w:w="0" w:type="dxa"/>
+          </w:tblCellMar>
+        </w:tblPrEx>
+        <w:trPr/>
+        <w:tc>
+          <w:tcPr>
+            <w:tcW w:w="600" w:type="dxa"/>
+            <w:vMerge/>
+            <w:vAlign w:val="center"/>
+          </w:tcPr>
+          <w:p/>
+        </w:tc>
+        <w:tc>
+          <w:tcPr>
+            <w:tcW w:w="800" w:type="dxa"/>
+            <w:vMerge/>
+            <w:vAlign w:val="center"/>
+          </w:tcPr>
+          <w:p/>
+        </w:tc>
+        <w:tc>
+          <w:tcPr>
+            <w:tcW w:w="5000" w:type="dxa"/>
+            <w:vMerge/>
+            <w:vAlign w:val="center"/>
+          </w:tcPr>
+          <w:p/>
+        </w:tc>
+        <w:tc>
+          <w:tcPr>
+            <w:tcW w:w="2600" w:type="dxa"/>
+            <w:vAlign w:val="center"/>
+          </w:tcPr>
+          <w:p>
+            <w:pPr>
+              <w:rPr>
+                <w:sz w:val="21"/>
+                <w:szCs w:val="21"/>
+              </w:rPr>
+            </w:pPr>
+            <w:r>
+              <w:t>重要数据剩余信息保护——日志脱敏（utils/sensitive.py）：请求参数写入接口操作日志前统一脱敏，口令/令牌类整体掩码、手机号保留前 3 后 4、邮箱保留首字符与域名；内存缓冲区与交换分区由 Python 运行时/操作系统回收，应用层不额外缓存敏感数据副本（如实标注，见「安全策略-数据保密性」页承担方列）</w:t>
+            </w:r>
+          </w:p>
+        </w:tc>
+        <w:tc>
+          <w:tcPr>
+            <w:tcW w:w="1500" w:type="dxa"/>
+            <w:vAlign w:val="center"/>
+          </w:tcPr>
+          <w:p>
+            <w:pPr>
+              <w:rPr>
+                <w:sz w:val="21"/>
+                <w:szCs w:val="21"/>
+              </w:rPr>
+            </w:pPr>
+            <w:r>
+              <w:t>⑥在用户管理页把某用户电话改为 13912345678 保存，查库 system_operation_log 的 request_body —— 电话显示为 139****5678，姓名等非敏感字段仍可读</w:t>
+            </w:r>
+          </w:p>
+        </w:tc>
+        <w:tc>
+          <w:tcPr>
+            <w:tcW w:w="1100" w:type="dxa"/>
+            <w:vMerge/>
+            <w:vAlign w:val="center"/>
+          </w:tcPr>
+          <w:p/>
+        </w:tc>
+        <w:tc>
+          <w:tcPr>
+            <w:tcW w:w="1600" w:type="dxa"/>
+            <w:vAlign w:val="center"/>
+          </w:tcPr>
+          <w:p>
+            <w:pPr>
+              <w:rPr>
+                <w:sz w:val="21"/>
+                <w:szCs w:val="21"/>
+              </w:rPr>
+            </w:pPr>
+            <w:r>
               <w:t>—</w:t>
             </w:r>
           </w:p>

--- a/SRS/安全测评要求实现追踪表.docx
+++ b/SRS/安全测评要求实现追踪表.docx
@@ -5005,7 +5005,7 @@
               </w:rPr>
             </w:pPr>
             <w:r>
-              <w:t>已实现（存储/处理层由本平台，传输层由部署环境）</w:t>
+              <w:t>已完成（2026-10-19；传输层由部署环境承担）</w:t>
             </w:r>
           </w:p>
         </w:tc>
@@ -5494,6 +5494,7 @@
             <w:bottom w:w="0" w:type="dxa"/>
           </w:tblCellMar>
         </w:tblPrEx>
+        <w:trPr/>
         <w:tc>
           <w:tcPr>
             <w:tcW w:w="600" w:type="dxa"/>
@@ -5556,7 +5557,7 @@
                 <w:sz w:val="21"/>
                 <w:szCs w:val="21"/>
               </w:rPr>
-              <w:t>备份与故障恢复：用户自主备份、系统定时增量备份、故障后数据恢复全流程</w:t>
+              <w:t>备份与故障恢复：用户自我信息备份与恢复、系统定时增量备份与恢复</w:t>
             </w:r>
           </w:p>
         </w:tc>
@@ -5573,11 +5574,7 @@
               </w:rPr>
             </w:pPr>
             <w:r>
-              <w:rPr>
-                <w:sz w:val="21"/>
-                <w:szCs w:val="21"/>
-              </w:rPr>
-              <w:t>待实现：用户自主选择性备份与精准恢复</w:t>
+              <w:t>用户自我信息备份与恢复（apps/system/tools/backup.py + 数据管理-数据备份与恢复页）：登录用户可按项目范围选择备份重要业务数据（项目/轮次/被测件/设计需求/测试项/用例/用例步骤/问题单等 26 张表），逐表导出为 JSON 落在 media/backup/；恢复按主键 upsert（存在则更新、不存在则新建），逐条 savepoint 保证单条失败不影响其余；备份记录含 SHA-256 摘要，恢复前先校验摘要，摘要不符一律拒绝（防止用被篡改的备份覆盖数据）；全量备份影响面大，限系统管理员</w:t>
             </w:r>
           </w:p>
         </w:tc>
@@ -5594,11 +5591,7 @@
               </w:rPr>
             </w:pPr>
             <w:r>
-              <w:rPr>
-                <w:sz w:val="21"/>
-                <w:szCs w:val="21"/>
-              </w:rPr>
-              <w:t>—</w:t>
+              <w:t>①在「数据管理-数据备份与恢复」页点「新建备份」，范围选某个项目（如 R2601）、类型选全量并提交 —— 列表出现该备份（条数、大小、SHA-256 摘要齐全）；随后把该项目下一条问题单改名或整行删除，再点该备份的「恢复」，数据回到备份时的状态</w:t>
             </w:r>
           </w:p>
         </w:tc>
@@ -5616,11 +5609,7 @@
               </w:rPr>
             </w:pPr>
             <w:r>
-              <w:rPr>
-                <w:sz w:val="21"/>
-                <w:szCs w:val="21"/>
-              </w:rPr>
-              <w:t>待开始</w:t>
+              <w:t>已完成（2026-10-19）</w:t>
             </w:r>
           </w:p>
         </w:tc>
@@ -5637,10 +5626,6 @@
               </w:rPr>
             </w:pPr>
             <w:r>
-              <w:rPr>
-                <w:sz w:val="21"/>
-                <w:szCs w:val="21"/>
-              </w:rPr>
               <w:t>—</w:t>
             </w:r>
           </w:p>
@@ -5653,6 +5638,7 @@
             <w:bottom w:w="0" w:type="dxa"/>
           </w:tblCellMar>
         </w:tblPrEx>
+        <w:trPr/>
         <w:tc>
           <w:tcPr>
             <w:tcW w:w="600" w:type="dxa"/>
@@ -5690,11 +5676,7 @@
               </w:rPr>
             </w:pPr>
             <w:r>
-              <w:rPr>
-                <w:sz w:val="21"/>
-                <w:szCs w:val="21"/>
-              </w:rPr>
-              <w:t>待实现：系统定时自动增量备份（仅同步新增/变更数据，无全量重复、无遗漏）</w:t>
+              <w:t>增量信息备份与恢复：增量备份以同范围最近一次成功备份时间为水位线，只导出其后新增/变更的记录（按 update_datetime / create_datetime 判定），不做全量重复；提供 manage.py auto_backup 命令（--kind incremental）供操作系统计划任务定时调用（如 schtasks 每天 02:00），也可在页面点「立即执行增量备份」；恢复与全量走同一套 upsert 逻辑</w:t>
             </w:r>
           </w:p>
         </w:tc>
@@ -5711,11 +5693,7 @@
               </w:rPr>
             </w:pPr>
             <w:r>
-              <w:rPr>
-                <w:sz w:val="21"/>
-                <w:szCs w:val="21"/>
-              </w:rPr>
-              <w:t>—</w:t>
+              <w:t>②新增一条问题单后点「立即执行增量备份」—— 列表新增一条增量备份，条数远小于全量（实测 19 条 vs 197 条）；删除该问题单后按该增量备份「恢复」，问题单重新回到库中</w:t>
             </w:r>
           </w:p>
         </w:tc>
@@ -5740,113 +5718,6 @@
               </w:rPr>
             </w:pPr>
             <w:r>
-              <w:rPr>
-                <w:sz w:val="21"/>
-                <w:szCs w:val="21"/>
-              </w:rPr>
-              <w:t>—</w:t>
-            </w:r>
-          </w:p>
-        </w:tc>
-      </w:tr>
-      <w:tr>
-        <w:tblPrEx>
-          <w:tblCellMar>
-            <w:top w:w="0" w:type="dxa"/>
-            <w:bottom w:w="0" w:type="dxa"/>
-          </w:tblCellMar>
-        </w:tblPrEx>
-        <w:tc>
-          <w:tcPr>
-            <w:tcW w:w="600" w:type="dxa"/>
-            <w:vMerge/>
-            <w:vAlign w:val="center"/>
-          </w:tcPr>
-          <w:p/>
-        </w:tc>
-        <w:tc>
-          <w:tcPr>
-            <w:tcW w:w="800" w:type="dxa"/>
-            <w:vMerge/>
-            <w:vAlign w:val="center"/>
-          </w:tcPr>
-          <w:p/>
-        </w:tc>
-        <w:tc>
-          <w:tcPr>
-            <w:tcW w:w="5000" w:type="dxa"/>
-            <w:vMerge/>
-            <w:vAlign w:val="center"/>
-          </w:tcPr>
-          <w:p/>
-        </w:tc>
-        <w:tc>
-          <w:tcPr>
-            <w:tcW w:w="2600" w:type="dxa"/>
-            <w:vAlign w:val="center"/>
-          </w:tcPr>
-          <w:p>
-            <w:pPr>
-              <w:rPr>
-                <w:sz w:val="21"/>
-                <w:szCs w:val="21"/>
-              </w:rPr>
-            </w:pPr>
-            <w:r>
-              <w:rPr>
-                <w:sz w:val="21"/>
-                <w:szCs w:val="21"/>
-              </w:rPr>
-              <w:t>待实现：故障场景下的数据恢复（数据损坏/丢失后快速恢复业务）</w:t>
-            </w:r>
-          </w:p>
-        </w:tc>
-        <w:tc>
-          <w:tcPr>
-            <w:tcW w:w="1500" w:type="dxa"/>
-            <w:vAlign w:val="center"/>
-          </w:tcPr>
-          <w:p>
-            <w:pPr>
-              <w:rPr>
-                <w:sz w:val="21"/>
-                <w:szCs w:val="21"/>
-              </w:rPr>
-            </w:pPr>
-            <w:r>
-              <w:rPr>
-                <w:sz w:val="21"/>
-                <w:szCs w:val="21"/>
-              </w:rPr>
-              <w:t>—</w:t>
-            </w:r>
-          </w:p>
-        </w:tc>
-        <w:tc>
-          <w:tcPr>
-            <w:tcW w:w="1100" w:type="dxa"/>
-            <w:vMerge/>
-            <w:vAlign w:val="center"/>
-          </w:tcPr>
-          <w:p/>
-        </w:tc>
-        <w:tc>
-          <w:tcPr>
-            <w:tcW w:w="1600" w:type="dxa"/>
-            <w:vAlign w:val="center"/>
-          </w:tcPr>
-          <w:p>
-            <w:pPr>
-              <w:rPr>
-                <w:sz w:val="21"/>
-                <w:szCs w:val="21"/>
-              </w:rPr>
-            </w:pPr>
-            <w:r>
-              <w:rPr>
-                <w:sz w:val="21"/>
-                <w:szCs w:val="21"/>
-              </w:rPr>
               <w:t>—</w:t>
             </w:r>
           </w:p>

--- a/SRS/安全测评要求实现追踪表.docx
+++ b/SRS/安全测评要求实现追踪表.docx
@@ -5730,6 +5730,7 @@
             <w:bottom w:w="0" w:type="dxa"/>
           </w:tblCellMar>
         </w:tblPrEx>
+        <w:trPr/>
         <w:tc>
           <w:tcPr>
             <w:tcW w:w="600" w:type="dxa"/>
@@ -5792,7 +5793,7 @@
                 <w:sz w:val="21"/>
                 <w:szCs w:val="21"/>
               </w:rPr>
-              <w:t>系统安全性检测分析：操作系统、数据库、应用层安全性检测评估（权限配置、漏洞扫描、安全基线核查）</w:t>
+              <w:t>系统安全性检测分析：按 GB/T 20271-2006 6.3.2.2 检测分析应用软件系统安全性，并结合本级要求加以改进。五类被测对象逐项自检（操作系统/数据库/网络/应用系统/硬件），应用层之外如实标注承担方；本次依据检测结论整改 4 项，见「安全策略-安全性检测分析」页的改进记录</w:t>
             </w:r>
           </w:p>
         </w:tc>
@@ -5809,11 +5810,7 @@
               </w:rPr>
             </w:pPr>
             <w:r>
-              <w:rPr>
-                <w:sz w:val="21"/>
-                <w:szCs w:val="21"/>
-              </w:rPr>
-              <w:t>待实现：操作系统安全性检测分析（文件许可、网络服务、账户设置、入侵迹象等）</w:t>
+              <w:t>操作系统安全性检测分析（apps/system/tools/security_check.py 的「操作系统」类检测项）：运行模式（DEBUG 是否开启）、应用密钥（SECRET_KEY 是否仍为框架默认值）、主机头白名单（ALLOWED_HOSTS 是否通配）、敏感配置外置（.env 是否已被 .gitignore 忽略）。应用可读到的配置逐条判定；文件许可、账户设置、入侵迹象等需 OS 权限才能核查的项如实标注承担方</w:t>
             </w:r>
           </w:p>
         </w:tc>
@@ -5830,11 +5827,7 @@
               </w:rPr>
             </w:pPr>
             <w:r>
-              <w:rPr>
-                <w:sz w:val="21"/>
-                <w:szCs w:val="21"/>
-              </w:rPr>
-              <w:t>—</w:t>
+              <w:t>①以系统安全员登录 →「安全策略-安全性检测分析」→ 点「执行检测」；操作系统类逐项给出结论。本地开发跑在 dev_settings（DEBUG=True）时会如实标为风险并提示生产改用非调试配置模块</w:t>
             </w:r>
           </w:p>
         </w:tc>
@@ -5852,11 +5845,7 @@
               </w:rPr>
             </w:pPr>
             <w:r>
-              <w:rPr>
-                <w:sz w:val="21"/>
-                <w:szCs w:val="21"/>
-              </w:rPr>
-              <w:t>待开始</w:t>
+              <w:t>已完成（2026-10-19；应用层自检落地，其余层如实标注承担方）</w:t>
             </w:r>
           </w:p>
         </w:tc>
@@ -5873,10 +5862,6 @@
               </w:rPr>
             </w:pPr>
             <w:r>
-              <w:rPr>
-                <w:sz w:val="21"/>
-                <w:szCs w:val="21"/>
-              </w:rPr>
               <w:t>—</w:t>
             </w:r>
           </w:p>
@@ -5889,6 +5874,7 @@
             <w:bottom w:w="0" w:type="dxa"/>
           </w:tblCellMar>
         </w:tblPrEx>
+        <w:trPr/>
         <w:tc>
           <w:tcPr>
             <w:tcW w:w="600" w:type="dxa"/>
@@ -5926,11 +5912,7 @@
               </w:rPr>
             </w:pPr>
             <w:r>
-              <w:rPr>
-                <w:sz w:val="21"/>
-                <w:szCs w:val="21"/>
-              </w:rPr>
-              <w:t>待实现：数据库管理系统安全性检测分析（鉴别、授权、访问控制、完整性配置的脆弱性扫描）</w:t>
+              <w:t>数据库管理系统安全性检测分析（「数据库」类检测项）：连接账号是否超级账号 root、数据库口令是否为空或弱口令、连通性（执行 SELECT VERSION()）、会话连接是否启用 TLS（SHOW SESSION STATUS LIKE 'Ssl_cipher'）；库层漏洞库比对、补丁级别核查标注为由数据库管理机构用专用扫描工具承担</w:t>
             </w:r>
           </w:p>
         </w:tc>
@@ -5947,11 +5929,7 @@
               </w:rPr>
             </w:pPr>
             <w:r>
-              <w:rPr>
-                <w:sz w:val="21"/>
-                <w:szCs w:val="21"/>
-              </w:rPr>
-              <w:t>—</w:t>
+              <w:t>②在同页查看数据库类结论（实测 5 项，其中脆弱性扫描 1 项不适用）；账号、口令类风险项均附整改建议（如为应用单建库账号并最小授权、改用强口令并从环境变量读取）</w:t>
             </w:r>
           </w:p>
         </w:tc>
@@ -5976,10 +5954,6 @@
               </w:rPr>
             </w:pPr>
             <w:r>
-              <w:rPr>
-                <w:sz w:val="21"/>
-                <w:szCs w:val="21"/>
-              </w:rPr>
               <w:t>—</w:t>
             </w:r>
           </w:p>
@@ -5992,6 +5966,7 @@
             <w:bottom w:w="0" w:type="dxa"/>
           </w:tblCellMar>
         </w:tblPrEx>
+        <w:trPr/>
         <w:tc>
           <w:tcPr>
             <w:tcW w:w="600" w:type="dxa"/>
@@ -6029,11 +6004,7 @@
               </w:rPr>
             </w:pPr>
             <w:r>
-              <w:rPr>
-                <w:sz w:val="21"/>
-                <w:szCs w:val="21"/>
-              </w:rPr>
-              <w:t>待实现：网络系统安全性检测分析（防火墙等网络设备与链路漏洞扫描）</w:t>
+              <w:t>网络系统安全性检测分析（「网络」类检测项）：只做应用能如实反映的一项——对外传输是否经 TLS 反向代理（deploy/https，8443/TLSv1.2-1.3）；防火墙等网络设备与链路的漏洞扫描标注为不适用，由网络管理机构使用专用扫描工具实施</w:t>
             </w:r>
           </w:p>
         </w:tc>
@@ -6050,11 +6021,7 @@
               </w:rPr>
             </w:pPr>
             <w:r>
-              <w:rPr>
-                <w:sz w:val="21"/>
-                <w:szCs w:val="21"/>
-              </w:rPr>
-              <w:t>—</w:t>
+              <w:t>③在同页查看网络类结论（实测 2 项，其中网络设备与链路扫描 1 项不适用）；对外传输加密项显示为通过</w:t>
             </w:r>
           </w:p>
         </w:tc>
@@ -6079,10 +6046,6 @@
               </w:rPr>
             </w:pPr>
             <w:r>
-              <w:rPr>
-                <w:sz w:val="21"/>
-                <w:szCs w:val="21"/>
-              </w:rPr>
               <w:t>—</w:t>
             </w:r>
           </w:p>
@@ -6095,6 +6058,7 @@
             <w:bottom w:w="0" w:type="dxa"/>
           </w:tblCellMar>
         </w:tblPrEx>
+        <w:trPr/>
         <w:tc>
           <w:tcPr>
             <w:tcW w:w="600" w:type="dxa"/>
@@ -6132,11 +6096,7 @@
               </w:rPr>
             </w:pPr>
             <w:r>
-              <w:rPr>
-                <w:sz w:val="21"/>
-                <w:szCs w:val="21"/>
-              </w:rPr>
-              <w:t>待实现：应用系统安全性检测分析（应用层鉴别、授权、访问控制、完整性相关的脆弱性扫描）</w:t>
+              <w:t>应用系统安全性检测分析（「应用系统」类检测项，本平台主场，逐条实测）：接口鉴别覆盖率（解析 OpenAPI 定义逐条判定，235 个接口中 231 个要求鉴别，未鉴别的仅剩登录/图形验证码/令牌刷新/一次性下载令牌）、口令存储哈希算法、鉴别失败锁定策略、特权账号双因子、敏感数据落库加密、安全审计开关与事件数、关键数据完整性标签、令牌有效期、剩余信息清理。检测动作本身写统一审计（security_scan 事件）</w:t>
             </w:r>
           </w:p>
         </w:tc>
@@ -6153,11 +6113,7 @@
               </w:rPr>
             </w:pPr>
             <w:r>
-              <w:rPr>
-                <w:sz w:val="21"/>
-                <w:szCs w:val="21"/>
-              </w:rPr>
-              <w:t>—</w:t>
+              <w:t>④在同页查看应用系统类结论（实测项最多）；点「执行检测」后到「日志监控-统一安全审计」按事件类型「安全性检测分析」筛选，可看到本次检测的留痕</w:t>
             </w:r>
           </w:p>
         </w:tc>
@@ -6182,10 +6138,6 @@
               </w:rPr>
             </w:pPr>
             <w:r>
-              <w:rPr>
-                <w:sz w:val="21"/>
-                <w:szCs w:val="21"/>
-              </w:rPr>
               <w:t>—</w:t>
             </w:r>
           </w:p>
@@ -6198,6 +6150,7 @@
             <w:bottom w:w="0" w:type="dxa"/>
           </w:tblCellMar>
         </w:tblPrEx>
+        <w:trPr/>
         <w:tc>
           <w:tcPr>
             <w:tcW w:w="600" w:type="dxa"/>
@@ -6235,11 +6188,7 @@
               </w:rPr>
             </w:pPr>
             <w:r>
-              <w:rPr>
-                <w:sz w:val="21"/>
-                <w:szCs w:val="21"/>
-              </w:rPr>
-              <w:t>待实现：硬件系统安全性检测分析（电磁泄漏发射与电磁干扰等）</w:t>
+              <w:t>硬件系统安全性检测分析（「硬件」类检测项）：电磁泄漏发射与电磁干扰检测不适用——不属应用软件范围，由具备资质的检测机构或场地与设备管理机构按上级要求实施，在本页如实标注承担方</w:t>
             </w:r>
           </w:p>
         </w:tc>
@@ -6256,11 +6205,7 @@
               </w:rPr>
             </w:pPr>
             <w:r>
-              <w:rPr>
-                <w:sz w:val="21"/>
-                <w:szCs w:val="21"/>
-              </w:rPr>
-              <w:t>—</w:t>
+              <w:t>⑤在同页查看硬件类结论：如实标注「不适用」及承担方（具备资质的检测机构/场地与设备管理机构）</w:t>
             </w:r>
           </w:p>
         </w:tc>
@@ -6285,10 +6230,6 @@
               </w:rPr>
             </w:pPr>
             <w:r>
-              <w:rPr>
-                <w:sz w:val="21"/>
-                <w:szCs w:val="21"/>
-              </w:rPr>
               <w:t>—</w:t>
             </w:r>
           </w:p>

--- a/SRS/安全测评要求实现追踪表.docx
+++ b/SRS/安全测评要求实现追踪表.docx
@@ -4353,35 +4353,31 @@
                 <w:sz w:val="21"/>
                 <w:szCs w:val="21"/>
               </w:rPr>
-              <w:t>用户数据完整性保护：公开</w:t>
-            </w:r>
-            <w:r>
-              <w:rPr>
-                <w:sz w:val="21"/>
-                <w:szCs w:val="21"/>
-              </w:rPr>
-              <w:t>/</w:t>
-            </w:r>
-            <w:r>
-              <w:rPr>
-                <w:sz w:val="21"/>
-                <w:szCs w:val="21"/>
-              </w:rPr>
-              <w:t>一般</w:t>
-            </w:r>
-            <w:r>
-              <w:rPr>
-                <w:sz w:val="21"/>
-                <w:szCs w:val="21"/>
-              </w:rPr>
-              <w:t>/</w:t>
-            </w:r>
-            <w:r>
-              <w:rPr>
-                <w:sz w:val="21"/>
-                <w:szCs w:val="21"/>
-              </w:rPr>
-              <w:t>敏感数据在存储、传输、处理全流程完整性校验，发现篡改可恢复</w:t>
+              <w:t>用户数据完整性保护：a) 对网络传输的用户公开数据进行完整性检测；b) 对存储的用户一般数据在数据被使用前进行完整性检测；c) 对网络传输的用户一般数据进行完整性检测；e) 对存储的用户重要数据通过完整性标签进行检测，使用前发现破损并能一定恢复；f) 对网络传输的用户重要数据通过完整性标签进行检测，破损时能一定恢复</w:t>
+            </w:r>
+            <w:r>
+              <w:rPr>
+                <w:sz w:val="21"/>
+                <w:szCs w:val="21"/>
+              </w:rPr>
+            </w:r>
+            <w:r>
+              <w:rPr>
+                <w:sz w:val="21"/>
+                <w:szCs w:val="21"/>
+              </w:rPr>
+            </w:r>
+            <w:r>
+              <w:rPr>
+                <w:sz w:val="21"/>
+                <w:szCs w:val="21"/>
+              </w:rPr>
+            </w:r>
+            <w:r>
+              <w:rPr>
+                <w:sz w:val="21"/>
+                <w:szCs w:val="21"/>
+              </w:rPr>
             </w:r>
           </w:p>
         </w:tc>
@@ -4402,7 +4398,7 @@
                 <w:sz w:val="21"/>
                 <w:szCs w:val="21"/>
               </w:rPr>
-              <w:t>数据篡改检测：关键数据（项目/用例/用例步骤/问题单）生成 SHA256 完整性标签（DataIntegrityTag，apps/project/tools/integrity.py），核对时重算比对</w:t>
+              <w:t>公开数据传输保护：全部接口经 deploy/https 的 nginx TLS 反向代理（TLSv1.2/1.3），TLS 记录层 MAC 作为传输完整性标签，报文被篡改即校验失败并断链；应用不提供明文 HTTP 入口</w:t>
             </w:r>
           </w:p>
         </w:tc>
@@ -4423,7 +4419,7 @@
                 <w:sz w:val="21"/>
                 <w:szCs w:val="21"/>
               </w:rPr>
-              <w:t>①审计员在统一安全审计页点「立即核查」，48 条受保护数据批量重算比对，全部完好</w:t>
+              <w:t>按 deploy/https/README.md 启动 nginx 后抓包篡改公开接口（字典/公告）响应报文，客户端 TLS 校验失败、连接中断，被篡改数据不落地</w:t>
             </w:r>
           </w:p>
         </w:tc>
@@ -4445,7 +4441,7 @@
                 <w:sz w:val="21"/>
                 <w:szCs w:val="21"/>
               </w:rPr>
-              <w:t xml:space="preserve">已完成（2026-10-17）：标签校验+破损检测告警+写后自动刷新验证通过；恢复依赖 DB 备份如实标注；报文级篡改检测由部署层 TLS 承担</w:t>
+              <w:t>已完成（2026-10-20 按标准 a/b/c/e/f 复核整改）：一般/重要数据存储已纳入 SHA256 完整性标签，读取用例与生成报告前强制校验，破损返回 409 并记 integrity_broken 告警；传输完整性由部署层 TLS 承担；重要数据破损后经数据库备份恢复并复核标签一致</w:t>
             </w:r>
           </w:p>
         </w:tc>
@@ -4519,7 +4515,7 @@
                 <w:sz w:val="21"/>
                 <w:szCs w:val="21"/>
               </w:rPr>
-              <w:t>写后自动刷新：integrity_signals.py 的 post_save/post_delete 保证正常业务写入后标签与数据一致</w:t>
+              <w:t>一般数据存储保护：轮次/被测件/设计需求/测试项纳入 DataIntegrityTag（SHA256 标签），写后由 integrity_signals 自动刷新；读取用例、生成报告前调用 ensure_intact / ensure_round_intact 重算比对，破损即拒绝使用并记 integrity_broken 告警</w:t>
             </w:r>
           </w:p>
         </w:tc>
@@ -4540,7 +4536,7 @@
                 <w:sz w:val="21"/>
                 <w:szCs w:val="21"/>
               </w:rPr>
-              <w:t>②正常新增/修改用例、问题单后再次核查，无破损</w:t>
+              <w:t>绕过应用直改数据库中的一条轮次/被测件，再打开用例或生成报告——操作被 409 拒绝并产生告警；正常修改后再次使用无异常</w:t>
             </w:r>
           </w:p>
         </w:tc>
@@ -4622,7 +4618,7 @@
                 <w:sz w:val="21"/>
                 <w:szCs w:val="21"/>
               </w:rPr>
-              <w:t>破损识别与告警：核查发现摘要不一致即判定破损，返回定位信息并记 integrity_broken 告警事件</w:t>
+              <w:t>一般数据传输保护：同公开数据，全部业务接口经 TLS；一般数据报文在 TLS 记录层做完整性校验，篡改或丢包导致 MAC 校验失败即断链，不进入应用层</w:t>
             </w:r>
           </w:p>
         </w:tc>
@@ -4643,7 +4639,7 @@
                 <w:sz w:val="21"/>
                 <w:szCs w:val="21"/>
               </w:rPr>
-              <w:t>③绕过应用直接改数据库里的一条用例，再次核查 → 红色告警并定位到该行数据</w:t>
+              <w:t>抓包篡改一般数据接口（轮次/被测件/设计需求/测试项）报文，连接中断，业务侧收不到被篡改数据</w:t>
             </w:r>
           </w:p>
         </w:tc>
@@ -4725,7 +4721,7 @@
                 <w:sz w:val="21"/>
                 <w:szCs w:val="21"/>
               </w:rPr>
-              <w:t>破损恢复：依赖数据库备份恢复（应用层无法凭空重建被篡改内容，如实标注）；恢复后复核标签一致</w:t>
+              <w:t>重要数据存储保护：项目/用例/用例步骤/问题单生成 SHA256 完整性标签（DataIntegrityTag，apps/project/tools/integrity.py）；使用前校验（用例读取、报告生成）发现破损即拒绝并告警；恢复依赖数据库备份导入，恢复后复核标签一致；批量 update 路径补刷标签，避免误报</w:t>
             </w:r>
           </w:p>
         </w:tc>
@@ -4746,7 +4742,7 @@
                 <w:sz w:val="21"/>
                 <w:szCs w:val="21"/>
               </w:rPr>
-              <w:t>④从数据库备份恢复被改数据后重新核查，恢复完好</w:t>
+              <w:t>①绕过应用直改一条用例 → 读取该用例返回 409 并告警；②从数据库备份恢复该行后重新核查，标签一致；③批量替换人员/文本后核查仍完好</w:t>
             </w:r>
           </w:p>
         </w:tc>
@@ -4828,7 +4824,7 @@
                 <w:sz w:val="21"/>
                 <w:szCs w:val="21"/>
               </w:rPr>
-              <w:t>业务处理回退：关键写操作包在 @transaction.atomic 内，异常时整体回滚，不留残缺数据</w:t>
+              <w:t>重要数据传输保护：重要数据接口（项目/用例/问题单/文档下载）全程 TLS，TLS 记录层 MAC 作为传输完整性标签，篡改即断链；备份文件落地时另记 SHA-256 摘要，恢复前校验</w:t>
             </w:r>
           </w:p>
         </w:tc>
@@ -4849,7 +4845,7 @@
                 <w:sz w:val="21"/>
                 <w:szCs w:val="21"/>
               </w:rPr>
-              <w:t>⑤构造中途失败的业务操作（如批量建用例时数据不合法），核对无半成品数据落库</w:t>
+              <w:t>抓包篡改重要数据接口报文 → TLS 校验失败、连接中断；备份恢复时摘要不符则拒绝恢复</w:t>
             </w:r>
           </w:p>
         </w:tc>

--- a/SRS/安全测评要求实现追踪表.docx
+++ b/SRS/安全测评要求实现追踪表.docx
@@ -254,7 +254,7 @@
                 <w:sz w:val="21"/>
                 <w:szCs w:val="21"/>
               </w:rPr>
-              <w:t>老陈手动验证</w:t>
+              <w:t>是否手动验证</w:t>
             </w:r>
           </w:p>
         </w:tc>
